--- a/Steve.docx
+++ b/Steve.docx
@@ -5,183 +5,159 @@
     <w:p>
       <w:pPr>
         <w:rPr>
-          <w:rFonts w:ascii="Times New Roman" w:eastAsia="Times New Roman" w:hAnsi="Times New Roman" w:cs="Times New Roman"/>
+          <w:kern w:val="0"/>
+          <w14:ligatures w14:val="none"/>
+        </w:rPr>
+      </w:pPr>
+      <w:r>
+        <w:rPr>
+          <w:rFonts w:ascii="Aptos Display" w:hAnsi="Aptos Display"/>
           <w:b/>
           <w:bCs/>
-          <w:color w:val="000000"/>
-          <w:kern w:val="0"/>
-          <w:sz w:val="27"/>
-          <w:szCs w:val="27"/>
-        </w:rPr>
-      </w:pPr>
-      <w:r>
-        <w:rPr>
-          <w:rFonts w:ascii="Times New Roman" w:eastAsia="Times New Roman" w:hAnsi="Times New Roman" w:cs="Times New Roman"/>
+          <w:color w:val="0F4761"/>
+          <w:sz w:val="32"/>
+          <w:szCs w:val="32"/>
+        </w:rPr>
+        <w:t>Steve.md — Feed for Thursday Upload (Thursday, January 29, 2026)</w:t>
+      </w:r>
+    </w:p>
+    <w:p>
+      <w:pPr>
+        <w:rPr>
+          <w:kern w:val="0"/>
+          <w14:ligatures w14:val="none"/>
+        </w:rPr>
+      </w:pPr>
+      <w:r>
+        <w:rPr>
+          <w:rFonts w:ascii="Aptos Display" w:hAnsi="Aptos Display"/>
           <w:b/>
           <w:bCs/>
-          <w:color w:val="000000"/>
-          <w:kern w:val="0"/>
-          <w:sz w:val="27"/>
-          <w:szCs w:val="27"/>
-        </w:rPr>
-        <w:t>Steve.md — Feed for Thursday Upload (Thursday, January 29, 2026)</w:t>
-      </w:r>
-    </w:p>
-    <w:p>
-      <w:pPr>
-        <w:rPr>
-          <w:rFonts w:ascii="Times New Roman" w:eastAsia="Times New Roman" w:hAnsi="Times New Roman" w:cs="Times New Roman"/>
+          <w:color w:val="0F4761"/>
+          <w:sz w:val="32"/>
+          <w:szCs w:val="32"/>
+        </w:rPr>
+        <w:t>Daily Sync Block</w:t>
+      </w:r>
+    </w:p>
+    <w:p>
+      <w:pPr>
+        <w:rPr>
+          <w:rFonts w:ascii="Times New Roman" w:eastAsia="Times New Roman" w:hAnsi="Times New Roman" w:cs="Times New Roman"/>
+          <w:color w:val="000000"/>
+          <w:kern w:val="0"/>
+          <w:sz w:val="27"/>
+          <w:szCs w:val="27"/>
+        </w:rPr>
+      </w:pPr>
+      <w:r>
+        <w:rPr>
+          <w:rFonts w:ascii="Times New Roman" w:eastAsia="Times New Roman" w:hAnsi="Times New Roman" w:cs="Times New Roman"/>
+          <w:color w:val="000000"/>
+          <w:kern w:val="0"/>
+          <w:sz w:val="27"/>
+          <w:szCs w:val="27"/>
+        </w:rPr>
+        <w:t>Today’s date: Thursday, January 29, 2026</w:t>
+      </w:r>
+    </w:p>
+    <w:p>
+      <w:pPr>
+        <w:rPr>
+          <w:rFonts w:ascii="Times New Roman" w:eastAsia="Times New Roman" w:hAnsi="Times New Roman" w:cs="Times New Roman"/>
+          <w:color w:val="000000"/>
+          <w:kern w:val="0"/>
+          <w:sz w:val="27"/>
+          <w:szCs w:val="27"/>
+        </w:rPr>
+      </w:pPr>
+      <w:r>
+        <w:rPr>
+          <w:rFonts w:ascii="Times New Roman" w:eastAsia="Times New Roman" w:hAnsi="Times New Roman" w:cs="Times New Roman"/>
+          <w:color w:val="000000"/>
+          <w:kern w:val="0"/>
+          <w:sz w:val="27"/>
+          <w:szCs w:val="27"/>
+        </w:rPr>
+        <w:t>First task: Generate the daily task list from this Steve.md feed</w:t>
+      </w:r>
+    </w:p>
+    <w:p>
+      <w:pPr>
+        <w:rPr>
+          <w:rFonts w:ascii="Times New Roman" w:eastAsia="Times New Roman" w:hAnsi="Times New Roman" w:cs="Times New Roman"/>
+          <w:color w:val="000000"/>
+          <w:kern w:val="0"/>
+          <w:sz w:val="27"/>
+          <w:szCs w:val="27"/>
+        </w:rPr>
+      </w:pPr>
+      <w:r>
+        <w:rPr>
+          <w:rFonts w:ascii="Times New Roman" w:eastAsia="Times New Roman" w:hAnsi="Times New Roman" w:cs="Times New Roman"/>
+          <w:color w:val="000000"/>
+          <w:kern w:val="0"/>
+          <w:sz w:val="27"/>
+          <w:szCs w:val="27"/>
+        </w:rPr>
+        <w:t>Mode: Audit-friendly, deterministic, no drift</w:t>
+      </w:r>
+    </w:p>
+    <w:p>
+      <w:pPr>
+        <w:rPr>
+          <w:rFonts w:ascii="Times New Roman" w:eastAsia="Times New Roman" w:hAnsi="Times New Roman" w:cs="Times New Roman"/>
+          <w:color w:val="000000"/>
+          <w:kern w:val="0"/>
+          <w:sz w:val="27"/>
+          <w:szCs w:val="27"/>
+        </w:rPr>
+      </w:pPr>
+      <w:r>
+        <w:rPr>
+          <w:rFonts w:ascii="Times New Roman" w:eastAsia="Times New Roman" w:hAnsi="Times New Roman" w:cs="Times New Roman"/>
+          <w:color w:val="000000"/>
+          <w:kern w:val="0"/>
+          <w:sz w:val="27"/>
+          <w:szCs w:val="27"/>
+        </w:rPr>
+        <w:t>Context: Asset Pipeline Phases 1–4 complete; registry and validation layers hardened; engine staged for Phase 5 (Asset Loading Hardening).</w:t>
+      </w:r>
+    </w:p>
+    <w:p>
+      <w:pPr>
+        <w:rPr>
+          <w:kern w:val="0"/>
+          <w14:ligatures w14:val="none"/>
+        </w:rPr>
+      </w:pPr>
+      <w:r>
+        <w:rPr>
+          <w:rFonts w:ascii="Aptos Display" w:hAnsi="Aptos Display"/>
           <w:b/>
           <w:bCs/>
-          <w:color w:val="000000"/>
-          <w:kern w:val="0"/>
-          <w:sz w:val="27"/>
-          <w:szCs w:val="27"/>
-        </w:rPr>
-      </w:pPr>
-      <w:r>
-        <w:rPr>
-          <w:rFonts w:ascii="Times New Roman" w:eastAsia="Times New Roman" w:hAnsi="Times New Roman" w:cs="Times New Roman"/>
+          <w:color w:val="0F4761"/>
+          <w:sz w:val="32"/>
+          <w:szCs w:val="32"/>
+        </w:rPr>
+        <w:t>Project State Summary</w:t>
+      </w:r>
+    </w:p>
+    <w:p>
+      <w:pPr>
+        <w:rPr>
+          <w:kern w:val="0"/>
+          <w14:ligatures w14:val="none"/>
+        </w:rPr>
+      </w:pPr>
+      <w:r>
+        <w:rPr>
+          <w:rFonts w:ascii="Aptos Display" w:hAnsi="Aptos Display"/>
           <w:b/>
           <w:bCs/>
-          <w:color w:val="000000"/>
-          <w:kern w:val="0"/>
-          <w:sz w:val="27"/>
-          <w:szCs w:val="27"/>
-        </w:rPr>
-        <w:t>Daily Sync Block</w:t>
-      </w:r>
-    </w:p>
-    <w:p>
-      <w:pPr>
-        <w:rPr>
-          <w:rFonts w:ascii="Times New Roman" w:eastAsia="Times New Roman" w:hAnsi="Times New Roman" w:cs="Times New Roman"/>
-          <w:color w:val="000000"/>
-          <w:kern w:val="0"/>
-          <w:sz w:val="27"/>
-          <w:szCs w:val="27"/>
-        </w:rPr>
-      </w:pPr>
-      <w:r>
-        <w:rPr>
-          <w:rFonts w:ascii="Times New Roman" w:eastAsia="Times New Roman" w:hAnsi="Times New Roman" w:cs="Times New Roman"/>
-          <w:color w:val="000000"/>
-          <w:kern w:val="0"/>
-          <w:sz w:val="27"/>
-          <w:szCs w:val="27"/>
-        </w:rPr>
-        <w:t>Today’s date: Thursday, January 29, 2026</w:t>
-      </w:r>
-    </w:p>
-    <w:p>
-      <w:pPr>
-        <w:rPr>
-          <w:rFonts w:ascii="Times New Roman" w:eastAsia="Times New Roman" w:hAnsi="Times New Roman" w:cs="Times New Roman"/>
-          <w:color w:val="000000"/>
-          <w:kern w:val="0"/>
-          <w:sz w:val="27"/>
-          <w:szCs w:val="27"/>
-        </w:rPr>
-      </w:pPr>
-      <w:r>
-        <w:rPr>
-          <w:rFonts w:ascii="Times New Roman" w:eastAsia="Times New Roman" w:hAnsi="Times New Roman" w:cs="Times New Roman"/>
-          <w:color w:val="000000"/>
-          <w:kern w:val="0"/>
-          <w:sz w:val="27"/>
-          <w:szCs w:val="27"/>
-        </w:rPr>
-        <w:t>First task: Generate the daily task list from this Steve.md feed</w:t>
-      </w:r>
-    </w:p>
-    <w:p>
-      <w:pPr>
-        <w:rPr>
-          <w:rFonts w:ascii="Times New Roman" w:eastAsia="Times New Roman" w:hAnsi="Times New Roman" w:cs="Times New Roman"/>
-          <w:color w:val="000000"/>
-          <w:kern w:val="0"/>
-          <w:sz w:val="27"/>
-          <w:szCs w:val="27"/>
-        </w:rPr>
-      </w:pPr>
-      <w:r>
-        <w:rPr>
-          <w:rFonts w:ascii="Times New Roman" w:eastAsia="Times New Roman" w:hAnsi="Times New Roman" w:cs="Times New Roman"/>
-          <w:color w:val="000000"/>
-          <w:kern w:val="0"/>
-          <w:sz w:val="27"/>
-          <w:szCs w:val="27"/>
-        </w:rPr>
-        <w:t>Mode: Audit-friendly, deterministic, no drift</w:t>
-      </w:r>
-    </w:p>
-    <w:p>
-      <w:pPr>
-        <w:rPr>
-          <w:rFonts w:ascii="Times New Roman" w:eastAsia="Times New Roman" w:hAnsi="Times New Roman" w:cs="Times New Roman"/>
-          <w:color w:val="000000"/>
-          <w:kern w:val="0"/>
-          <w:sz w:val="27"/>
-          <w:szCs w:val="27"/>
-        </w:rPr>
-      </w:pPr>
-      <w:r>
-        <w:rPr>
-          <w:rFonts w:ascii="Times New Roman" w:eastAsia="Times New Roman" w:hAnsi="Times New Roman" w:cs="Times New Roman"/>
-          <w:color w:val="000000"/>
-          <w:kern w:val="0"/>
-          <w:sz w:val="27"/>
-          <w:szCs w:val="27"/>
-        </w:rPr>
-        <w:t>Context: Asset Pipeline Phases 1–4 complete; registry and validation layers hardened; engine staged for Phase 5 (Asset Loading Hardening).</w:t>
-      </w:r>
-    </w:p>
-    <w:p>
-      <w:pPr>
-        <w:rPr>
-          <w:rFonts w:ascii="Times New Roman" w:eastAsia="Times New Roman" w:hAnsi="Times New Roman" w:cs="Times New Roman"/>
-          <w:b/>
-          <w:bCs/>
-          <w:color w:val="000000"/>
-          <w:kern w:val="0"/>
-          <w:sz w:val="27"/>
-          <w:szCs w:val="27"/>
-        </w:rPr>
-      </w:pPr>
-      <w:r>
-        <w:rPr>
-          <w:rFonts w:ascii="Times New Roman" w:eastAsia="Times New Roman" w:hAnsi="Times New Roman" w:cs="Times New Roman"/>
-          <w:b/>
-          <w:bCs/>
-          <w:color w:val="000000"/>
-          <w:kern w:val="0"/>
-          <w:sz w:val="27"/>
-          <w:szCs w:val="27"/>
-        </w:rPr>
-        <w:t>Project State Summary</w:t>
-      </w:r>
-    </w:p>
-    <w:p>
-      <w:pPr>
-        <w:rPr>
-          <w:rFonts w:ascii="Times New Roman" w:eastAsia="Times New Roman" w:hAnsi="Times New Roman" w:cs="Times New Roman"/>
-          <w:b/>
-          <w:bCs/>
-          <w:color w:val="000000"/>
-          <w:kern w:val="0"/>
-          <w:sz w:val="27"/>
-          <w:szCs w:val="27"/>
-        </w:rPr>
-      </w:pPr>
-      <w:r>
-        <w:rPr>
-          <w:rFonts w:ascii="Times New Roman" w:eastAsia="Times New Roman" w:hAnsi="Times New Roman" w:cs="Times New Roman"/>
-          <w:b/>
-          <w:bCs/>
-          <w:color w:val="000000"/>
-          <w:kern w:val="0"/>
-          <w:sz w:val="27"/>
-          <w:szCs w:val="27"/>
+          <w:color w:val="0F4761"/>
+          <w:sz w:val="26"/>
+          <w:szCs w:val="26"/>
         </w:rPr>
         <w:t>Markdown Layer</w:t>
       </w:r>
@@ -289,24 +265,18 @@
     <w:p>
       <w:pPr>
         <w:rPr>
-          <w:rFonts w:ascii="Times New Roman" w:eastAsia="Times New Roman" w:hAnsi="Times New Roman" w:cs="Times New Roman"/>
+          <w:kern w:val="0"/>
+          <w14:ligatures w14:val="none"/>
+        </w:rPr>
+      </w:pPr>
+      <w:r>
+        <w:rPr>
+          <w:rFonts w:ascii="Aptos Display" w:hAnsi="Aptos Display"/>
           <w:b/>
           <w:bCs/>
-          <w:color w:val="000000"/>
-          <w:kern w:val="0"/>
-          <w:sz w:val="27"/>
-          <w:szCs w:val="27"/>
-        </w:rPr>
-      </w:pPr>
-      <w:r>
-        <w:rPr>
-          <w:rFonts w:ascii="Times New Roman" w:eastAsia="Times New Roman" w:hAnsi="Times New Roman" w:cs="Times New Roman"/>
-          <w:b/>
-          <w:bCs/>
-          <w:color w:val="000000"/>
-          <w:kern w:val="0"/>
-          <w:sz w:val="27"/>
-          <w:szCs w:val="27"/>
+          <w:color w:val="0F4761"/>
+          <w:sz w:val="26"/>
+          <w:szCs w:val="26"/>
         </w:rPr>
         <w:t>C# Layer</w:t>
       </w:r>
@@ -536,24 +506,18 @@
     <w:p>
       <w:pPr>
         <w:rPr>
-          <w:rFonts w:ascii="Times New Roman" w:eastAsia="Times New Roman" w:hAnsi="Times New Roman" w:cs="Times New Roman"/>
+          <w:kern w:val="0"/>
+          <w14:ligatures w14:val="none"/>
+        </w:rPr>
+      </w:pPr>
+      <w:r>
+        <w:rPr>
+          <w:rFonts w:ascii="Aptos Display" w:hAnsi="Aptos Display"/>
           <w:b/>
           <w:bCs/>
-          <w:color w:val="000000"/>
-          <w:kern w:val="0"/>
-          <w:sz w:val="27"/>
-          <w:szCs w:val="27"/>
-        </w:rPr>
-      </w:pPr>
-      <w:r>
-        <w:rPr>
-          <w:rFonts w:ascii="Times New Roman" w:eastAsia="Times New Roman" w:hAnsi="Times New Roman" w:cs="Times New Roman"/>
-          <w:b/>
-          <w:bCs/>
-          <w:color w:val="000000"/>
-          <w:kern w:val="0"/>
-          <w:sz w:val="27"/>
-          <w:szCs w:val="27"/>
+          <w:color w:val="0F4761"/>
+          <w:sz w:val="26"/>
+          <w:szCs w:val="26"/>
         </w:rPr>
         <w:t>Debug Session Prep</w:t>
       </w:r>
@@ -662,24 +626,18 @@
     <w:p>
       <w:pPr>
         <w:rPr>
-          <w:rFonts w:ascii="Times New Roman" w:eastAsia="Times New Roman" w:hAnsi="Times New Roman" w:cs="Times New Roman"/>
+          <w:kern w:val="0"/>
+          <w14:ligatures w14:val="none"/>
+        </w:rPr>
+      </w:pPr>
+      <w:r>
+        <w:rPr>
+          <w:rFonts w:ascii="Aptos Display" w:hAnsi="Aptos Display"/>
           <w:b/>
           <w:bCs/>
-          <w:color w:val="000000"/>
-          <w:kern w:val="0"/>
-          <w:sz w:val="27"/>
-          <w:szCs w:val="27"/>
-        </w:rPr>
-      </w:pPr>
-      <w:r>
-        <w:rPr>
-          <w:rFonts w:ascii="Times New Roman" w:eastAsia="Times New Roman" w:hAnsi="Times New Roman" w:cs="Times New Roman"/>
-          <w:b/>
-          <w:bCs/>
-          <w:color w:val="000000"/>
-          <w:kern w:val="0"/>
-          <w:sz w:val="27"/>
-          <w:szCs w:val="27"/>
+          <w:color w:val="0F4761"/>
+          <w:sz w:val="26"/>
+          <w:szCs w:val="26"/>
         </w:rPr>
         <w:t>Latest Log Entry — Asset Pipeline Modernization (2026-01-28)</w:t>
       </w:r>
@@ -965,24 +923,18 @@
     <w:p>
       <w:pPr>
         <w:rPr>
-          <w:rFonts w:ascii="Times New Roman" w:eastAsia="Times New Roman" w:hAnsi="Times New Roman" w:cs="Times New Roman"/>
+          <w:kern w:val="0"/>
+          <w14:ligatures w14:val="none"/>
+        </w:rPr>
+      </w:pPr>
+      <w:r>
+        <w:rPr>
+          <w:rFonts w:ascii="Aptos Display" w:hAnsi="Aptos Display"/>
           <w:b/>
           <w:bCs/>
-          <w:color w:val="000000"/>
-          <w:kern w:val="0"/>
-          <w:sz w:val="27"/>
-          <w:szCs w:val="27"/>
-        </w:rPr>
-      </w:pPr>
-      <w:r>
-        <w:rPr>
-          <w:rFonts w:ascii="Times New Roman" w:eastAsia="Times New Roman" w:hAnsi="Times New Roman" w:cs="Times New Roman"/>
-          <w:b/>
-          <w:bCs/>
-          <w:color w:val="000000"/>
-          <w:kern w:val="0"/>
-          <w:sz w:val="27"/>
-          <w:szCs w:val="27"/>
+          <w:color w:val="0F4761"/>
+          <w:sz w:val="26"/>
+          <w:szCs w:val="26"/>
         </w:rPr>
         <w:t>Action Items for Today</w:t>
       </w:r>
@@ -1140,24 +1092,18 @@
     <w:p>
       <w:pPr>
         <w:rPr>
-          <w:rFonts w:ascii="Times New Roman" w:eastAsia="Times New Roman" w:hAnsi="Times New Roman" w:cs="Times New Roman"/>
+          <w:kern w:val="0"/>
+          <w14:ligatures w14:val="none"/>
+        </w:rPr>
+      </w:pPr>
+      <w:r>
+        <w:rPr>
+          <w:rFonts w:ascii="Aptos Display" w:hAnsi="Aptos Display"/>
           <w:b/>
           <w:bCs/>
-          <w:color w:val="000000"/>
-          <w:kern w:val="0"/>
-          <w:sz w:val="27"/>
-          <w:szCs w:val="27"/>
-        </w:rPr>
-      </w:pPr>
-      <w:r>
-        <w:rPr>
-          <w:rFonts w:ascii="Times New Roman" w:eastAsia="Times New Roman" w:hAnsi="Times New Roman" w:cs="Times New Roman"/>
-          <w:b/>
-          <w:bCs/>
-          <w:color w:val="000000"/>
-          <w:kern w:val="0"/>
-          <w:sz w:val="27"/>
-          <w:szCs w:val="27"/>
+          <w:color w:val="0F4761"/>
+          <w:sz w:val="26"/>
+          <w:szCs w:val="26"/>
         </w:rPr>
         <w:t>Notes for Copilot</w:t>
       </w:r>
@@ -1265,16 +1211,24 @@
     <w:p>
       <w:pPr>
         <w:rPr>
-          <w:rFonts w:ascii="Times New Roman" w:eastAsia="Times New Roman" w:hAnsi="Times New Roman" w:cs="Times New Roman"/>
+          <w:kern w:val="0"/>
+          <w14:ligatures w14:val="none"/>
+        </w:rPr>
+      </w:pPr>
+      <w:r>
+        <w:rPr>
+          <w:rFonts w:ascii="Aptos Display" w:hAnsi="Aptos Display"/>
           <w:b/>
           <w:bCs/>
-          <w:color w:val="000000"/>
-          <w:kern w:val="0"/>
-          <w:sz w:val="27"/>
-          <w:szCs w:val="27"/>
-        </w:rPr>
-      </w:pPr>
-      <w:r>
+          <w:color w:val="0F4761"/>
+          <w:sz w:val="26"/>
+          <w:szCs w:val="26"/>
+        </w:rPr>
+        <w:t>Debug Sessions</w:t>
+      </w:r>
+    </w:p>
+    <w:p>
+      <w:pPr>
         <w:rPr>
           <w:rFonts w:ascii="Times New Roman" w:eastAsia="Times New Roman" w:hAnsi="Times New Roman" w:cs="Times New Roman"/>
           <w:b/>
@@ -1284,99 +1238,85 @@
           <w:sz w:val="27"/>
           <w:szCs w:val="27"/>
         </w:rPr>
-        <w:t>Debug Sessions</w:t>
-      </w:r>
-    </w:p>
-    <w:p>
-      <w:pPr>
-        <w:rPr>
-          <w:rFonts w:ascii="Times New Roman" w:eastAsia="Times New Roman" w:hAnsi="Times New Roman" w:cs="Times New Roman"/>
+      </w:pPr>
+    </w:p>
+    <w:p>
+      <w:pPr>
+        <w:rPr>
+          <w:kern w:val="0"/>
+          <w14:ligatures w14:val="none"/>
+        </w:rPr>
+      </w:pPr>
+      <w:r>
+        <w:rPr>
+          <w:rFonts w:ascii="Aptos Display" w:hAnsi="Aptos Display"/>
           <w:b/>
           <w:bCs/>
-          <w:color w:val="000000"/>
-          <w:kern w:val="0"/>
-          <w:sz w:val="27"/>
-          <w:szCs w:val="27"/>
-        </w:rPr>
-      </w:pPr>
-      <w:r>
-        <w:rPr>
-          <w:rFonts w:ascii="Times New Roman" w:eastAsia="Times New Roman" w:hAnsi="Times New Roman" w:cs="Times New Roman"/>
+          <w:color w:val="0F4761"/>
+          <w:sz w:val="26"/>
+          <w:szCs w:val="26"/>
+        </w:rPr>
+        <w:t>DebugSession-0001 — Overview</w:t>
+      </w:r>
+    </w:p>
+    <w:p>
+      <w:pPr>
+        <w:rPr>
+          <w:rFonts w:ascii="Times New Roman" w:eastAsia="Times New Roman" w:hAnsi="Times New Roman" w:cs="Times New Roman"/>
+          <w:color w:val="000000"/>
+          <w:kern w:val="0"/>
+          <w:sz w:val="27"/>
+          <w:szCs w:val="27"/>
+        </w:rPr>
+      </w:pPr>
+      <w:r>
+        <w:rPr>
+          <w:rFonts w:ascii="Times New Roman" w:eastAsia="Times New Roman" w:hAnsi="Times New Roman" w:cs="Times New Roman"/>
+          <w:color w:val="000000"/>
+          <w:kern w:val="0"/>
+          <w:sz w:val="27"/>
+          <w:szCs w:val="27"/>
+        </w:rPr>
+        <w:t xml:space="preserve">This session </w:t>
+      </w:r>
+      <w:proofErr w:type="gramStart"/>
+      <w:r>
+        <w:rPr>
+          <w:rFonts w:ascii="Times New Roman" w:eastAsia="Times New Roman" w:hAnsi="Times New Roman" w:cs="Times New Roman"/>
+          <w:color w:val="000000"/>
+          <w:kern w:val="0"/>
+          <w:sz w:val="27"/>
+          <w:szCs w:val="27"/>
+        </w:rPr>
+        <w:t>begins</w:t>
+      </w:r>
+      <w:proofErr w:type="gramEnd"/>
+      <w:r>
+        <w:rPr>
+          <w:rFonts w:ascii="Times New Roman" w:eastAsia="Times New Roman" w:hAnsi="Times New Roman" w:cs="Times New Roman"/>
+          <w:color w:val="000000"/>
+          <w:kern w:val="0"/>
+          <w:sz w:val="27"/>
+          <w:szCs w:val="27"/>
+        </w:rPr>
+        <w:t xml:space="preserve"> the first structured debugging pass following completion of the Asset Pipeline modernization.</w:t>
+      </w:r>
+    </w:p>
+    <w:p>
+      <w:pPr>
+        <w:rPr>
+          <w:kern w:val="0"/>
+          <w14:ligatures w14:val="none"/>
+        </w:rPr>
+      </w:pPr>
+      <w:r>
+        <w:rPr>
+          <w:rFonts w:ascii="Aptos Display" w:hAnsi="Aptos Display"/>
           <w:b/>
           <w:bCs/>
-          <w:color w:val="000000"/>
-          <w:kern w:val="0"/>
-          <w:sz w:val="27"/>
-          <w:szCs w:val="27"/>
-        </w:rPr>
-        <w:lastRenderedPageBreak/>
-        <w:t>DebugSession-0001 — Overview</w:t>
-      </w:r>
-    </w:p>
-    <w:p>
-      <w:pPr>
-        <w:rPr>
-          <w:rFonts w:ascii="Times New Roman" w:eastAsia="Times New Roman" w:hAnsi="Times New Roman" w:cs="Times New Roman"/>
-          <w:color w:val="000000"/>
-          <w:kern w:val="0"/>
-          <w:sz w:val="27"/>
-          <w:szCs w:val="27"/>
-        </w:rPr>
-      </w:pPr>
-      <w:r>
-        <w:rPr>
-          <w:rFonts w:ascii="Times New Roman" w:eastAsia="Times New Roman" w:hAnsi="Times New Roman" w:cs="Times New Roman"/>
-          <w:color w:val="000000"/>
-          <w:kern w:val="0"/>
-          <w:sz w:val="27"/>
-          <w:szCs w:val="27"/>
-        </w:rPr>
-        <w:t xml:space="preserve">This session </w:t>
-      </w:r>
-      <w:proofErr w:type="gramStart"/>
-      <w:r>
-        <w:rPr>
-          <w:rFonts w:ascii="Times New Roman" w:eastAsia="Times New Roman" w:hAnsi="Times New Roman" w:cs="Times New Roman"/>
-          <w:color w:val="000000"/>
-          <w:kern w:val="0"/>
-          <w:sz w:val="27"/>
-          <w:szCs w:val="27"/>
-        </w:rPr>
-        <w:t>begins</w:t>
-      </w:r>
-      <w:proofErr w:type="gramEnd"/>
-      <w:r>
-        <w:rPr>
-          <w:rFonts w:ascii="Times New Roman" w:eastAsia="Times New Roman" w:hAnsi="Times New Roman" w:cs="Times New Roman"/>
-          <w:color w:val="000000"/>
-          <w:kern w:val="0"/>
-          <w:sz w:val="27"/>
-          <w:szCs w:val="27"/>
-        </w:rPr>
-        <w:t xml:space="preserve"> the first structured debugging pass following completion of the Asset Pipeline modernization.</w:t>
-      </w:r>
-    </w:p>
-    <w:p>
-      <w:pPr>
-        <w:rPr>
-          <w:rFonts w:ascii="Times New Roman" w:eastAsia="Times New Roman" w:hAnsi="Times New Roman" w:cs="Times New Roman"/>
-          <w:b/>
-          <w:bCs/>
-          <w:color w:val="000000"/>
-          <w:kern w:val="0"/>
-          <w:sz w:val="27"/>
-          <w:szCs w:val="27"/>
-        </w:rPr>
-      </w:pPr>
-      <w:r>
-        <w:rPr>
-          <w:rFonts w:ascii="Times New Roman" w:eastAsia="Times New Roman" w:hAnsi="Times New Roman" w:cs="Times New Roman"/>
-          <w:b/>
-          <w:bCs/>
-          <w:color w:val="000000"/>
-          <w:kern w:val="0"/>
-          <w:sz w:val="27"/>
-          <w:szCs w:val="27"/>
+          <w:color w:val="0F4761"/>
+          <w:sz w:val="26"/>
+          <w:szCs w:val="26"/>
         </w:rPr>
         <w:t>Objectives</w:t>
       </w:r>
@@ -1509,24 +1449,18 @@
     <w:p>
       <w:pPr>
         <w:rPr>
-          <w:rFonts w:ascii="Times New Roman" w:eastAsia="Times New Roman" w:hAnsi="Times New Roman" w:cs="Times New Roman"/>
+          <w:kern w:val="0"/>
+          <w14:ligatures w14:val="none"/>
+        </w:rPr>
+      </w:pPr>
+      <w:r>
+        <w:rPr>
+          <w:rFonts w:ascii="Aptos Display" w:hAnsi="Aptos Display"/>
           <w:b/>
           <w:bCs/>
-          <w:color w:val="000000"/>
-          <w:kern w:val="0"/>
-          <w:sz w:val="27"/>
-          <w:szCs w:val="27"/>
-        </w:rPr>
-      </w:pPr>
-      <w:r>
-        <w:rPr>
-          <w:rFonts w:ascii="Times New Roman" w:eastAsia="Times New Roman" w:hAnsi="Times New Roman" w:cs="Times New Roman"/>
-          <w:b/>
-          <w:bCs/>
-          <w:color w:val="000000"/>
-          <w:kern w:val="0"/>
-          <w:sz w:val="27"/>
-          <w:szCs w:val="27"/>
+          <w:color w:val="0F4761"/>
+          <w:sz w:val="26"/>
+          <w:szCs w:val="26"/>
         </w:rPr>
         <w:t>Breakpoint Map (Initial)</w:t>
       </w:r>
@@ -1750,24 +1684,18 @@
     <w:p>
       <w:pPr>
         <w:rPr>
-          <w:rFonts w:ascii="Times New Roman" w:eastAsia="Times New Roman" w:hAnsi="Times New Roman" w:cs="Times New Roman"/>
+          <w:kern w:val="0"/>
+          <w14:ligatures w14:val="none"/>
+        </w:rPr>
+      </w:pPr>
+      <w:r>
+        <w:rPr>
+          <w:rFonts w:ascii="Aptos Display" w:hAnsi="Aptos Display"/>
           <w:b/>
           <w:bCs/>
-          <w:color w:val="000000"/>
-          <w:kern w:val="0"/>
-          <w:sz w:val="27"/>
-          <w:szCs w:val="27"/>
-        </w:rPr>
-      </w:pPr>
-      <w:r>
-        <w:rPr>
-          <w:rFonts w:ascii="Times New Roman" w:eastAsia="Times New Roman" w:hAnsi="Times New Roman" w:cs="Times New Roman"/>
-          <w:b/>
-          <w:bCs/>
-          <w:color w:val="000000"/>
-          <w:kern w:val="0"/>
-          <w:sz w:val="27"/>
-          <w:szCs w:val="27"/>
+          <w:color w:val="0F4761"/>
+          <w:sz w:val="26"/>
+          <w:szCs w:val="26"/>
         </w:rPr>
         <w:t>Expected Behavior</w:t>
       </w:r>
@@ -1932,6 +1860,7 @@
           <w:sz w:val="27"/>
           <w:szCs w:val="27"/>
         </w:rPr>
+        <w:lastRenderedPageBreak/>
         <w:t>FrameStats</w:t>
       </w:r>
       <w:proofErr w:type="spellEnd"/>
@@ -1949,26 +1878,19 @@
     <w:p>
       <w:pPr>
         <w:rPr>
-          <w:rFonts w:ascii="Times New Roman" w:eastAsia="Times New Roman" w:hAnsi="Times New Roman" w:cs="Times New Roman"/>
+          <w:kern w:val="0"/>
+          <w14:ligatures w14:val="none"/>
+        </w:rPr>
+      </w:pPr>
+      <w:r>
+        <w:rPr>
+          <w:rFonts w:ascii="Aptos Display" w:hAnsi="Aptos Display"/>
           <w:b/>
           <w:bCs/>
-          <w:color w:val="000000"/>
-          <w:kern w:val="0"/>
-          <w:sz w:val="27"/>
-          <w:szCs w:val="27"/>
-        </w:rPr>
-      </w:pPr>
-      <w:r>
-        <w:rPr>
-          <w:rFonts w:ascii="Times New Roman" w:eastAsia="Times New Roman" w:hAnsi="Times New Roman" w:cs="Times New Roman"/>
-          <w:b/>
-          <w:bCs/>
-          <w:color w:val="000000"/>
-          <w:kern w:val="0"/>
-          <w:sz w:val="27"/>
-          <w:szCs w:val="27"/>
-        </w:rPr>
-        <w:lastRenderedPageBreak/>
+          <w:color w:val="0F4761"/>
+          <w:sz w:val="26"/>
+          <w:szCs w:val="26"/>
+        </w:rPr>
         <w:t>Completion Criteria</w:t>
       </w:r>
     </w:p>
@@ -2098,49 +2020,37 @@
     <w:p>
       <w:pPr>
         <w:rPr>
-          <w:rFonts w:ascii="Times New Roman" w:eastAsia="Times New Roman" w:hAnsi="Times New Roman" w:cs="Times New Roman"/>
+          <w:kern w:val="0"/>
+          <w14:ligatures w14:val="none"/>
+        </w:rPr>
+      </w:pPr>
+      <w:r>
+        <w:rPr>
+          <w:rFonts w:ascii="Aptos Display" w:hAnsi="Aptos Display"/>
           <w:b/>
           <w:bCs/>
-          <w:color w:val="000000"/>
-          <w:kern w:val="0"/>
-          <w:sz w:val="27"/>
-          <w:szCs w:val="27"/>
-        </w:rPr>
-      </w:pPr>
-      <w:r>
-        <w:rPr>
-          <w:rFonts w:ascii="Times New Roman" w:eastAsia="Times New Roman" w:hAnsi="Times New Roman" w:cs="Times New Roman"/>
+          <w:color w:val="0F4761"/>
+          <w:sz w:val="32"/>
+          <w:szCs w:val="32"/>
+        </w:rPr>
+        <w:t>End-of-Day Summary — 2026-01-28</w:t>
+      </w:r>
+    </w:p>
+    <w:p>
+      <w:pPr>
+        <w:rPr>
+          <w:kern w:val="0"/>
+          <w14:ligatures w14:val="none"/>
+        </w:rPr>
+      </w:pPr>
+      <w:r>
+        <w:rPr>
+          <w:rFonts w:ascii="Aptos Display" w:hAnsi="Aptos Display"/>
           <w:b/>
           <w:bCs/>
-          <w:color w:val="000000"/>
-          <w:kern w:val="0"/>
-          <w:sz w:val="27"/>
-          <w:szCs w:val="27"/>
-        </w:rPr>
-        <w:t>End-of-Day Summary — 2026-01-28</w:t>
-      </w:r>
-    </w:p>
-    <w:p>
-      <w:pPr>
-        <w:rPr>
-          <w:rFonts w:ascii="Times New Roman" w:eastAsia="Times New Roman" w:hAnsi="Times New Roman" w:cs="Times New Roman"/>
-          <w:b/>
-          <w:bCs/>
-          <w:color w:val="000000"/>
-          <w:kern w:val="0"/>
-          <w:sz w:val="27"/>
-          <w:szCs w:val="27"/>
-        </w:rPr>
-      </w:pPr>
-      <w:r>
-        <w:rPr>
-          <w:rFonts w:ascii="Times New Roman" w:eastAsia="Times New Roman" w:hAnsi="Times New Roman" w:cs="Times New Roman"/>
-          <w:b/>
-          <w:bCs/>
-          <w:color w:val="000000"/>
-          <w:kern w:val="0"/>
-          <w:sz w:val="27"/>
-          <w:szCs w:val="27"/>
+          <w:color w:val="0F4761"/>
+          <w:sz w:val="26"/>
+          <w:szCs w:val="26"/>
         </w:rPr>
         <w:t>What We Accomplished Today</w:t>
       </w:r>
@@ -2273,50 +2183,42 @@
     <w:p>
       <w:pPr>
         <w:rPr>
-          <w:rFonts w:ascii="Times New Roman" w:eastAsia="Times New Roman" w:hAnsi="Times New Roman" w:cs="Times New Roman"/>
+          <w:kern w:val="0"/>
+          <w14:ligatures w14:val="none"/>
+        </w:rPr>
+      </w:pPr>
+      <w:r>
+        <w:rPr>
+          <w:rFonts w:ascii="Aptos Display" w:hAnsi="Aptos Display"/>
           <w:b/>
           <w:bCs/>
-          <w:color w:val="000000"/>
-          <w:kern w:val="0"/>
-          <w:sz w:val="27"/>
-          <w:szCs w:val="27"/>
-        </w:rPr>
-      </w:pPr>
-      <w:r>
-        <w:rPr>
-          <w:rFonts w:ascii="Times New Roman" w:eastAsia="Times New Roman" w:hAnsi="Times New Roman" w:cs="Times New Roman"/>
+          <w:color w:val="0F4761"/>
+          <w:sz w:val="26"/>
+          <w:szCs w:val="26"/>
+        </w:rPr>
+        <w:t xml:space="preserve">What We Need </w:t>
+      </w:r>
+      <w:proofErr w:type="gramStart"/>
+      <w:r>
+        <w:rPr>
+          <w:rFonts w:ascii="Aptos Display" w:hAnsi="Aptos Display"/>
           <w:b/>
           <w:bCs/>
-          <w:color w:val="000000"/>
-          <w:kern w:val="0"/>
-          <w:sz w:val="27"/>
-          <w:szCs w:val="27"/>
-        </w:rPr>
-        <w:t xml:space="preserve">What We Need </w:t>
-      </w:r>
-      <w:proofErr w:type="gramStart"/>
-      <w:r>
-        <w:rPr>
-          <w:rFonts w:ascii="Times New Roman" w:eastAsia="Times New Roman" w:hAnsi="Times New Roman" w:cs="Times New Roman"/>
+          <w:color w:val="0F4761"/>
+          <w:sz w:val="26"/>
+          <w:szCs w:val="26"/>
+        </w:rPr>
+        <w:t>To</w:t>
+      </w:r>
+      <w:proofErr w:type="gramEnd"/>
+      <w:r>
+        <w:rPr>
+          <w:rFonts w:ascii="Aptos Display" w:hAnsi="Aptos Display"/>
           <w:b/>
           <w:bCs/>
-          <w:color w:val="000000"/>
-          <w:kern w:val="0"/>
-          <w:sz w:val="27"/>
-          <w:szCs w:val="27"/>
-        </w:rPr>
-        <w:t>To</w:t>
-      </w:r>
-      <w:proofErr w:type="gramEnd"/>
-      <w:r>
-        <w:rPr>
-          <w:rFonts w:ascii="Times New Roman" w:eastAsia="Times New Roman" w:hAnsi="Times New Roman" w:cs="Times New Roman"/>
-          <w:b/>
-          <w:bCs/>
-          <w:color w:val="000000"/>
-          <w:kern w:val="0"/>
-          <w:sz w:val="27"/>
-          <w:szCs w:val="27"/>
+          <w:color w:val="0F4761"/>
+          <w:sz w:val="26"/>
+          <w:szCs w:val="26"/>
         </w:rPr>
         <w:t xml:space="preserve"> Do Tomorrow</w:t>
       </w:r>
@@ -2474,50 +2376,42 @@
     <w:p>
       <w:pPr>
         <w:rPr>
-          <w:rFonts w:ascii="Times New Roman" w:eastAsia="Times New Roman" w:hAnsi="Times New Roman" w:cs="Times New Roman"/>
+          <w:kern w:val="0"/>
+          <w14:ligatures w14:val="none"/>
+        </w:rPr>
+      </w:pPr>
+      <w:r>
+        <w:rPr>
+          <w:rFonts w:ascii="Aptos Display" w:hAnsi="Aptos Display"/>
           <w:b/>
           <w:bCs/>
-          <w:color w:val="000000"/>
-          <w:kern w:val="0"/>
-          <w:sz w:val="27"/>
-          <w:szCs w:val="27"/>
-        </w:rPr>
-      </w:pPr>
-      <w:r>
-        <w:rPr>
-          <w:rFonts w:ascii="Times New Roman" w:eastAsia="Times New Roman" w:hAnsi="Times New Roman" w:cs="Times New Roman"/>
+          <w:color w:val="0F4761"/>
+          <w:sz w:val="26"/>
+          <w:szCs w:val="26"/>
+        </w:rPr>
+        <w:t xml:space="preserve">What We Intend </w:t>
+      </w:r>
+      <w:proofErr w:type="gramStart"/>
+      <w:r>
+        <w:rPr>
+          <w:rFonts w:ascii="Aptos Display" w:hAnsi="Aptos Display"/>
           <w:b/>
           <w:bCs/>
-          <w:color w:val="000000"/>
-          <w:kern w:val="0"/>
-          <w:sz w:val="27"/>
-          <w:szCs w:val="27"/>
-        </w:rPr>
-        <w:t xml:space="preserve">What We Intend </w:t>
-      </w:r>
-      <w:proofErr w:type="gramStart"/>
-      <w:r>
-        <w:rPr>
-          <w:rFonts w:ascii="Times New Roman" w:eastAsia="Times New Roman" w:hAnsi="Times New Roman" w:cs="Times New Roman"/>
+          <w:color w:val="0F4761"/>
+          <w:sz w:val="26"/>
+          <w:szCs w:val="26"/>
+        </w:rPr>
+        <w:t>To</w:t>
+      </w:r>
+      <w:proofErr w:type="gramEnd"/>
+      <w:r>
+        <w:rPr>
+          <w:rFonts w:ascii="Aptos Display" w:hAnsi="Aptos Display"/>
           <w:b/>
           <w:bCs/>
-          <w:color w:val="000000"/>
-          <w:kern w:val="0"/>
-          <w:sz w:val="27"/>
-          <w:szCs w:val="27"/>
-        </w:rPr>
-        <w:t>To</w:t>
-      </w:r>
-      <w:proofErr w:type="gramEnd"/>
-      <w:r>
-        <w:rPr>
-          <w:rFonts w:ascii="Times New Roman" w:eastAsia="Times New Roman" w:hAnsi="Times New Roman" w:cs="Times New Roman"/>
-          <w:b/>
-          <w:bCs/>
-          <w:color w:val="000000"/>
-          <w:kern w:val="0"/>
-          <w:sz w:val="27"/>
-          <w:szCs w:val="27"/>
+          <w:color w:val="0F4761"/>
+          <w:sz w:val="26"/>
+          <w:szCs w:val="26"/>
         </w:rPr>
         <w:t xml:space="preserve"> Accomplish Next</w:t>
       </w:r>
@@ -2619,6 +2513,7 @@
           <w:sz w:val="27"/>
           <w:szCs w:val="27"/>
         </w:rPr>
+        <w:lastRenderedPageBreak/>
         <w:t>Move toward first on-screen rendering</w:t>
       </w:r>
     </w:p>
@@ -2627,13 +2522,14 @@
         <w:pStyle w:val="Heading2"/>
         <w:rPr>
           <w:rFonts w:eastAsia="Times New Roman"/>
+          <w:kern w:val="0"/>
+          <w14:ligatures w14:val="none"/>
         </w:rPr>
       </w:pPr>
       <w:r>
         <w:rPr>
           <w:rFonts w:eastAsia="Times New Roman"/>
         </w:rPr>
-        <w:lastRenderedPageBreak/>
         <w:t>Latest Log Entry — 2026-02-09</w:t>
       </w:r>
     </w:p>
@@ -2673,8 +2569,16 @@
     <w:p>
       <w:pPr>
         <w:pStyle w:val="Heading1"/>
-      </w:pPr>
-      <w:r>
+        <w:rPr>
+          <w:rFonts w:eastAsia="Times New Roman"/>
+          <w:kern w:val="36"/>
+          <w14:ligatures w14:val="none"/>
+        </w:rPr>
+      </w:pPr>
+      <w:r>
+        <w:rPr>
+          <w:rFonts w:eastAsia="Times New Roman"/>
+        </w:rPr>
         <w:t>End-of-Day Summary — 2026-02-09</w:t>
       </w:r>
     </w:p>
@@ -2682,8 +2586,16 @@
     <w:p>
       <w:pPr>
         <w:pStyle w:val="Heading3"/>
-      </w:pPr>
-      <w:r>
+        <w:rPr>
+          <w:rFonts w:eastAsia="Times New Roman"/>
+          <w:kern w:val="0"/>
+          <w14:ligatures w14:val="none"/>
+        </w:rPr>
+      </w:pPr>
+      <w:r>
+        <w:rPr>
+          <w:rFonts w:eastAsia="Times New Roman"/>
+        </w:rPr>
         <w:t>What We Accomplished Today</w:t>
       </w:r>
     </w:p>
@@ -2711,16 +2623,30 @@
     <w:p>
       <w:pPr>
         <w:pStyle w:val="Heading3"/>
-      </w:pPr>
-      <w:r>
+        <w:rPr>
+          <w:rFonts w:eastAsia="Times New Roman"/>
+          <w:kern w:val="0"/>
+          <w14:ligatures w14:val="none"/>
+        </w:rPr>
+      </w:pPr>
+      <w:r>
+        <w:rPr>
+          <w:rFonts w:eastAsia="Times New Roman"/>
+        </w:rPr>
         <w:t xml:space="preserve">What We Need </w:t>
       </w:r>
       <w:proofErr w:type="gramStart"/>
       <w:r>
+        <w:rPr>
+          <w:rFonts w:eastAsia="Times New Roman"/>
+        </w:rPr>
         <w:t>To</w:t>
       </w:r>
       <w:proofErr w:type="gramEnd"/>
       <w:r>
+        <w:rPr>
+          <w:rFonts w:eastAsia="Times New Roman"/>
+        </w:rPr>
         <w:t xml:space="preserve"> Do Tomorrow</w:t>
       </w:r>
     </w:p>
@@ -2748,16 +2674,30 @@
     <w:p>
       <w:pPr>
         <w:pStyle w:val="Heading3"/>
-      </w:pPr>
-      <w:r>
+        <w:rPr>
+          <w:rFonts w:eastAsia="Times New Roman"/>
+          <w:kern w:val="0"/>
+          <w14:ligatures w14:val="none"/>
+        </w:rPr>
+      </w:pPr>
+      <w:r>
+        <w:rPr>
+          <w:rFonts w:eastAsia="Times New Roman"/>
+        </w:rPr>
         <w:t xml:space="preserve">What We Intend </w:t>
       </w:r>
       <w:proofErr w:type="gramStart"/>
       <w:r>
+        <w:rPr>
+          <w:rFonts w:eastAsia="Times New Roman"/>
+        </w:rPr>
         <w:t>To</w:t>
       </w:r>
       <w:proofErr w:type="gramEnd"/>
       <w:r>
+        <w:rPr>
+          <w:rFonts w:eastAsia="Times New Roman"/>
+        </w:rPr>
         <w:t xml:space="preserve"> Accomplish Next</w:t>
       </w:r>
     </w:p>
@@ -2775,158 +2715,99 @@
     </w:p>
     <w:p>
       <w:pPr>
-        <w:spacing w:before="100" w:beforeAutospacing="1" w:after="100" w:afterAutospacing="1" w:line="240" w:lineRule="auto"/>
-        <w:outlineLvl w:val="0"/>
-        <w:rPr>
-          <w:rFonts w:ascii="Segoe UI" w:eastAsia="Times New Roman" w:hAnsi="Segoe UI" w:cs="Segoe UI"/>
+        <w:rPr>
+          <w:kern w:val="0"/>
+          <w14:ligatures w14:val="none"/>
+        </w:rPr>
+      </w:pPr>
+      <w:r>
+        <w:rPr>
           <w:b/>
           <w:bCs/>
-          <w:color w:val="2A4D7A"/>
-          <w:kern w:val="36"/>
-          <w:sz w:val="48"/>
-          <w:szCs w:val="48"/>
+          <w:color w:val="0F4761"/>
+          <w:sz w:val="26"/>
+          <w:szCs w:val="26"/>
+        </w:rPr>
+        <w:t>Phase 7 – Status for Tomorrow</w:t>
+      </w:r>
+    </w:p>
+    <w:p>
+      <w:pPr>
+        <w:rPr>
+          <w:kern w:val="0"/>
           <w14:ligatures w14:val="none"/>
         </w:rPr>
       </w:pPr>
       <w:r>
         <w:rPr>
-          <w:rFonts w:ascii="Segoe UI" w:eastAsia="Times New Roman" w:hAnsi="Segoe UI" w:cs="Segoe UI"/>
           <w:b/>
           <w:bCs/>
-          <w:color w:val="2A4D7A"/>
-          <w:kern w:val="36"/>
-          <w:sz w:val="48"/>
-          <w:szCs w:val="48"/>
+          <w:color w:val="0F4761"/>
+          <w:sz w:val="26"/>
+          <w:szCs w:val="26"/>
+        </w:rPr>
+        <w:t>Today’s Anchor</w:t>
+      </w:r>
+    </w:p>
+    <w:p>
+      <w:pPr>
+        <w:rPr>
           <w14:ligatures w14:val="none"/>
         </w:rPr>
-        <w:t>Phase 7 – Status for Tomorrow</w:t>
-      </w:r>
-    </w:p>
-    <w:p>
-      <w:pPr>
-        <w:shd w:val="clear" w:color="auto" w:fill="FAFAFA"/>
-        <w:spacing w:before="100" w:beforeAutospacing="1" w:after="100" w:afterAutospacing="1" w:line="240" w:lineRule="auto"/>
-        <w:outlineLvl w:val="1"/>
-        <w:rPr>
-          <w:rFonts w:ascii="Segoe UI" w:eastAsia="Times New Roman" w:hAnsi="Segoe UI" w:cs="Segoe UI"/>
+      </w:pPr>
+      <w:r>
+        <w:rPr>
+          <w:color w:val="000000"/>
+          <w:sz w:val="27"/>
+          <w:szCs w:val="27"/>
+        </w:rPr>
+        <w:t xml:space="preserve">✓ </w:t>
+      </w:r>
+      <w:proofErr w:type="spellStart"/>
+      <w:r>
+        <w:rPr>
           <w:b/>
           <w:bCs/>
-          <w:color w:val="2A4D7A"/>
-          <w:kern w:val="0"/>
-          <w:sz w:val="36"/>
-          <w:szCs w:val="36"/>
-          <w14:ligatures w14:val="none"/>
-        </w:rPr>
-      </w:pPr>
-      <w:r>
-        <w:rPr>
-          <w:rFonts w:ascii="Segoe UI" w:eastAsia="Times New Roman" w:hAnsi="Segoe UI" w:cs="Segoe UI"/>
-          <w:b/>
-          <w:bCs/>
-          <w:color w:val="2A4D7A"/>
-          <w:kern w:val="0"/>
-          <w:sz w:val="36"/>
-          <w:szCs w:val="36"/>
-          <w14:ligatures w14:val="none"/>
-        </w:rPr>
-        <w:t>Today’s Anchor</w:t>
-      </w:r>
-    </w:p>
-    <w:p>
-      <w:pPr>
-        <w:shd w:val="clear" w:color="auto" w:fill="FAFAFA"/>
-        <w:spacing w:before="100" w:beforeAutospacing="1" w:after="100" w:afterAutospacing="1" w:line="240" w:lineRule="auto"/>
-        <w:rPr>
-          <w:rFonts w:ascii="Segoe UI" w:eastAsia="Times New Roman" w:hAnsi="Segoe UI" w:cs="Segoe UI"/>
-          <w:color w:val="2E7D32"/>
-          <w:kern w:val="0"/>
-          <w:sz w:val="27"/>
-          <w:szCs w:val="27"/>
-          <w14:ligatures w14:val="none"/>
-        </w:rPr>
-      </w:pPr>
-      <w:r>
-        <w:rPr>
-          <w:rFonts w:ascii="Segoe UI Symbol" w:eastAsia="Times New Roman" w:hAnsi="Segoe UI Symbol" w:cs="Segoe UI Symbol"/>
-          <w:color w:val="2E7D32"/>
-          <w:kern w:val="0"/>
-          <w:sz w:val="27"/>
-          <w:szCs w:val="27"/>
-          <w14:ligatures w14:val="none"/>
-        </w:rPr>
-        <w:t>✓</w:t>
-      </w:r>
-      <w:r>
-        <w:rPr>
-          <w:rFonts w:ascii="Segoe UI" w:eastAsia="Times New Roman" w:hAnsi="Segoe UI" w:cs="Segoe UI"/>
-          <w:color w:val="2E7D32"/>
-          <w:kern w:val="0"/>
-          <w:sz w:val="27"/>
-          <w:szCs w:val="27"/>
-          <w14:ligatures w14:val="none"/>
-        </w:rPr>
-        <w:t> </w:t>
+          <w:color w:val="000000"/>
+          <w:sz w:val="27"/>
+          <w:szCs w:val="27"/>
+        </w:rPr>
+        <w:t>ProjectileSystem</w:t>
+      </w:r>
+      <w:proofErr w:type="spellEnd"/>
+      <w:r>
+        <w:rPr>
+          <w:color w:val="000000"/>
+          <w:sz w:val="27"/>
+          <w:szCs w:val="27"/>
+        </w:rPr>
+        <w:t xml:space="preserve"> is now a first</w:t>
+      </w:r>
+      <w:r>
+        <w:rPr>
+          <w:color w:val="000000"/>
+          <w:sz w:val="27"/>
+          <w:szCs w:val="27"/>
+        </w:rPr>
+        <w:noBreakHyphen/>
+        <w:t xml:space="preserve">class subsystem in </w:t>
       </w:r>
       <w:proofErr w:type="spellStart"/>
       <w:r>
         <w:rPr>
-          <w:rFonts w:ascii="Segoe UI" w:eastAsia="Times New Roman" w:hAnsi="Segoe UI" w:cs="Segoe UI"/>
-          <w:b/>
-          <w:bCs/>
-          <w:color w:val="2E7D32"/>
-          <w:kern w:val="0"/>
-          <w:sz w:val="27"/>
-          <w:szCs w:val="27"/>
-          <w14:ligatures w14:val="none"/>
-        </w:rPr>
-        <w:t>ProjectileSystem</w:t>
+          <w:rFonts w:ascii="Consolas" w:hAnsi="Consolas"/>
+          <w:color w:val="000000"/>
+          <w:sz w:val="27"/>
+          <w:szCs w:val="27"/>
+        </w:rPr>
+        <w:t>GameRoot</w:t>
       </w:r>
       <w:proofErr w:type="spellEnd"/>
       <w:r>
         <w:rPr>
-          <w:rFonts w:ascii="Segoe UI" w:eastAsia="Times New Roman" w:hAnsi="Segoe UI" w:cs="Segoe UI"/>
-          <w:color w:val="2E7D32"/>
-          <w:kern w:val="0"/>
-          <w:sz w:val="27"/>
-          <w:szCs w:val="27"/>
-          <w14:ligatures w14:val="none"/>
-        </w:rPr>
-        <w:t> is now a first</w:t>
-      </w:r>
-      <w:r>
-        <w:rPr>
-          <w:rFonts w:ascii="Segoe UI" w:eastAsia="Times New Roman" w:hAnsi="Segoe UI" w:cs="Segoe UI"/>
-          <w:color w:val="2E7D32"/>
-          <w:kern w:val="0"/>
-          <w:sz w:val="27"/>
-          <w:szCs w:val="27"/>
-          <w14:ligatures w14:val="none"/>
-        </w:rPr>
-        <w:noBreakHyphen/>
-        <w:t>class subsystem in </w:t>
-      </w:r>
-      <w:proofErr w:type="spellStart"/>
-      <w:r>
-        <w:rPr>
-          <w:rFonts w:ascii="Consolas" w:eastAsia="Times New Roman" w:hAnsi="Consolas" w:cs="Courier New"/>
-          <w:color w:val="2E7D32"/>
-          <w:kern w:val="0"/>
-          <w:sz w:val="20"/>
-          <w:szCs w:val="20"/>
-          <w:shd w:val="clear" w:color="auto" w:fill="F0F0F0"/>
-          <w14:ligatures w14:val="none"/>
-        </w:rPr>
-        <w:t>GameRoot</w:t>
-      </w:r>
-      <w:proofErr w:type="spellEnd"/>
-      <w:r>
-        <w:rPr>
-          <w:rFonts w:ascii="Segoe UI" w:eastAsia="Times New Roman" w:hAnsi="Segoe UI" w:cs="Segoe UI"/>
-          <w:color w:val="2E7D32"/>
-          <w:kern w:val="0"/>
-          <w:sz w:val="27"/>
-          <w:szCs w:val="27"/>
-          <w14:ligatures w14:val="none"/>
+          <w:color w:val="000000"/>
+          <w:sz w:val="27"/>
+          <w:szCs w:val="27"/>
         </w:rPr>
         <w:t>.</w:t>
       </w:r>
@@ -2937,49 +2818,40 @@
           <w:ilvl w:val="0"/>
           <w:numId w:val="49"/>
         </w:numPr>
-        <w:shd w:val="clear" w:color="auto" w:fill="FAFAFA"/>
         <w:spacing w:before="100" w:beforeAutospacing="1" w:after="100" w:afterAutospacing="1" w:line="240" w:lineRule="auto"/>
         <w:rPr>
-          <w:rFonts w:ascii="Segoe UI" w:eastAsia="Times New Roman" w:hAnsi="Segoe UI" w:cs="Segoe UI"/>
-          <w:color w:val="333333"/>
-          <w:kern w:val="0"/>
-          <w:sz w:val="27"/>
-          <w:szCs w:val="27"/>
+          <w:rFonts w:eastAsia="Times New Roman"/>
+          <w:color w:val="000000"/>
+          <w:kern w:val="0"/>
           <w14:ligatures w14:val="none"/>
         </w:rPr>
       </w:pPr>
       <w:r>
         <w:rPr>
-          <w:rFonts w:ascii="Segoe UI" w:eastAsia="Times New Roman" w:hAnsi="Segoe UI" w:cs="Segoe UI"/>
-          <w:color w:val="333333"/>
-          <w:kern w:val="0"/>
-          <w:sz w:val="27"/>
-          <w:szCs w:val="27"/>
-          <w14:ligatures w14:val="none"/>
+          <w:rFonts w:ascii="Times New Roman" w:eastAsia="Times New Roman" w:hAnsi="Times New Roman"/>
+          <w:color w:val="000000"/>
+          <w:sz w:val="27"/>
+          <w:szCs w:val="27"/>
         </w:rPr>
         <w:t xml:space="preserve">Field added and constructed in the </w:t>
       </w:r>
       <w:proofErr w:type="spellStart"/>
       <w:r>
         <w:rPr>
-          <w:rFonts w:ascii="Segoe UI" w:eastAsia="Times New Roman" w:hAnsi="Segoe UI" w:cs="Segoe UI"/>
-          <w:color w:val="333333"/>
-          <w:kern w:val="0"/>
-          <w:sz w:val="27"/>
-          <w:szCs w:val="27"/>
-          <w14:ligatures w14:val="none"/>
+          <w:rFonts w:ascii="Times New Roman" w:eastAsia="Times New Roman" w:hAnsi="Times New Roman"/>
+          <w:color w:val="000000"/>
+          <w:sz w:val="27"/>
+          <w:szCs w:val="27"/>
         </w:rPr>
         <w:t>GameRoot</w:t>
       </w:r>
       <w:proofErr w:type="spellEnd"/>
       <w:r>
         <w:rPr>
-          <w:rFonts w:ascii="Segoe UI" w:eastAsia="Times New Roman" w:hAnsi="Segoe UI" w:cs="Segoe UI"/>
-          <w:color w:val="333333"/>
-          <w:kern w:val="0"/>
-          <w:sz w:val="27"/>
-          <w:szCs w:val="27"/>
-          <w14:ligatures w14:val="none"/>
+          <w:rFonts w:ascii="Times New Roman" w:eastAsia="Times New Roman" w:hAnsi="Times New Roman"/>
+          <w:color w:val="000000"/>
+          <w:sz w:val="27"/>
+          <w:szCs w:val="27"/>
         </w:rPr>
         <w:t xml:space="preserve"> constructor.</w:t>
       </w:r>
@@ -2990,90 +2862,71 @@
           <w:ilvl w:val="0"/>
           <w:numId w:val="49"/>
         </w:numPr>
-        <w:shd w:val="clear" w:color="auto" w:fill="FAFAFA"/>
         <w:spacing w:before="100" w:beforeAutospacing="1" w:after="100" w:afterAutospacing="1" w:line="240" w:lineRule="auto"/>
         <w:rPr>
-          <w:rFonts w:ascii="Segoe UI" w:eastAsia="Times New Roman" w:hAnsi="Segoe UI" w:cs="Segoe UI"/>
-          <w:color w:val="333333"/>
-          <w:kern w:val="0"/>
-          <w:sz w:val="27"/>
-          <w:szCs w:val="27"/>
+          <w:rFonts w:eastAsia="Times New Roman"/>
+          <w:color w:val="000000"/>
+          <w:kern w:val="0"/>
           <w14:ligatures w14:val="none"/>
         </w:rPr>
       </w:pPr>
       <w:proofErr w:type="gramStart"/>
       <w:r>
         <w:rPr>
-          <w:rFonts w:ascii="Consolas" w:eastAsia="Times New Roman" w:hAnsi="Consolas" w:cs="Courier New"/>
-          <w:color w:val="333333"/>
-          <w:kern w:val="0"/>
-          <w:sz w:val="20"/>
-          <w:szCs w:val="20"/>
-          <w:shd w:val="clear" w:color="auto" w:fill="F0F0F0"/>
-          <w14:ligatures w14:val="none"/>
+          <w:rFonts w:ascii="Consolas" w:eastAsia="Times New Roman" w:hAnsi="Consolas"/>
+          <w:color w:val="000000"/>
+          <w:sz w:val="27"/>
+          <w:szCs w:val="27"/>
         </w:rPr>
         <w:t>Initialize(</w:t>
       </w:r>
       <w:proofErr w:type="gramEnd"/>
       <w:r>
         <w:rPr>
-          <w:rFonts w:ascii="Consolas" w:eastAsia="Times New Roman" w:hAnsi="Consolas" w:cs="Courier New"/>
-          <w:color w:val="333333"/>
-          <w:kern w:val="0"/>
-          <w:sz w:val="20"/>
-          <w:szCs w:val="20"/>
-          <w:shd w:val="clear" w:color="auto" w:fill="F0F0F0"/>
-          <w14:ligatures w14:val="none"/>
+          <w:rFonts w:ascii="Consolas" w:eastAsia="Times New Roman" w:hAnsi="Consolas"/>
+          <w:color w:val="000000"/>
+          <w:sz w:val="27"/>
+          <w:szCs w:val="27"/>
         </w:rPr>
         <w:t>)</w:t>
       </w:r>
       <w:r>
         <w:rPr>
-          <w:rFonts w:ascii="Segoe UI" w:eastAsia="Times New Roman" w:hAnsi="Segoe UI" w:cs="Segoe UI"/>
-          <w:color w:val="333333"/>
-          <w:kern w:val="0"/>
-          <w:sz w:val="27"/>
-          <w:szCs w:val="27"/>
-          <w14:ligatures w14:val="none"/>
-        </w:rPr>
-        <w:t> and </w:t>
+          <w:rFonts w:ascii="Times New Roman" w:eastAsia="Times New Roman" w:hAnsi="Times New Roman"/>
+          <w:color w:val="000000"/>
+          <w:sz w:val="27"/>
+          <w:szCs w:val="27"/>
+        </w:rPr>
+        <w:t xml:space="preserve"> and </w:t>
       </w:r>
       <w:proofErr w:type="gramStart"/>
       <w:r>
         <w:rPr>
-          <w:rFonts w:ascii="Consolas" w:eastAsia="Times New Roman" w:hAnsi="Consolas" w:cs="Courier New"/>
-          <w:color w:val="333333"/>
-          <w:kern w:val="0"/>
-          <w:sz w:val="20"/>
-          <w:szCs w:val="20"/>
-          <w:shd w:val="clear" w:color="auto" w:fill="F0F0F0"/>
-          <w14:ligatures w14:val="none"/>
+          <w:rFonts w:ascii="Consolas" w:eastAsia="Times New Roman" w:hAnsi="Consolas"/>
+          <w:color w:val="000000"/>
+          <w:sz w:val="27"/>
+          <w:szCs w:val="27"/>
         </w:rPr>
         <w:t>Shutdown(</w:t>
       </w:r>
       <w:proofErr w:type="gramEnd"/>
       <w:r>
         <w:rPr>
-          <w:rFonts w:ascii="Consolas" w:eastAsia="Times New Roman" w:hAnsi="Consolas" w:cs="Courier New"/>
-          <w:color w:val="333333"/>
-          <w:kern w:val="0"/>
-          <w:sz w:val="20"/>
-          <w:szCs w:val="20"/>
-          <w:shd w:val="clear" w:color="auto" w:fill="F0F0F0"/>
-          <w14:ligatures w14:val="none"/>
+          <w:rFonts w:ascii="Consolas" w:eastAsia="Times New Roman" w:hAnsi="Consolas"/>
+          <w:color w:val="000000"/>
+          <w:sz w:val="27"/>
+          <w:szCs w:val="27"/>
         </w:rPr>
         <w:t>)</w:t>
       </w:r>
       <w:r>
         <w:rPr>
-          <w:rFonts w:ascii="Segoe UI" w:eastAsia="Times New Roman" w:hAnsi="Segoe UI" w:cs="Segoe UI"/>
-          <w:color w:val="333333"/>
-          <w:kern w:val="0"/>
-          <w:sz w:val="27"/>
-          <w:szCs w:val="27"/>
-          <w14:ligatures w14:val="none"/>
-        </w:rPr>
-        <w:t> wired in correct lifecycle order.</w:t>
+          <w:rFonts w:ascii="Times New Roman" w:eastAsia="Times New Roman" w:hAnsi="Times New Roman"/>
+          <w:color w:val="000000"/>
+          <w:sz w:val="27"/>
+          <w:szCs w:val="27"/>
+        </w:rPr>
+        <w:t xml:space="preserve"> wired in correct lifecycle order.</w:t>
       </w:r>
     </w:p>
     <w:p>
@@ -3082,14 +2935,11 @@
           <w:ilvl w:val="0"/>
           <w:numId w:val="49"/>
         </w:numPr>
-        <w:shd w:val="clear" w:color="auto" w:fill="FAFAFA"/>
         <w:spacing w:before="100" w:beforeAutospacing="1" w:after="100" w:afterAutospacing="1" w:line="240" w:lineRule="auto"/>
         <w:rPr>
-          <w:rFonts w:ascii="Segoe UI" w:eastAsia="Times New Roman" w:hAnsi="Segoe UI" w:cs="Segoe UI"/>
-          <w:color w:val="333333"/>
-          <w:kern w:val="0"/>
-          <w:sz w:val="27"/>
-          <w:szCs w:val="27"/>
+          <w:rFonts w:eastAsia="Times New Roman"/>
+          <w:color w:val="000000"/>
+          <w:kern w:val="0"/>
           <w14:ligatures w14:val="none"/>
         </w:rPr>
       </w:pPr>
@@ -3097,127 +2947,99 @@
       <w:proofErr w:type="gramStart"/>
       <w:r>
         <w:rPr>
-          <w:rFonts w:ascii="Consolas" w:eastAsia="Times New Roman" w:hAnsi="Consolas" w:cs="Courier New"/>
-          <w:color w:val="333333"/>
-          <w:kern w:val="0"/>
-          <w:sz w:val="20"/>
-          <w:szCs w:val="20"/>
-          <w:shd w:val="clear" w:color="auto" w:fill="F0F0F0"/>
-          <w14:ligatures w14:val="none"/>
+          <w:rFonts w:ascii="Consolas" w:eastAsia="Times New Roman" w:hAnsi="Consolas"/>
+          <w:color w:val="000000"/>
+          <w:sz w:val="27"/>
+          <w:szCs w:val="27"/>
         </w:rPr>
         <w:t>UpdateSubsystems</w:t>
       </w:r>
       <w:proofErr w:type="spellEnd"/>
       <w:r>
         <w:rPr>
-          <w:rFonts w:ascii="Consolas" w:eastAsia="Times New Roman" w:hAnsi="Consolas" w:cs="Courier New"/>
-          <w:color w:val="333333"/>
-          <w:kern w:val="0"/>
-          <w:sz w:val="20"/>
-          <w:szCs w:val="20"/>
-          <w:shd w:val="clear" w:color="auto" w:fill="F0F0F0"/>
-          <w14:ligatures w14:val="none"/>
+          <w:rFonts w:ascii="Consolas" w:eastAsia="Times New Roman" w:hAnsi="Consolas"/>
+          <w:color w:val="000000"/>
+          <w:sz w:val="27"/>
+          <w:szCs w:val="27"/>
         </w:rPr>
         <w:t>(</w:t>
       </w:r>
       <w:proofErr w:type="gramEnd"/>
       <w:r>
         <w:rPr>
-          <w:rFonts w:ascii="Consolas" w:eastAsia="Times New Roman" w:hAnsi="Consolas" w:cs="Courier New"/>
-          <w:color w:val="333333"/>
-          <w:kern w:val="0"/>
-          <w:sz w:val="20"/>
-          <w:szCs w:val="20"/>
-          <w:shd w:val="clear" w:color="auto" w:fill="F0F0F0"/>
-          <w14:ligatures w14:val="none"/>
+          <w:rFonts w:ascii="Consolas" w:eastAsia="Times New Roman" w:hAnsi="Consolas"/>
+          <w:color w:val="000000"/>
+          <w:sz w:val="27"/>
+          <w:szCs w:val="27"/>
         </w:rPr>
         <w:t>)</w:t>
       </w:r>
       <w:r>
         <w:rPr>
-          <w:rFonts w:ascii="Segoe UI" w:eastAsia="Times New Roman" w:hAnsi="Segoe UI" w:cs="Segoe UI"/>
-          <w:color w:val="333333"/>
-          <w:kern w:val="0"/>
-          <w:sz w:val="27"/>
-          <w:szCs w:val="27"/>
-          <w14:ligatures w14:val="none"/>
-        </w:rPr>
-        <w:t> now includes </w:t>
-      </w:r>
-      <w:r>
-        <w:rPr>
-          <w:rFonts w:ascii="Consolas" w:eastAsia="Times New Roman" w:hAnsi="Consolas" w:cs="Courier New"/>
-          <w:color w:val="333333"/>
-          <w:kern w:val="0"/>
-          <w:sz w:val="20"/>
-          <w:szCs w:val="20"/>
-          <w:shd w:val="clear" w:color="auto" w:fill="F0F0F0"/>
-          <w14:ligatures w14:val="none"/>
+          <w:rFonts w:ascii="Times New Roman" w:eastAsia="Times New Roman" w:hAnsi="Times New Roman"/>
+          <w:color w:val="000000"/>
+          <w:sz w:val="27"/>
+          <w:szCs w:val="27"/>
+        </w:rPr>
+        <w:t xml:space="preserve"> now includes </w:t>
+      </w:r>
+      <w:r>
+        <w:rPr>
+          <w:rFonts w:ascii="Consolas" w:eastAsia="Times New Roman" w:hAnsi="Consolas"/>
+          <w:color w:val="000000"/>
+          <w:sz w:val="27"/>
+          <w:szCs w:val="27"/>
         </w:rPr>
         <w:t>_</w:t>
       </w:r>
       <w:proofErr w:type="spellStart"/>
       <w:r>
         <w:rPr>
-          <w:rFonts w:ascii="Consolas" w:eastAsia="Times New Roman" w:hAnsi="Consolas" w:cs="Courier New"/>
-          <w:color w:val="333333"/>
-          <w:kern w:val="0"/>
-          <w:sz w:val="20"/>
-          <w:szCs w:val="20"/>
-          <w:shd w:val="clear" w:color="auto" w:fill="F0F0F0"/>
-          <w14:ligatures w14:val="none"/>
+          <w:rFonts w:ascii="Consolas" w:eastAsia="Times New Roman" w:hAnsi="Consolas"/>
+          <w:color w:val="000000"/>
+          <w:sz w:val="27"/>
+          <w:szCs w:val="27"/>
         </w:rPr>
         <w:t>projectileSystem.Update</w:t>
       </w:r>
       <w:proofErr w:type="spellEnd"/>
       <w:r>
         <w:rPr>
-          <w:rFonts w:ascii="Consolas" w:eastAsia="Times New Roman" w:hAnsi="Consolas" w:cs="Courier New"/>
-          <w:color w:val="333333"/>
-          <w:kern w:val="0"/>
-          <w:sz w:val="20"/>
-          <w:szCs w:val="20"/>
-          <w:shd w:val="clear" w:color="auto" w:fill="F0F0F0"/>
-          <w14:ligatures w14:val="none"/>
+          <w:rFonts w:ascii="Consolas" w:eastAsia="Times New Roman" w:hAnsi="Consolas"/>
+          <w:color w:val="000000"/>
+          <w:sz w:val="27"/>
+          <w:szCs w:val="27"/>
         </w:rPr>
         <w:t>(</w:t>
       </w:r>
       <w:proofErr w:type="spellStart"/>
       <w:r>
         <w:rPr>
-          <w:rFonts w:ascii="Consolas" w:eastAsia="Times New Roman" w:hAnsi="Consolas" w:cs="Courier New"/>
-          <w:color w:val="333333"/>
-          <w:kern w:val="0"/>
-          <w:sz w:val="20"/>
-          <w:szCs w:val="20"/>
-          <w:shd w:val="clear" w:color="auto" w:fill="F0F0F0"/>
-          <w14:ligatures w14:val="none"/>
+          <w:rFonts w:ascii="Consolas" w:eastAsia="Times New Roman" w:hAnsi="Consolas"/>
+          <w:color w:val="000000"/>
+          <w:sz w:val="27"/>
+          <w:szCs w:val="27"/>
         </w:rPr>
         <w:t>deltaSeconds</w:t>
       </w:r>
       <w:proofErr w:type="spellEnd"/>
       <w:r>
         <w:rPr>
-          <w:rFonts w:ascii="Consolas" w:eastAsia="Times New Roman" w:hAnsi="Consolas" w:cs="Courier New"/>
-          <w:color w:val="333333"/>
-          <w:kern w:val="0"/>
-          <w:sz w:val="20"/>
-          <w:szCs w:val="20"/>
-          <w:shd w:val="clear" w:color="auto" w:fill="F0F0F0"/>
-          <w14:ligatures w14:val="none"/>
+          <w:rFonts w:ascii="Consolas" w:eastAsia="Times New Roman" w:hAnsi="Consolas"/>
+          <w:color w:val="000000"/>
+          <w:sz w:val="27"/>
+          <w:szCs w:val="27"/>
         </w:rPr>
         <w:t>)</w:t>
       </w:r>
       <w:r>
         <w:rPr>
-          <w:rFonts w:ascii="Segoe UI" w:eastAsia="Times New Roman" w:hAnsi="Segoe UI" w:cs="Segoe UI"/>
-          <w:color w:val="333333"/>
-          <w:kern w:val="0"/>
-          <w:sz w:val="27"/>
-          <w:szCs w:val="27"/>
-          <w14:ligatures w14:val="none"/>
-        </w:rPr>
-        <w:t> as step 6.</w:t>
+          <w:rFonts w:ascii="Times New Roman" w:eastAsia="Times New Roman" w:hAnsi="Times New Roman"/>
+          <w:color w:val="000000"/>
+          <w:sz w:val="27"/>
+          <w:szCs w:val="27"/>
+        </w:rPr>
+        <w:t xml:space="preserve"> as step 6.</w:t>
       </w:r>
     </w:p>
     <w:p>
@@ -3226,131 +3048,81 @@
           <w:ilvl w:val="0"/>
           <w:numId w:val="49"/>
         </w:numPr>
-        <w:shd w:val="clear" w:color="auto" w:fill="FAFAFA"/>
         <w:spacing w:before="100" w:beforeAutospacing="1" w:after="100" w:afterAutospacing="1" w:line="240" w:lineRule="auto"/>
         <w:rPr>
-          <w:rFonts w:ascii="Segoe UI" w:eastAsia="Times New Roman" w:hAnsi="Segoe UI" w:cs="Segoe UI"/>
-          <w:color w:val="333333"/>
-          <w:kern w:val="0"/>
-          <w:sz w:val="27"/>
-          <w:szCs w:val="27"/>
+          <w:rFonts w:eastAsia="Times New Roman"/>
+          <w:color w:val="000000"/>
+          <w:kern w:val="0"/>
           <w14:ligatures w14:val="none"/>
         </w:rPr>
       </w:pPr>
       <w:r>
         <w:rPr>
-          <w:rFonts w:ascii="Segoe UI" w:eastAsia="Times New Roman" w:hAnsi="Segoe UI" w:cs="Segoe UI"/>
-          <w:color w:val="333333"/>
-          <w:kern w:val="0"/>
-          <w:sz w:val="27"/>
-          <w:szCs w:val="27"/>
+          <w:rFonts w:ascii="Times New Roman" w:eastAsia="Times New Roman" w:hAnsi="Times New Roman"/>
+          <w:color w:val="000000"/>
+          <w:sz w:val="27"/>
+          <w:szCs w:val="27"/>
+        </w:rPr>
+        <w:t>Comments and ordering docs updated to match reality.</w:t>
+      </w:r>
+    </w:p>
+    <w:p>
+      <w:pPr>
+        <w:rPr>
+          <w:kern w:val="0"/>
           <w14:ligatures w14:val="none"/>
         </w:rPr>
-        <w:t>Comments and ordering docs updated to match reality.</w:t>
-      </w:r>
-    </w:p>
-    <w:p>
-      <w:pPr>
-        <w:shd w:val="clear" w:color="auto" w:fill="FAFAFA"/>
-        <w:spacing w:before="100" w:beforeAutospacing="1" w:after="100" w:afterAutospacing="1" w:line="240" w:lineRule="auto"/>
-        <w:outlineLvl w:val="1"/>
-        <w:rPr>
-          <w:rFonts w:ascii="Segoe UI" w:eastAsia="Times New Roman" w:hAnsi="Segoe UI" w:cs="Segoe UI"/>
+      </w:pPr>
+      <w:r>
+        <w:rPr>
           <w:b/>
           <w:bCs/>
-          <w:color w:val="2A4D7A"/>
-          <w:kern w:val="0"/>
-          <w:sz w:val="36"/>
-          <w:szCs w:val="36"/>
+          <w:color w:val="0F4761"/>
+          <w:sz w:val="26"/>
+          <w:szCs w:val="26"/>
+        </w:rPr>
+        <w:t>Phase 7 – Remaining Work</w:t>
+      </w:r>
+    </w:p>
+    <w:p>
+      <w:pPr>
+        <w:rPr>
           <w14:ligatures w14:val="none"/>
         </w:rPr>
       </w:pPr>
       <w:r>
         <w:rPr>
-          <w:rFonts w:ascii="Segoe UI" w:eastAsia="Times New Roman" w:hAnsi="Segoe UI" w:cs="Segoe UI"/>
-          <w:b/>
-          <w:bCs/>
-          <w:color w:val="2A4D7A"/>
-          <w:kern w:val="0"/>
-          <w:sz w:val="36"/>
-          <w:szCs w:val="36"/>
-          <w14:ligatures w14:val="none"/>
-        </w:rPr>
-        <w:t>Phase 7 – Remaining Work</w:t>
-      </w:r>
-    </w:p>
-    <w:p>
-      <w:pPr>
-        <w:shd w:val="clear" w:color="auto" w:fill="FAFAFA"/>
-        <w:spacing w:before="100" w:beforeAutospacing="1" w:after="100" w:afterAutospacing="1" w:line="240" w:lineRule="auto"/>
-        <w:rPr>
-          <w:rFonts w:ascii="Segoe UI" w:eastAsia="Times New Roman" w:hAnsi="Segoe UI" w:cs="Segoe UI"/>
-          <w:color w:val="333333"/>
-          <w:kern w:val="0"/>
-          <w:sz w:val="27"/>
-          <w:szCs w:val="27"/>
-          <w14:ligatures w14:val="none"/>
-        </w:rPr>
-      </w:pPr>
-      <w:r>
-        <w:rPr>
-          <w:rFonts w:ascii="Segoe UI" w:eastAsia="Times New Roman" w:hAnsi="Segoe UI" w:cs="Segoe UI"/>
-          <w:color w:val="FFFFFF"/>
-          <w:kern w:val="0"/>
-          <w:sz w:val="27"/>
-          <w:szCs w:val="27"/>
-          <w:shd w:val="clear" w:color="auto" w:fill="D32F2F"/>
-          <w14:ligatures w14:val="none"/>
+          <w:color w:val="000000"/>
+          <w:sz w:val="27"/>
+          <w:szCs w:val="27"/>
         </w:rPr>
         <w:t xml:space="preserve">Critical fixes </w:t>
       </w:r>
       <w:proofErr w:type="gramStart"/>
       <w:r>
         <w:rPr>
-          <w:rFonts w:ascii="Segoe UI" w:eastAsia="Times New Roman" w:hAnsi="Segoe UI" w:cs="Segoe UI"/>
-          <w:color w:val="FFFFFF"/>
-          <w:kern w:val="0"/>
-          <w:sz w:val="27"/>
-          <w:szCs w:val="27"/>
-          <w:shd w:val="clear" w:color="auto" w:fill="D32F2F"/>
-          <w14:ligatures w14:val="none"/>
+          <w:color w:val="000000"/>
+          <w:sz w:val="27"/>
+          <w:szCs w:val="27"/>
         </w:rPr>
         <w:t>remaining:</w:t>
       </w:r>
       <w:proofErr w:type="gramEnd"/>
       <w:r>
         <w:rPr>
-          <w:rFonts w:ascii="Segoe UI" w:eastAsia="Times New Roman" w:hAnsi="Segoe UI" w:cs="Segoe UI"/>
-          <w:color w:val="FFFFFF"/>
-          <w:kern w:val="0"/>
-          <w:sz w:val="27"/>
-          <w:szCs w:val="27"/>
-          <w:shd w:val="clear" w:color="auto" w:fill="D32F2F"/>
-          <w14:ligatures w14:val="none"/>
+          <w:color w:val="000000"/>
+          <w:sz w:val="27"/>
+          <w:szCs w:val="27"/>
         </w:rPr>
         <w:t xml:space="preserve"> 6</w:t>
       </w:r>
       <w:r>
         <w:rPr>
-          <w:rFonts w:ascii="Segoe UI" w:eastAsia="Times New Roman" w:hAnsi="Segoe UI" w:cs="Segoe UI"/>
-          <w:color w:val="333333"/>
-          <w:kern w:val="0"/>
-          <w:sz w:val="27"/>
-          <w:szCs w:val="27"/>
-          <w14:ligatures w14:val="none"/>
+          <w:color w:val="000000"/>
+          <w:sz w:val="27"/>
+          <w:szCs w:val="27"/>
         </w:rPr>
         <w:br/>
-      </w:r>
-      <w:r>
-        <w:rPr>
-          <w:rFonts w:ascii="Segoe UI" w:eastAsia="Times New Roman" w:hAnsi="Segoe UI" w:cs="Segoe UI"/>
-          <w:color w:val="FFFFFF"/>
-          <w:kern w:val="0"/>
-          <w:sz w:val="27"/>
-          <w:szCs w:val="27"/>
-          <w:shd w:val="clear" w:color="auto" w:fill="F9A825"/>
-          <w14:ligatures w14:val="none"/>
-        </w:rPr>
         <w:t>Minor / polish begins after these 6</w:t>
       </w:r>
     </w:p>
@@ -3360,25 +3132,20 @@
           <w:ilvl w:val="0"/>
           <w:numId w:val="50"/>
         </w:numPr>
-        <w:shd w:val="clear" w:color="auto" w:fill="FAFAFA"/>
         <w:spacing w:before="100" w:beforeAutospacing="1" w:after="100" w:afterAutospacing="1" w:line="240" w:lineRule="auto"/>
         <w:rPr>
-          <w:rFonts w:ascii="Segoe UI" w:eastAsia="Times New Roman" w:hAnsi="Segoe UI" w:cs="Segoe UI"/>
-          <w:color w:val="333333"/>
-          <w:kern w:val="0"/>
-          <w:sz w:val="27"/>
-          <w:szCs w:val="27"/>
+          <w:rFonts w:eastAsia="Times New Roman"/>
+          <w:color w:val="000000"/>
+          <w:kern w:val="0"/>
           <w14:ligatures w14:val="none"/>
         </w:rPr>
       </w:pPr>
       <w:r>
         <w:rPr>
-          <w:rFonts w:ascii="Segoe UI" w:eastAsia="Times New Roman" w:hAnsi="Segoe UI" w:cs="Segoe UI"/>
-          <w:color w:val="333333"/>
-          <w:kern w:val="0"/>
-          <w:sz w:val="27"/>
-          <w:szCs w:val="27"/>
-          <w14:ligatures w14:val="none"/>
+          <w:rFonts w:ascii="Times New Roman" w:eastAsia="Times New Roman" w:hAnsi="Times New Roman"/>
+          <w:color w:val="000000"/>
+          <w:sz w:val="27"/>
+          <w:szCs w:val="27"/>
         </w:rPr>
         <w:t>All BREAKPOINT scaffolding removed.</w:t>
       </w:r>
@@ -3389,25 +3156,20 @@
           <w:ilvl w:val="0"/>
           <w:numId w:val="50"/>
         </w:numPr>
-        <w:shd w:val="clear" w:color="auto" w:fill="FAFAFA"/>
         <w:spacing w:before="100" w:beforeAutospacing="1" w:after="100" w:afterAutospacing="1" w:line="240" w:lineRule="auto"/>
         <w:rPr>
-          <w:rFonts w:ascii="Segoe UI" w:eastAsia="Times New Roman" w:hAnsi="Segoe UI" w:cs="Segoe UI"/>
-          <w:color w:val="333333"/>
-          <w:kern w:val="0"/>
-          <w:sz w:val="27"/>
-          <w:szCs w:val="27"/>
+          <w:rFonts w:eastAsia="Times New Roman"/>
+          <w:color w:val="000000"/>
+          <w:kern w:val="0"/>
           <w14:ligatures w14:val="none"/>
         </w:rPr>
       </w:pPr>
       <w:r>
         <w:rPr>
-          <w:rFonts w:ascii="Segoe UI" w:eastAsia="Times New Roman" w:hAnsi="Segoe UI" w:cs="Segoe UI"/>
-          <w:color w:val="333333"/>
-          <w:kern w:val="0"/>
-          <w:sz w:val="27"/>
-          <w:szCs w:val="27"/>
-          <w14:ligatures w14:val="none"/>
+          <w:rFonts w:ascii="Times New Roman" w:eastAsia="Times New Roman" w:hAnsi="Times New Roman"/>
+          <w:color w:val="000000"/>
+          <w:sz w:val="27"/>
+          <w:szCs w:val="27"/>
         </w:rPr>
         <w:lastRenderedPageBreak/>
         <w:t>All CS variants and dead lists cleaned.</w:t>
@@ -3419,91 +3181,62 @@
           <w:ilvl w:val="0"/>
           <w:numId w:val="50"/>
         </w:numPr>
-        <w:shd w:val="clear" w:color="auto" w:fill="FAFAFA"/>
         <w:spacing w:before="100" w:beforeAutospacing="1" w:after="100" w:afterAutospacing="1" w:line="240" w:lineRule="auto"/>
         <w:rPr>
-          <w:rFonts w:ascii="Segoe UI" w:eastAsia="Times New Roman" w:hAnsi="Segoe UI" w:cs="Segoe UI"/>
-          <w:color w:val="333333"/>
-          <w:kern w:val="0"/>
-          <w:sz w:val="27"/>
-          <w:szCs w:val="27"/>
+          <w:rFonts w:eastAsia="Times New Roman"/>
+          <w:color w:val="000000"/>
+          <w:kern w:val="0"/>
           <w14:ligatures w14:val="none"/>
         </w:rPr>
       </w:pPr>
       <w:r>
         <w:rPr>
-          <w:rFonts w:ascii="Segoe UI" w:eastAsia="Times New Roman" w:hAnsi="Segoe UI" w:cs="Segoe UI"/>
-          <w:color w:val="333333"/>
-          <w:kern w:val="0"/>
-          <w:sz w:val="27"/>
-          <w:szCs w:val="27"/>
+          <w:rFonts w:ascii="Times New Roman" w:eastAsia="Times New Roman" w:hAnsi="Times New Roman"/>
+          <w:color w:val="000000"/>
+          <w:sz w:val="27"/>
+          <w:szCs w:val="27"/>
+        </w:rPr>
+        <w:t>Subsystem lifecycle mostly aligned; remaining fixes are targeted correctness passes.</w:t>
+      </w:r>
+    </w:p>
+    <w:p>
+      <w:pPr>
+        <w:rPr>
+          <w:kern w:val="0"/>
           <w14:ligatures w14:val="none"/>
         </w:rPr>
-        <w:t>Subsystem lifecycle mostly aligned; remaining fixes are targeted correctness passes.</w:t>
-      </w:r>
-    </w:p>
-    <w:p>
-      <w:pPr>
-        <w:shd w:val="clear" w:color="auto" w:fill="FAFAFA"/>
-        <w:spacing w:before="100" w:beforeAutospacing="1" w:after="100" w:afterAutospacing="1" w:line="240" w:lineRule="auto"/>
-        <w:outlineLvl w:val="1"/>
-        <w:rPr>
-          <w:rFonts w:ascii="Segoe UI" w:eastAsia="Times New Roman" w:hAnsi="Segoe UI" w:cs="Segoe UI"/>
+      </w:pPr>
+      <w:r>
+        <w:rPr>
           <w:b/>
           <w:bCs/>
-          <w:color w:val="2A4D7A"/>
-          <w:kern w:val="0"/>
-          <w:sz w:val="36"/>
-          <w:szCs w:val="36"/>
+          <w:color w:val="0F4761"/>
+          <w:sz w:val="26"/>
+          <w:szCs w:val="26"/>
+        </w:rPr>
+        <w:t>Tomorrow’s First Move</w:t>
+      </w:r>
+    </w:p>
+    <w:p>
+      <w:pPr>
+        <w:rPr>
           <w14:ligatures w14:val="none"/>
         </w:rPr>
       </w:pPr>
       <w:r>
         <w:rPr>
-          <w:rFonts w:ascii="Segoe UI" w:eastAsia="Times New Roman" w:hAnsi="Segoe UI" w:cs="Segoe UI"/>
-          <w:b/>
-          <w:bCs/>
-          <w:color w:val="2A4D7A"/>
-          <w:kern w:val="0"/>
-          <w:sz w:val="36"/>
-          <w:szCs w:val="36"/>
-          <w14:ligatures w14:val="none"/>
-        </w:rPr>
-        <w:t>Tomorrow’s First Move</w:t>
-      </w:r>
-    </w:p>
-    <w:p>
-      <w:pPr>
-        <w:shd w:val="clear" w:color="auto" w:fill="FAFAFA"/>
-        <w:spacing w:before="100" w:beforeAutospacing="1" w:after="100" w:afterAutospacing="1" w:line="240" w:lineRule="auto"/>
-        <w:rPr>
-          <w:rFonts w:ascii="Segoe UI" w:eastAsia="Times New Roman" w:hAnsi="Segoe UI" w:cs="Segoe UI"/>
-          <w:color w:val="B26A00"/>
-          <w:kern w:val="0"/>
-          <w:sz w:val="27"/>
-          <w:szCs w:val="27"/>
-          <w14:ligatures w14:val="none"/>
-        </w:rPr>
-      </w:pPr>
-      <w:r>
-        <w:rPr>
-          <w:rFonts w:ascii="Cambria Math" w:eastAsia="Times New Roman" w:hAnsi="Cambria Math" w:cs="Cambria Math"/>
-          <w:color w:val="B26A00"/>
-          <w:kern w:val="0"/>
-          <w:sz w:val="27"/>
-          <w:szCs w:val="27"/>
-          <w14:ligatures w14:val="none"/>
+          <w:rFonts w:ascii="Cambria Math" w:hAnsi="Cambria Math" w:cs="Cambria Math"/>
+          <w:color w:val="000000"/>
+          <w:sz w:val="27"/>
+          <w:szCs w:val="27"/>
         </w:rPr>
         <w:t>▶</w:t>
       </w:r>
       <w:r>
         <w:rPr>
-          <w:rFonts w:ascii="Segoe UI" w:eastAsia="Times New Roman" w:hAnsi="Segoe UI" w:cs="Segoe UI"/>
-          <w:color w:val="B26A00"/>
-          <w:kern w:val="0"/>
-          <w:sz w:val="27"/>
-          <w:szCs w:val="27"/>
-          <w14:ligatures w14:val="none"/>
+          <w:color w:val="000000"/>
+          <w:sz w:val="27"/>
+          <w:szCs w:val="27"/>
         </w:rPr>
         <w:t xml:space="preserve"> Recommended starting point:</w:t>
       </w:r>
@@ -3514,51 +3247,42 @@
           <w:ilvl w:val="0"/>
           <w:numId w:val="51"/>
         </w:numPr>
-        <w:shd w:val="clear" w:color="auto" w:fill="FAFAFA"/>
         <w:spacing w:before="100" w:beforeAutospacing="1" w:after="100" w:afterAutospacing="1" w:line="240" w:lineRule="auto"/>
         <w:rPr>
-          <w:rFonts w:ascii="Segoe UI" w:eastAsia="Times New Roman" w:hAnsi="Segoe UI" w:cs="Segoe UI"/>
-          <w:color w:val="333333"/>
-          <w:kern w:val="0"/>
-          <w:sz w:val="27"/>
-          <w:szCs w:val="27"/>
+          <w:rFonts w:eastAsia="Times New Roman"/>
+          <w:color w:val="000000"/>
+          <w:kern w:val="0"/>
           <w14:ligatures w14:val="none"/>
         </w:rPr>
       </w:pPr>
       <w:r>
         <w:rPr>
-          <w:rFonts w:ascii="Segoe UI" w:eastAsia="Times New Roman" w:hAnsi="Segoe UI" w:cs="Segoe UI"/>
-          <w:color w:val="333333"/>
-          <w:kern w:val="0"/>
-          <w:sz w:val="27"/>
-          <w:szCs w:val="27"/>
-          <w14:ligatures w14:val="none"/>
-        </w:rPr>
-        <w:t>Begin with the next </w:t>
-      </w:r>
-      <w:r>
-        <w:rPr>
-          <w:rFonts w:ascii="Segoe UI" w:eastAsia="Times New Roman" w:hAnsi="Segoe UI" w:cs="Segoe UI"/>
+          <w:rFonts w:ascii="Times New Roman" w:eastAsia="Times New Roman" w:hAnsi="Times New Roman"/>
+          <w:color w:val="000000"/>
+          <w:sz w:val="27"/>
+          <w:szCs w:val="27"/>
+        </w:rPr>
+        <w:t xml:space="preserve">Begin with the next </w:t>
+      </w:r>
+      <w:r>
+        <w:rPr>
+          <w:rFonts w:ascii="Times New Roman" w:eastAsia="Times New Roman" w:hAnsi="Times New Roman"/>
           <w:b/>
           <w:bCs/>
-          <w:color w:val="333333"/>
-          <w:kern w:val="0"/>
-          <w:sz w:val="27"/>
-          <w:szCs w:val="27"/>
-          <w14:ligatures w14:val="none"/>
+          <w:color w:val="000000"/>
+          <w:sz w:val="27"/>
+          <w:szCs w:val="27"/>
         </w:rPr>
         <w:t>Critical</w:t>
       </w:r>
       <w:r>
         <w:rPr>
-          <w:rFonts w:ascii="Segoe UI" w:eastAsia="Times New Roman" w:hAnsi="Segoe UI" w:cs="Segoe UI"/>
-          <w:color w:val="333333"/>
-          <w:kern w:val="0"/>
-          <w:sz w:val="27"/>
-          <w:szCs w:val="27"/>
-          <w14:ligatures w14:val="none"/>
-        </w:rPr>
-        <w:t> Phase 7 fix (1 of 6).</w:t>
+          <w:rFonts w:ascii="Times New Roman" w:eastAsia="Times New Roman" w:hAnsi="Times New Roman"/>
+          <w:color w:val="000000"/>
+          <w:sz w:val="27"/>
+          <w:szCs w:val="27"/>
+        </w:rPr>
+        <w:t xml:space="preserve"> Phase 7 fix (1 of 6).</w:t>
       </w:r>
     </w:p>
     <w:p>
@@ -3567,25 +3291,20 @@
           <w:ilvl w:val="0"/>
           <w:numId w:val="51"/>
         </w:numPr>
-        <w:shd w:val="clear" w:color="auto" w:fill="FAFAFA"/>
         <w:spacing w:before="100" w:beforeAutospacing="1" w:after="100" w:afterAutospacing="1" w:line="240" w:lineRule="auto"/>
         <w:rPr>
-          <w:rFonts w:ascii="Segoe UI" w:eastAsia="Times New Roman" w:hAnsi="Segoe UI" w:cs="Segoe UI"/>
-          <w:color w:val="333333"/>
-          <w:kern w:val="0"/>
-          <w:sz w:val="27"/>
-          <w:szCs w:val="27"/>
+          <w:rFonts w:eastAsia="Times New Roman"/>
+          <w:color w:val="000000"/>
+          <w:kern w:val="0"/>
           <w14:ligatures w14:val="none"/>
         </w:rPr>
       </w:pPr>
       <w:r>
         <w:rPr>
-          <w:rFonts w:ascii="Segoe UI" w:eastAsia="Times New Roman" w:hAnsi="Segoe UI" w:cs="Segoe UI"/>
-          <w:color w:val="333333"/>
-          <w:kern w:val="0"/>
-          <w:sz w:val="27"/>
-          <w:szCs w:val="27"/>
-          <w14:ligatures w14:val="none"/>
+          <w:rFonts w:ascii="Times New Roman" w:eastAsia="Times New Roman" w:hAnsi="Times New Roman"/>
+          <w:color w:val="000000"/>
+          <w:sz w:val="27"/>
+          <w:szCs w:val="27"/>
         </w:rPr>
         <w:t>Use today’s pattern: small, scoped change → review table → confirm zero functional impact.</w:t>
       </w:r>
@@ -3596,55 +3315,38 @@
           <w:ilvl w:val="0"/>
           <w:numId w:val="51"/>
         </w:numPr>
-        <w:shd w:val="clear" w:color="auto" w:fill="FAFAFA"/>
         <w:spacing w:before="100" w:beforeAutospacing="1" w:after="100" w:afterAutospacing="1" w:line="240" w:lineRule="auto"/>
         <w:rPr>
-          <w:rFonts w:ascii="Segoe UI" w:eastAsia="Times New Roman" w:hAnsi="Segoe UI" w:cs="Segoe UI"/>
-          <w:color w:val="333333"/>
-          <w:kern w:val="0"/>
-          <w:sz w:val="27"/>
-          <w:szCs w:val="27"/>
+          <w:rFonts w:eastAsia="Times New Roman"/>
+          <w:color w:val="000000"/>
+          <w:kern w:val="0"/>
           <w14:ligatures w14:val="none"/>
         </w:rPr>
       </w:pPr>
       <w:r>
         <w:rPr>
-          <w:rFonts w:ascii="Segoe UI" w:eastAsia="Times New Roman" w:hAnsi="Segoe UI" w:cs="Segoe UI"/>
-          <w:color w:val="333333"/>
-          <w:kern w:val="0"/>
-          <w:sz w:val="27"/>
-          <w:szCs w:val="27"/>
+          <w:rFonts w:ascii="Times New Roman" w:eastAsia="Times New Roman" w:hAnsi="Times New Roman"/>
+          <w:color w:val="000000"/>
+          <w:sz w:val="27"/>
+          <w:szCs w:val="27"/>
+        </w:rPr>
+        <w:t>Keep comments and XML docs in lockstep with behavior.</w:t>
+      </w:r>
+    </w:p>
+    <w:p>
+      <w:pPr>
+        <w:rPr>
+          <w:kern w:val="0"/>
           <w14:ligatures w14:val="none"/>
         </w:rPr>
-        <w:t>Keep comments and XML docs in lockstep with behavior.</w:t>
-      </w:r>
-    </w:p>
-    <w:p>
-      <w:pPr>
-        <w:shd w:val="clear" w:color="auto" w:fill="FAFAFA"/>
-        <w:spacing w:before="100" w:beforeAutospacing="1" w:after="100" w:afterAutospacing="1" w:line="240" w:lineRule="auto"/>
-        <w:outlineLvl w:val="1"/>
-        <w:rPr>
-          <w:rFonts w:ascii="Segoe UI" w:eastAsia="Times New Roman" w:hAnsi="Segoe UI" w:cs="Segoe UI"/>
+      </w:pPr>
+      <w:r>
+        <w:rPr>
           <w:b/>
           <w:bCs/>
-          <w:color w:val="2A4D7A"/>
-          <w:kern w:val="0"/>
-          <w:sz w:val="36"/>
-          <w:szCs w:val="36"/>
-          <w14:ligatures w14:val="none"/>
-        </w:rPr>
-      </w:pPr>
-      <w:r>
-        <w:rPr>
-          <w:rFonts w:ascii="Segoe UI" w:eastAsia="Times New Roman" w:hAnsi="Segoe UI" w:cs="Segoe UI"/>
-          <w:b/>
-          <w:bCs/>
-          <w:color w:val="2A4D7A"/>
-          <w:kern w:val="0"/>
-          <w:sz w:val="36"/>
-          <w:szCs w:val="36"/>
-          <w14:ligatures w14:val="none"/>
+          <w:color w:val="0F4761"/>
+          <w:sz w:val="26"/>
+          <w:szCs w:val="26"/>
         </w:rPr>
         <w:t>Mental Bookmark</w:t>
       </w:r>
@@ -3655,25 +3357,20 @@
           <w:ilvl w:val="0"/>
           <w:numId w:val="52"/>
         </w:numPr>
-        <w:shd w:val="clear" w:color="auto" w:fill="FAFAFA"/>
         <w:spacing w:before="100" w:beforeAutospacing="1" w:after="100" w:afterAutospacing="1" w:line="240" w:lineRule="auto"/>
         <w:rPr>
-          <w:rFonts w:ascii="Segoe UI" w:eastAsia="Times New Roman" w:hAnsi="Segoe UI" w:cs="Segoe UI"/>
-          <w:color w:val="333333"/>
-          <w:kern w:val="0"/>
-          <w:sz w:val="27"/>
-          <w:szCs w:val="27"/>
+          <w:rFonts w:eastAsia="Times New Roman"/>
+          <w:color w:val="000000"/>
+          <w:kern w:val="0"/>
           <w14:ligatures w14:val="none"/>
         </w:rPr>
       </w:pPr>
       <w:r>
         <w:rPr>
-          <w:rFonts w:ascii="Segoe UI" w:eastAsia="Times New Roman" w:hAnsi="Segoe UI" w:cs="Segoe UI"/>
-          <w:color w:val="333333"/>
-          <w:kern w:val="0"/>
-          <w:sz w:val="27"/>
-          <w:szCs w:val="27"/>
-          <w14:ligatures w14:val="none"/>
+          <w:rFonts w:ascii="Times New Roman" w:eastAsia="Times New Roman" w:hAnsi="Times New Roman"/>
+          <w:color w:val="000000"/>
+          <w:sz w:val="27"/>
+          <w:szCs w:val="27"/>
         </w:rPr>
         <w:t>Engine is now structurally clean enough for Copilot to navigate without BREAKPOINTs.</w:t>
       </w:r>
@@ -3684,38 +3381,31 @@
           <w:ilvl w:val="0"/>
           <w:numId w:val="52"/>
         </w:numPr>
-        <w:shd w:val="clear" w:color="auto" w:fill="FAFAFA"/>
         <w:spacing w:before="100" w:beforeAutospacing="1" w:after="100" w:afterAutospacing="1" w:line="240" w:lineRule="auto"/>
         <w:rPr>
-          <w:rFonts w:ascii="Segoe UI" w:eastAsia="Times New Roman" w:hAnsi="Segoe UI" w:cs="Segoe UI"/>
-          <w:color w:val="333333"/>
-          <w:kern w:val="0"/>
-          <w:sz w:val="27"/>
-          <w:szCs w:val="27"/>
+          <w:rFonts w:eastAsia="Times New Roman"/>
+          <w:color w:val="000000"/>
+          <w:kern w:val="0"/>
           <w14:ligatures w14:val="none"/>
         </w:rPr>
       </w:pPr>
       <w:proofErr w:type="spellStart"/>
       <w:r>
         <w:rPr>
-          <w:rFonts w:ascii="Segoe UI" w:eastAsia="Times New Roman" w:hAnsi="Segoe UI" w:cs="Segoe UI"/>
-          <w:color w:val="333333"/>
-          <w:kern w:val="0"/>
-          <w:sz w:val="27"/>
-          <w:szCs w:val="27"/>
-          <w14:ligatures w14:val="none"/>
+          <w:rFonts w:ascii="Times New Roman" w:eastAsia="Times New Roman" w:hAnsi="Times New Roman"/>
+          <w:color w:val="000000"/>
+          <w:sz w:val="27"/>
+          <w:szCs w:val="27"/>
         </w:rPr>
         <w:t>ProjectileSystem</w:t>
       </w:r>
       <w:proofErr w:type="spellEnd"/>
       <w:r>
         <w:rPr>
-          <w:rFonts w:ascii="Segoe UI" w:eastAsia="Times New Roman" w:hAnsi="Segoe UI" w:cs="Segoe UI"/>
-          <w:color w:val="333333"/>
-          <w:kern w:val="0"/>
-          <w:sz w:val="27"/>
-          <w:szCs w:val="27"/>
-          <w14:ligatures w14:val="none"/>
+          <w:rFonts w:ascii="Times New Roman" w:eastAsia="Times New Roman" w:hAnsi="Times New Roman"/>
+          <w:color w:val="000000"/>
+          <w:sz w:val="27"/>
+          <w:szCs w:val="27"/>
         </w:rPr>
         <w:t xml:space="preserve"> is now part of the lifecycle contract.</w:t>
       </w:r>
@@ -3726,30 +3416,257 @@
           <w:ilvl w:val="0"/>
           <w:numId w:val="52"/>
         </w:numPr>
-        <w:shd w:val="clear" w:color="auto" w:fill="FAFAFA"/>
         <w:spacing w:before="100" w:beforeAutospacing="1" w:after="100" w:afterAutospacing="1" w:line="240" w:lineRule="auto"/>
         <w:rPr>
-          <w:rFonts w:ascii="Segoe UI" w:eastAsia="Times New Roman" w:hAnsi="Segoe UI" w:cs="Segoe UI"/>
-          <w:color w:val="333333"/>
-          <w:kern w:val="0"/>
-          <w:sz w:val="27"/>
-          <w:szCs w:val="27"/>
+          <w:rFonts w:eastAsia="Times New Roman"/>
+          <w:color w:val="000000"/>
+          <w:kern w:val="0"/>
           <w14:ligatures w14:val="none"/>
         </w:rPr>
       </w:pPr>
       <w:r>
         <w:rPr>
-          <w:rFonts w:ascii="Segoe UI" w:eastAsia="Times New Roman" w:hAnsi="Segoe UI" w:cs="Segoe UI"/>
-          <w:color w:val="333333"/>
-          <w:kern w:val="0"/>
-          <w:sz w:val="27"/>
-          <w:szCs w:val="27"/>
+          <w:rFonts w:ascii="Times New Roman" w:eastAsia="Times New Roman" w:hAnsi="Times New Roman"/>
+          <w:color w:val="000000"/>
+          <w:sz w:val="27"/>
+          <w:szCs w:val="27"/>
+        </w:rPr>
+        <w:t>After the last 6 Critical fixes, remaining work is polish, not surgery.</w:t>
+      </w:r>
+    </w:p>
+    <w:p/>
+    <w:p/>
+    <w:p/>
+    <w:p/>
+    <w:p/>
+    <w:p/>
+    <w:p/>
+    <w:p/>
+    <w:p/>
+    <w:p/>
+    <w:p>
+      <w:pPr>
+        <w:rPr>
+          <w:kern w:val="0"/>
           <w14:ligatures w14:val="none"/>
         </w:rPr>
-        <w:t>After the last 6 Critical fixes, remaining work is polish, not surgery.</w:t>
-      </w:r>
-    </w:p>
-    <w:p/>
+      </w:pPr>
+      <w:r>
+        <w:rPr>
+          <w:b/>
+          <w:bCs/>
+          <w:color w:val="0F4761"/>
+          <w:sz w:val="26"/>
+          <w:szCs w:val="26"/>
+        </w:rPr>
+        <w:t>STEVE SESSION BLOCK</w:t>
+      </w:r>
+    </w:p>
+    <w:p>
+      <w:pPr>
+        <w:rPr>
+          <w:kern w:val="0"/>
+          <w14:ligatures w14:val="none"/>
+        </w:rPr>
+      </w:pPr>
+      <w:r>
+        <w:rPr>
+          <w:b/>
+          <w:bCs/>
+          <w:color w:val="0F4761"/>
+          <w:sz w:val="26"/>
+          <w:szCs w:val="26"/>
+          <w:u w:val="single"/>
+        </w:rPr>
+        <w:t>Task Block: P8-26 Build Tasks</w:t>
+      </w:r>
+    </w:p>
+    <w:p>
+      <w:pPr>
+        <w:rPr>
+          <w:kern w:val="0"/>
+          <w14:ligatures w14:val="none"/>
+        </w:rPr>
+      </w:pPr>
+      <w:r>
+        <w:rPr>
+          <w:b/>
+          <w:bCs/>
+          <w:color w:val="0F4761"/>
+          <w:sz w:val="26"/>
+          <w:szCs w:val="26"/>
+        </w:rPr>
+        <w:t>P8-26-05:</w:t>
+      </w:r>
+    </w:p>
+    <w:p>
+      <w:pPr>
+        <w:rPr>
+          <w:kern w:val="0"/>
+          <w14:ligatures w14:val="none"/>
+        </w:rPr>
+      </w:pPr>
+      <w:r>
+        <w:rPr>
+          <w:b/>
+          <w:bCs/>
+          <w:color w:val="0F4761"/>
+          <w:sz w:val="26"/>
+          <w:szCs w:val="26"/>
+        </w:rPr>
+        <w:lastRenderedPageBreak/>
+        <w:t>P8-26-10:</w:t>
+      </w:r>
+    </w:p>
+    <w:p>
+      <w:pPr>
+        <w:rPr>
+          <w:kern w:val="0"/>
+          <w14:ligatures w14:val="none"/>
+        </w:rPr>
+      </w:pPr>
+      <w:r>
+        <w:rPr>
+          <w:b/>
+          <w:bCs/>
+          <w:color w:val="0F4761"/>
+          <w:sz w:val="26"/>
+          <w:szCs w:val="26"/>
+          <w:u w:val="single"/>
+        </w:rPr>
+        <w:t>Session Notes</w:t>
+      </w:r>
+    </w:p>
+    <w:p>
+      <w:pPr>
+        <w:rPr>
+          <w14:ligatures w14:val="none"/>
+        </w:rPr>
+      </w:pPr>
+      <w:r>
+        <w:rPr>
+          <w:color w:val="000000"/>
+          <w:sz w:val="27"/>
+          <w:szCs w:val="27"/>
+        </w:rPr>
+        <w:t>__________________________________________________________________________________________</w:t>
+      </w:r>
+    </w:p>
+    <w:p>
+      <w:pPr>
+        <w:rPr>
+          <w14:ligatures w14:val="none"/>
+        </w:rPr>
+      </w:pPr>
+      <w:r>
+        <w:rPr>
+          <w:color w:val="000000"/>
+          <w:sz w:val="27"/>
+          <w:szCs w:val="27"/>
+        </w:rPr>
+        <w:t>__________________________________________________________________________________________</w:t>
+      </w:r>
+    </w:p>
+    <w:p>
+      <w:pPr>
+        <w:rPr>
+          <w14:ligatures w14:val="none"/>
+        </w:rPr>
+      </w:pPr>
+      <w:r>
+        <w:rPr>
+          <w:color w:val="000000"/>
+          <w:sz w:val="27"/>
+          <w:szCs w:val="27"/>
+        </w:rPr>
+        <w:t>__________________________________________________________________________________________</w:t>
+      </w:r>
+    </w:p>
+    <w:p>
+      <w:pPr>
+        <w:rPr>
+          <w:kern w:val="0"/>
+          <w14:ligatures w14:val="none"/>
+        </w:rPr>
+      </w:pPr>
+      <w:r>
+        <w:rPr>
+          <w:b/>
+          <w:bCs/>
+          <w:color w:val="0F4761"/>
+          <w:sz w:val="26"/>
+          <w:szCs w:val="26"/>
+          <w:u w:val="single"/>
+        </w:rPr>
+        <w:t>Exit State / Next Entry Point</w:t>
+      </w:r>
+    </w:p>
+    <w:p>
+      <w:pPr>
+        <w:rPr>
+          <w14:ligatures w14:val="none"/>
+        </w:rPr>
+      </w:pPr>
+      <w:r>
+        <w:rPr>
+          <w:color w:val="000000"/>
+          <w:sz w:val="27"/>
+          <w:szCs w:val="27"/>
+        </w:rPr>
+        <w:t>__________________________________________________________________________________________</w:t>
+      </w:r>
+    </w:p>
+    <w:p>
+      <w:pPr>
+        <w:rPr>
+          <w14:ligatures w14:val="none"/>
+        </w:rPr>
+      </w:pPr>
+      <w:r>
+        <w:rPr>
+          <w:color w:val="000000"/>
+          <w:sz w:val="27"/>
+          <w:szCs w:val="27"/>
+        </w:rPr>
+        <w:t>__________________________________________________________________________________________</w:t>
+      </w:r>
+    </w:p>
+    <w:p>
+      <w:pPr>
+        <w:rPr>
+          <w:color w:val="000000"/>
+          <w:sz w:val="27"/>
+          <w:szCs w:val="27"/>
+          <w14:ligatures w14:val="none"/>
+        </w:rPr>
+      </w:pPr>
+      <w:r>
+        <w:rPr>
+          <w:color w:val="000000"/>
+          <w:sz w:val="27"/>
+          <w:szCs w:val="27"/>
+        </w:rPr>
+        <w:t> </w:t>
+      </w:r>
+    </w:p>
+    <w:p>
+      <w:pPr>
+        <w:rPr>
+          <w:color w:val="000000"/>
+          <w:sz w:val="27"/>
+          <w:szCs w:val="27"/>
+          <w14:ligatures w14:val="none"/>
+        </w:rPr>
+      </w:pPr>
+      <w:r>
+        <w:rPr>
+          <w:color w:val="000000"/>
+          <w:sz w:val="27"/>
+          <w:szCs w:val="27"/>
+        </w:rPr>
+        <w:t> </w:t>
+      </w:r>
+    </w:p>
     <w:sectPr>
       <w:pgSz w:w="12240" w:h="15840"/>
       <w:pgMar w:top="1440" w:right="1440" w:bottom="1440" w:left="1440" w:header="720" w:footer="720" w:gutter="0"/>
@@ -4489,6 +4406,155 @@
     </w:lvl>
   </w:abstractNum>
   <w:abstractNum w:abstractNumId="6" w15:restartNumberingAfterBreak="0">
+    <w:nsid w:val="133051F6"/>
+    <w:multiLevelType w:val="multilevel"/>
+    <w:tmpl w:val="FD180D92"/>
+    <w:lvl w:ilvl="0">
+      <w:start w:val="1"/>
+      <w:numFmt w:val="bullet"/>
+      <w:lvlText w:val=""/>
+      <w:lvlJc w:val="left"/>
+      <w:pPr>
+        <w:tabs>
+          <w:tab w:val="num" w:pos="720"/>
+        </w:tabs>
+        <w:ind w:left="720" w:hanging="360"/>
+      </w:pPr>
+      <w:rPr>
+        <w:rFonts w:ascii="Symbol" w:hAnsi="Symbol" w:hint="default"/>
+        <w:sz w:val="20"/>
+      </w:rPr>
+    </w:lvl>
+    <w:lvl w:ilvl="1" w:tentative="1">
+      <w:start w:val="1"/>
+      <w:numFmt w:val="bullet"/>
+      <w:lvlText w:val="o"/>
+      <w:lvlJc w:val="left"/>
+      <w:pPr>
+        <w:tabs>
+          <w:tab w:val="num" w:pos="1440"/>
+        </w:tabs>
+        <w:ind w:left="1440" w:hanging="360"/>
+      </w:pPr>
+      <w:rPr>
+        <w:rFonts w:ascii="Courier New" w:hAnsi="Courier New" w:hint="default"/>
+        <w:sz w:val="20"/>
+      </w:rPr>
+    </w:lvl>
+    <w:lvl w:ilvl="2" w:tentative="1">
+      <w:start w:val="1"/>
+      <w:numFmt w:val="bullet"/>
+      <w:lvlText w:val=""/>
+      <w:lvlJc w:val="left"/>
+      <w:pPr>
+        <w:tabs>
+          <w:tab w:val="num" w:pos="2160"/>
+        </w:tabs>
+        <w:ind w:left="2160" w:hanging="360"/>
+      </w:pPr>
+      <w:rPr>
+        <w:rFonts w:ascii="Wingdings" w:hAnsi="Wingdings" w:hint="default"/>
+        <w:sz w:val="20"/>
+      </w:rPr>
+    </w:lvl>
+    <w:lvl w:ilvl="3" w:tentative="1">
+      <w:start w:val="1"/>
+      <w:numFmt w:val="bullet"/>
+      <w:lvlText w:val=""/>
+      <w:lvlJc w:val="left"/>
+      <w:pPr>
+        <w:tabs>
+          <w:tab w:val="num" w:pos="2880"/>
+        </w:tabs>
+        <w:ind w:left="2880" w:hanging="360"/>
+      </w:pPr>
+      <w:rPr>
+        <w:rFonts w:ascii="Wingdings" w:hAnsi="Wingdings" w:hint="default"/>
+        <w:sz w:val="20"/>
+      </w:rPr>
+    </w:lvl>
+    <w:lvl w:ilvl="4" w:tentative="1">
+      <w:start w:val="1"/>
+      <w:numFmt w:val="bullet"/>
+      <w:lvlText w:val=""/>
+      <w:lvlJc w:val="left"/>
+      <w:pPr>
+        <w:tabs>
+          <w:tab w:val="num" w:pos="3600"/>
+        </w:tabs>
+        <w:ind w:left="3600" w:hanging="360"/>
+      </w:pPr>
+      <w:rPr>
+        <w:rFonts w:ascii="Wingdings" w:hAnsi="Wingdings" w:hint="default"/>
+        <w:sz w:val="20"/>
+      </w:rPr>
+    </w:lvl>
+    <w:lvl w:ilvl="5" w:tentative="1">
+      <w:start w:val="1"/>
+      <w:numFmt w:val="bullet"/>
+      <w:lvlText w:val=""/>
+      <w:lvlJc w:val="left"/>
+      <w:pPr>
+        <w:tabs>
+          <w:tab w:val="num" w:pos="4320"/>
+        </w:tabs>
+        <w:ind w:left="4320" w:hanging="360"/>
+      </w:pPr>
+      <w:rPr>
+        <w:rFonts w:ascii="Wingdings" w:hAnsi="Wingdings" w:hint="default"/>
+        <w:sz w:val="20"/>
+      </w:rPr>
+    </w:lvl>
+    <w:lvl w:ilvl="6" w:tentative="1">
+      <w:start w:val="1"/>
+      <w:numFmt w:val="bullet"/>
+      <w:lvlText w:val=""/>
+      <w:lvlJc w:val="left"/>
+      <w:pPr>
+        <w:tabs>
+          <w:tab w:val="num" w:pos="5040"/>
+        </w:tabs>
+        <w:ind w:left="5040" w:hanging="360"/>
+      </w:pPr>
+      <w:rPr>
+        <w:rFonts w:ascii="Wingdings" w:hAnsi="Wingdings" w:hint="default"/>
+        <w:sz w:val="20"/>
+      </w:rPr>
+    </w:lvl>
+    <w:lvl w:ilvl="7" w:tentative="1">
+      <w:start w:val="1"/>
+      <w:numFmt w:val="bullet"/>
+      <w:lvlText w:val=""/>
+      <w:lvlJc w:val="left"/>
+      <w:pPr>
+        <w:tabs>
+          <w:tab w:val="num" w:pos="5760"/>
+        </w:tabs>
+        <w:ind w:left="5760" w:hanging="360"/>
+      </w:pPr>
+      <w:rPr>
+        <w:rFonts w:ascii="Wingdings" w:hAnsi="Wingdings" w:hint="default"/>
+        <w:sz w:val="20"/>
+      </w:rPr>
+    </w:lvl>
+    <w:lvl w:ilvl="8" w:tentative="1">
+      <w:start w:val="1"/>
+      <w:numFmt w:val="bullet"/>
+      <w:lvlText w:val=""/>
+      <w:lvlJc w:val="left"/>
+      <w:pPr>
+        <w:tabs>
+          <w:tab w:val="num" w:pos="6480"/>
+        </w:tabs>
+        <w:ind w:left="6480" w:hanging="360"/>
+      </w:pPr>
+      <w:rPr>
+        <w:rFonts w:ascii="Wingdings" w:hAnsi="Wingdings" w:hint="default"/>
+        <w:sz w:val="20"/>
+      </w:rPr>
+    </w:lvl>
+  </w:abstractNum>
+  <w:abstractNum w:abstractNumId="7" w15:restartNumberingAfterBreak="0">
     <w:nsid w:val="13BE04D6"/>
     <w:multiLevelType w:val="multilevel"/>
     <w:tmpl w:val="4DA068E0"/>
@@ -4637,7 +4703,156 @@
       </w:rPr>
     </w:lvl>
   </w:abstractNum>
-  <w:abstractNum w:abstractNumId="7" w15:restartNumberingAfterBreak="0">
+  <w:abstractNum w:abstractNumId="8" w15:restartNumberingAfterBreak="0">
+    <w:nsid w:val="14CC0147"/>
+    <w:multiLevelType w:val="multilevel"/>
+    <w:tmpl w:val="5950CD2E"/>
+    <w:lvl w:ilvl="0">
+      <w:start w:val="1"/>
+      <w:numFmt w:val="bullet"/>
+      <w:lvlText w:val=""/>
+      <w:lvlJc w:val="left"/>
+      <w:pPr>
+        <w:tabs>
+          <w:tab w:val="num" w:pos="720"/>
+        </w:tabs>
+        <w:ind w:left="720" w:hanging="360"/>
+      </w:pPr>
+      <w:rPr>
+        <w:rFonts w:ascii="Symbol" w:hAnsi="Symbol" w:hint="default"/>
+        <w:sz w:val="20"/>
+      </w:rPr>
+    </w:lvl>
+    <w:lvl w:ilvl="1" w:tentative="1">
+      <w:start w:val="1"/>
+      <w:numFmt w:val="bullet"/>
+      <w:lvlText w:val="o"/>
+      <w:lvlJc w:val="left"/>
+      <w:pPr>
+        <w:tabs>
+          <w:tab w:val="num" w:pos="1440"/>
+        </w:tabs>
+        <w:ind w:left="1440" w:hanging="360"/>
+      </w:pPr>
+      <w:rPr>
+        <w:rFonts w:ascii="Courier New" w:hAnsi="Courier New" w:hint="default"/>
+        <w:sz w:val="20"/>
+      </w:rPr>
+    </w:lvl>
+    <w:lvl w:ilvl="2" w:tentative="1">
+      <w:start w:val="1"/>
+      <w:numFmt w:val="bullet"/>
+      <w:lvlText w:val=""/>
+      <w:lvlJc w:val="left"/>
+      <w:pPr>
+        <w:tabs>
+          <w:tab w:val="num" w:pos="2160"/>
+        </w:tabs>
+        <w:ind w:left="2160" w:hanging="360"/>
+      </w:pPr>
+      <w:rPr>
+        <w:rFonts w:ascii="Wingdings" w:hAnsi="Wingdings" w:hint="default"/>
+        <w:sz w:val="20"/>
+      </w:rPr>
+    </w:lvl>
+    <w:lvl w:ilvl="3" w:tentative="1">
+      <w:start w:val="1"/>
+      <w:numFmt w:val="bullet"/>
+      <w:lvlText w:val=""/>
+      <w:lvlJc w:val="left"/>
+      <w:pPr>
+        <w:tabs>
+          <w:tab w:val="num" w:pos="2880"/>
+        </w:tabs>
+        <w:ind w:left="2880" w:hanging="360"/>
+      </w:pPr>
+      <w:rPr>
+        <w:rFonts w:ascii="Wingdings" w:hAnsi="Wingdings" w:hint="default"/>
+        <w:sz w:val="20"/>
+      </w:rPr>
+    </w:lvl>
+    <w:lvl w:ilvl="4" w:tentative="1">
+      <w:start w:val="1"/>
+      <w:numFmt w:val="bullet"/>
+      <w:lvlText w:val=""/>
+      <w:lvlJc w:val="left"/>
+      <w:pPr>
+        <w:tabs>
+          <w:tab w:val="num" w:pos="3600"/>
+        </w:tabs>
+        <w:ind w:left="3600" w:hanging="360"/>
+      </w:pPr>
+      <w:rPr>
+        <w:rFonts w:ascii="Wingdings" w:hAnsi="Wingdings" w:hint="default"/>
+        <w:sz w:val="20"/>
+      </w:rPr>
+    </w:lvl>
+    <w:lvl w:ilvl="5" w:tentative="1">
+      <w:start w:val="1"/>
+      <w:numFmt w:val="bullet"/>
+      <w:lvlText w:val=""/>
+      <w:lvlJc w:val="left"/>
+      <w:pPr>
+        <w:tabs>
+          <w:tab w:val="num" w:pos="4320"/>
+        </w:tabs>
+        <w:ind w:left="4320" w:hanging="360"/>
+      </w:pPr>
+      <w:rPr>
+        <w:rFonts w:ascii="Wingdings" w:hAnsi="Wingdings" w:hint="default"/>
+        <w:sz w:val="20"/>
+      </w:rPr>
+    </w:lvl>
+    <w:lvl w:ilvl="6" w:tentative="1">
+      <w:start w:val="1"/>
+      <w:numFmt w:val="bullet"/>
+      <w:lvlText w:val=""/>
+      <w:lvlJc w:val="left"/>
+      <w:pPr>
+        <w:tabs>
+          <w:tab w:val="num" w:pos="5040"/>
+        </w:tabs>
+        <w:ind w:left="5040" w:hanging="360"/>
+      </w:pPr>
+      <w:rPr>
+        <w:rFonts w:ascii="Wingdings" w:hAnsi="Wingdings" w:hint="default"/>
+        <w:sz w:val="20"/>
+      </w:rPr>
+    </w:lvl>
+    <w:lvl w:ilvl="7" w:tentative="1">
+      <w:start w:val="1"/>
+      <w:numFmt w:val="bullet"/>
+      <w:lvlText w:val=""/>
+      <w:lvlJc w:val="left"/>
+      <w:pPr>
+        <w:tabs>
+          <w:tab w:val="num" w:pos="5760"/>
+        </w:tabs>
+        <w:ind w:left="5760" w:hanging="360"/>
+      </w:pPr>
+      <w:rPr>
+        <w:rFonts w:ascii="Wingdings" w:hAnsi="Wingdings" w:hint="default"/>
+        <w:sz w:val="20"/>
+      </w:rPr>
+    </w:lvl>
+    <w:lvl w:ilvl="8" w:tentative="1">
+      <w:start w:val="1"/>
+      <w:numFmt w:val="bullet"/>
+      <w:lvlText w:val=""/>
+      <w:lvlJc w:val="left"/>
+      <w:pPr>
+        <w:tabs>
+          <w:tab w:val="num" w:pos="6480"/>
+        </w:tabs>
+        <w:ind w:left="6480" w:hanging="360"/>
+      </w:pPr>
+      <w:rPr>
+        <w:rFonts w:ascii="Wingdings" w:hAnsi="Wingdings" w:hint="default"/>
+        <w:sz w:val="20"/>
+      </w:rPr>
+    </w:lvl>
+  </w:abstractNum>
+  <w:abstractNum w:abstractNumId="9" w15:restartNumberingAfterBreak="0">
     <w:nsid w:val="15453C7F"/>
     <w:multiLevelType w:val="multilevel"/>
     <w:tmpl w:val="372024D8"/>
@@ -4750,7 +4965,7 @@
       </w:pPr>
     </w:lvl>
   </w:abstractNum>
-  <w:abstractNum w:abstractNumId="8" w15:restartNumberingAfterBreak="0">
+  <w:abstractNum w:abstractNumId="10" w15:restartNumberingAfterBreak="0">
     <w:nsid w:val="162E1892"/>
     <w:multiLevelType w:val="singleLevel"/>
     <w:tmpl w:val="04090001"/>
@@ -4767,7 +4982,7 @@
       </w:rPr>
     </w:lvl>
   </w:abstractNum>
-  <w:abstractNum w:abstractNumId="9" w15:restartNumberingAfterBreak="0">
+  <w:abstractNum w:abstractNumId="11" w15:restartNumberingAfterBreak="0">
     <w:nsid w:val="17BD5198"/>
     <w:multiLevelType w:val="singleLevel"/>
     <w:tmpl w:val="04090001"/>
@@ -4784,7 +4999,305 @@
       </w:rPr>
     </w:lvl>
   </w:abstractNum>
-  <w:abstractNum w:abstractNumId="10" w15:restartNumberingAfterBreak="0">
+  <w:abstractNum w:abstractNumId="12" w15:restartNumberingAfterBreak="0">
+    <w:nsid w:val="1F832CA1"/>
+    <w:multiLevelType w:val="multilevel"/>
+    <w:tmpl w:val="A8C052AA"/>
+    <w:lvl w:ilvl="0">
+      <w:start w:val="1"/>
+      <w:numFmt w:val="bullet"/>
+      <w:lvlText w:val=""/>
+      <w:lvlJc w:val="left"/>
+      <w:pPr>
+        <w:tabs>
+          <w:tab w:val="num" w:pos="720"/>
+        </w:tabs>
+        <w:ind w:left="720" w:hanging="360"/>
+      </w:pPr>
+      <w:rPr>
+        <w:rFonts w:ascii="Symbol" w:hAnsi="Symbol" w:hint="default"/>
+        <w:sz w:val="20"/>
+      </w:rPr>
+    </w:lvl>
+    <w:lvl w:ilvl="1" w:tentative="1">
+      <w:start w:val="1"/>
+      <w:numFmt w:val="bullet"/>
+      <w:lvlText w:val="o"/>
+      <w:lvlJc w:val="left"/>
+      <w:pPr>
+        <w:tabs>
+          <w:tab w:val="num" w:pos="1440"/>
+        </w:tabs>
+        <w:ind w:left="1440" w:hanging="360"/>
+      </w:pPr>
+      <w:rPr>
+        <w:rFonts w:ascii="Courier New" w:hAnsi="Courier New" w:hint="default"/>
+        <w:sz w:val="20"/>
+      </w:rPr>
+    </w:lvl>
+    <w:lvl w:ilvl="2" w:tentative="1">
+      <w:start w:val="1"/>
+      <w:numFmt w:val="bullet"/>
+      <w:lvlText w:val=""/>
+      <w:lvlJc w:val="left"/>
+      <w:pPr>
+        <w:tabs>
+          <w:tab w:val="num" w:pos="2160"/>
+        </w:tabs>
+        <w:ind w:left="2160" w:hanging="360"/>
+      </w:pPr>
+      <w:rPr>
+        <w:rFonts w:ascii="Wingdings" w:hAnsi="Wingdings" w:hint="default"/>
+        <w:sz w:val="20"/>
+      </w:rPr>
+    </w:lvl>
+    <w:lvl w:ilvl="3" w:tentative="1">
+      <w:start w:val="1"/>
+      <w:numFmt w:val="bullet"/>
+      <w:lvlText w:val=""/>
+      <w:lvlJc w:val="left"/>
+      <w:pPr>
+        <w:tabs>
+          <w:tab w:val="num" w:pos="2880"/>
+        </w:tabs>
+        <w:ind w:left="2880" w:hanging="360"/>
+      </w:pPr>
+      <w:rPr>
+        <w:rFonts w:ascii="Wingdings" w:hAnsi="Wingdings" w:hint="default"/>
+        <w:sz w:val="20"/>
+      </w:rPr>
+    </w:lvl>
+    <w:lvl w:ilvl="4" w:tentative="1">
+      <w:start w:val="1"/>
+      <w:numFmt w:val="bullet"/>
+      <w:lvlText w:val=""/>
+      <w:lvlJc w:val="left"/>
+      <w:pPr>
+        <w:tabs>
+          <w:tab w:val="num" w:pos="3600"/>
+        </w:tabs>
+        <w:ind w:left="3600" w:hanging="360"/>
+      </w:pPr>
+      <w:rPr>
+        <w:rFonts w:ascii="Wingdings" w:hAnsi="Wingdings" w:hint="default"/>
+        <w:sz w:val="20"/>
+      </w:rPr>
+    </w:lvl>
+    <w:lvl w:ilvl="5" w:tentative="1">
+      <w:start w:val="1"/>
+      <w:numFmt w:val="bullet"/>
+      <w:lvlText w:val=""/>
+      <w:lvlJc w:val="left"/>
+      <w:pPr>
+        <w:tabs>
+          <w:tab w:val="num" w:pos="4320"/>
+        </w:tabs>
+        <w:ind w:left="4320" w:hanging="360"/>
+      </w:pPr>
+      <w:rPr>
+        <w:rFonts w:ascii="Wingdings" w:hAnsi="Wingdings" w:hint="default"/>
+        <w:sz w:val="20"/>
+      </w:rPr>
+    </w:lvl>
+    <w:lvl w:ilvl="6" w:tentative="1">
+      <w:start w:val="1"/>
+      <w:numFmt w:val="bullet"/>
+      <w:lvlText w:val=""/>
+      <w:lvlJc w:val="left"/>
+      <w:pPr>
+        <w:tabs>
+          <w:tab w:val="num" w:pos="5040"/>
+        </w:tabs>
+        <w:ind w:left="5040" w:hanging="360"/>
+      </w:pPr>
+      <w:rPr>
+        <w:rFonts w:ascii="Wingdings" w:hAnsi="Wingdings" w:hint="default"/>
+        <w:sz w:val="20"/>
+      </w:rPr>
+    </w:lvl>
+    <w:lvl w:ilvl="7" w:tentative="1">
+      <w:start w:val="1"/>
+      <w:numFmt w:val="bullet"/>
+      <w:lvlText w:val=""/>
+      <w:lvlJc w:val="left"/>
+      <w:pPr>
+        <w:tabs>
+          <w:tab w:val="num" w:pos="5760"/>
+        </w:tabs>
+        <w:ind w:left="5760" w:hanging="360"/>
+      </w:pPr>
+      <w:rPr>
+        <w:rFonts w:ascii="Wingdings" w:hAnsi="Wingdings" w:hint="default"/>
+        <w:sz w:val="20"/>
+      </w:rPr>
+    </w:lvl>
+    <w:lvl w:ilvl="8" w:tentative="1">
+      <w:start w:val="1"/>
+      <w:numFmt w:val="bullet"/>
+      <w:lvlText w:val=""/>
+      <w:lvlJc w:val="left"/>
+      <w:pPr>
+        <w:tabs>
+          <w:tab w:val="num" w:pos="6480"/>
+        </w:tabs>
+        <w:ind w:left="6480" w:hanging="360"/>
+      </w:pPr>
+      <w:rPr>
+        <w:rFonts w:ascii="Wingdings" w:hAnsi="Wingdings" w:hint="default"/>
+        <w:sz w:val="20"/>
+      </w:rPr>
+    </w:lvl>
+  </w:abstractNum>
+  <w:abstractNum w:abstractNumId="13" w15:restartNumberingAfterBreak="0">
+    <w:nsid w:val="23BB6E71"/>
+    <w:multiLevelType w:val="multilevel"/>
+    <w:tmpl w:val="46CEDB58"/>
+    <w:lvl w:ilvl="0">
+      <w:start w:val="1"/>
+      <w:numFmt w:val="bullet"/>
+      <w:lvlText w:val=""/>
+      <w:lvlJc w:val="left"/>
+      <w:pPr>
+        <w:tabs>
+          <w:tab w:val="num" w:pos="720"/>
+        </w:tabs>
+        <w:ind w:left="720" w:hanging="360"/>
+      </w:pPr>
+      <w:rPr>
+        <w:rFonts w:ascii="Symbol" w:hAnsi="Symbol" w:hint="default"/>
+        <w:sz w:val="20"/>
+      </w:rPr>
+    </w:lvl>
+    <w:lvl w:ilvl="1" w:tentative="1">
+      <w:start w:val="1"/>
+      <w:numFmt w:val="bullet"/>
+      <w:lvlText w:val="o"/>
+      <w:lvlJc w:val="left"/>
+      <w:pPr>
+        <w:tabs>
+          <w:tab w:val="num" w:pos="1440"/>
+        </w:tabs>
+        <w:ind w:left="1440" w:hanging="360"/>
+      </w:pPr>
+      <w:rPr>
+        <w:rFonts w:ascii="Courier New" w:hAnsi="Courier New" w:hint="default"/>
+        <w:sz w:val="20"/>
+      </w:rPr>
+    </w:lvl>
+    <w:lvl w:ilvl="2" w:tentative="1">
+      <w:start w:val="1"/>
+      <w:numFmt w:val="bullet"/>
+      <w:lvlText w:val=""/>
+      <w:lvlJc w:val="left"/>
+      <w:pPr>
+        <w:tabs>
+          <w:tab w:val="num" w:pos="2160"/>
+        </w:tabs>
+        <w:ind w:left="2160" w:hanging="360"/>
+      </w:pPr>
+      <w:rPr>
+        <w:rFonts w:ascii="Wingdings" w:hAnsi="Wingdings" w:hint="default"/>
+        <w:sz w:val="20"/>
+      </w:rPr>
+    </w:lvl>
+    <w:lvl w:ilvl="3" w:tentative="1">
+      <w:start w:val="1"/>
+      <w:numFmt w:val="bullet"/>
+      <w:lvlText w:val=""/>
+      <w:lvlJc w:val="left"/>
+      <w:pPr>
+        <w:tabs>
+          <w:tab w:val="num" w:pos="2880"/>
+        </w:tabs>
+        <w:ind w:left="2880" w:hanging="360"/>
+      </w:pPr>
+      <w:rPr>
+        <w:rFonts w:ascii="Wingdings" w:hAnsi="Wingdings" w:hint="default"/>
+        <w:sz w:val="20"/>
+      </w:rPr>
+    </w:lvl>
+    <w:lvl w:ilvl="4" w:tentative="1">
+      <w:start w:val="1"/>
+      <w:numFmt w:val="bullet"/>
+      <w:lvlText w:val=""/>
+      <w:lvlJc w:val="left"/>
+      <w:pPr>
+        <w:tabs>
+          <w:tab w:val="num" w:pos="3600"/>
+        </w:tabs>
+        <w:ind w:left="3600" w:hanging="360"/>
+      </w:pPr>
+      <w:rPr>
+        <w:rFonts w:ascii="Wingdings" w:hAnsi="Wingdings" w:hint="default"/>
+        <w:sz w:val="20"/>
+      </w:rPr>
+    </w:lvl>
+    <w:lvl w:ilvl="5" w:tentative="1">
+      <w:start w:val="1"/>
+      <w:numFmt w:val="bullet"/>
+      <w:lvlText w:val=""/>
+      <w:lvlJc w:val="left"/>
+      <w:pPr>
+        <w:tabs>
+          <w:tab w:val="num" w:pos="4320"/>
+        </w:tabs>
+        <w:ind w:left="4320" w:hanging="360"/>
+      </w:pPr>
+      <w:rPr>
+        <w:rFonts w:ascii="Wingdings" w:hAnsi="Wingdings" w:hint="default"/>
+        <w:sz w:val="20"/>
+      </w:rPr>
+    </w:lvl>
+    <w:lvl w:ilvl="6" w:tentative="1">
+      <w:start w:val="1"/>
+      <w:numFmt w:val="bullet"/>
+      <w:lvlText w:val=""/>
+      <w:lvlJc w:val="left"/>
+      <w:pPr>
+        <w:tabs>
+          <w:tab w:val="num" w:pos="5040"/>
+        </w:tabs>
+        <w:ind w:left="5040" w:hanging="360"/>
+      </w:pPr>
+      <w:rPr>
+        <w:rFonts w:ascii="Wingdings" w:hAnsi="Wingdings" w:hint="default"/>
+        <w:sz w:val="20"/>
+      </w:rPr>
+    </w:lvl>
+    <w:lvl w:ilvl="7" w:tentative="1">
+      <w:start w:val="1"/>
+      <w:numFmt w:val="bullet"/>
+      <w:lvlText w:val=""/>
+      <w:lvlJc w:val="left"/>
+      <w:pPr>
+        <w:tabs>
+          <w:tab w:val="num" w:pos="5760"/>
+        </w:tabs>
+        <w:ind w:left="5760" w:hanging="360"/>
+      </w:pPr>
+      <w:rPr>
+        <w:rFonts w:ascii="Wingdings" w:hAnsi="Wingdings" w:hint="default"/>
+        <w:sz w:val="20"/>
+      </w:rPr>
+    </w:lvl>
+    <w:lvl w:ilvl="8" w:tentative="1">
+      <w:start w:val="1"/>
+      <w:numFmt w:val="bullet"/>
+      <w:lvlText w:val=""/>
+      <w:lvlJc w:val="left"/>
+      <w:pPr>
+        <w:tabs>
+          <w:tab w:val="num" w:pos="6480"/>
+        </w:tabs>
+        <w:ind w:left="6480" w:hanging="360"/>
+      </w:pPr>
+      <w:rPr>
+        <w:rFonts w:ascii="Wingdings" w:hAnsi="Wingdings" w:hint="default"/>
+        <w:sz w:val="20"/>
+      </w:rPr>
+    </w:lvl>
+  </w:abstractNum>
+  <w:abstractNum w:abstractNumId="14" w15:restartNumberingAfterBreak="0">
     <w:nsid w:val="252D755E"/>
     <w:multiLevelType w:val="multilevel"/>
     <w:tmpl w:val="BCC0C87C"/>
@@ -4933,7 +5446,7 @@
       </w:rPr>
     </w:lvl>
   </w:abstractNum>
-  <w:abstractNum w:abstractNumId="11" w15:restartNumberingAfterBreak="0">
+  <w:abstractNum w:abstractNumId="15" w15:restartNumberingAfterBreak="0">
     <w:nsid w:val="25A260AB"/>
     <w:multiLevelType w:val="multilevel"/>
     <w:tmpl w:val="88F49612"/>
@@ -5082,7 +5595,7 @@
       </w:rPr>
     </w:lvl>
   </w:abstractNum>
-  <w:abstractNum w:abstractNumId="12" w15:restartNumberingAfterBreak="0">
+  <w:abstractNum w:abstractNumId="16" w15:restartNumberingAfterBreak="0">
     <w:nsid w:val="2889532F"/>
     <w:multiLevelType w:val="singleLevel"/>
     <w:tmpl w:val="04090001"/>
@@ -5099,7 +5612,156 @@
       </w:rPr>
     </w:lvl>
   </w:abstractNum>
-  <w:abstractNum w:abstractNumId="13" w15:restartNumberingAfterBreak="0">
+  <w:abstractNum w:abstractNumId="17" w15:restartNumberingAfterBreak="0">
+    <w:nsid w:val="295B451C"/>
+    <w:multiLevelType w:val="multilevel"/>
+    <w:tmpl w:val="22DA57C0"/>
+    <w:lvl w:ilvl="0">
+      <w:start w:val="1"/>
+      <w:numFmt w:val="bullet"/>
+      <w:lvlText w:val=""/>
+      <w:lvlJc w:val="left"/>
+      <w:pPr>
+        <w:tabs>
+          <w:tab w:val="num" w:pos="720"/>
+        </w:tabs>
+        <w:ind w:left="720" w:hanging="360"/>
+      </w:pPr>
+      <w:rPr>
+        <w:rFonts w:ascii="Symbol" w:hAnsi="Symbol" w:hint="default"/>
+        <w:sz w:val="20"/>
+      </w:rPr>
+    </w:lvl>
+    <w:lvl w:ilvl="1" w:tentative="1">
+      <w:start w:val="1"/>
+      <w:numFmt w:val="bullet"/>
+      <w:lvlText w:val="o"/>
+      <w:lvlJc w:val="left"/>
+      <w:pPr>
+        <w:tabs>
+          <w:tab w:val="num" w:pos="1440"/>
+        </w:tabs>
+        <w:ind w:left="1440" w:hanging="360"/>
+      </w:pPr>
+      <w:rPr>
+        <w:rFonts w:ascii="Courier New" w:hAnsi="Courier New" w:hint="default"/>
+        <w:sz w:val="20"/>
+      </w:rPr>
+    </w:lvl>
+    <w:lvl w:ilvl="2" w:tentative="1">
+      <w:start w:val="1"/>
+      <w:numFmt w:val="bullet"/>
+      <w:lvlText w:val=""/>
+      <w:lvlJc w:val="left"/>
+      <w:pPr>
+        <w:tabs>
+          <w:tab w:val="num" w:pos="2160"/>
+        </w:tabs>
+        <w:ind w:left="2160" w:hanging="360"/>
+      </w:pPr>
+      <w:rPr>
+        <w:rFonts w:ascii="Wingdings" w:hAnsi="Wingdings" w:hint="default"/>
+        <w:sz w:val="20"/>
+      </w:rPr>
+    </w:lvl>
+    <w:lvl w:ilvl="3" w:tentative="1">
+      <w:start w:val="1"/>
+      <w:numFmt w:val="bullet"/>
+      <w:lvlText w:val=""/>
+      <w:lvlJc w:val="left"/>
+      <w:pPr>
+        <w:tabs>
+          <w:tab w:val="num" w:pos="2880"/>
+        </w:tabs>
+        <w:ind w:left="2880" w:hanging="360"/>
+      </w:pPr>
+      <w:rPr>
+        <w:rFonts w:ascii="Wingdings" w:hAnsi="Wingdings" w:hint="default"/>
+        <w:sz w:val="20"/>
+      </w:rPr>
+    </w:lvl>
+    <w:lvl w:ilvl="4" w:tentative="1">
+      <w:start w:val="1"/>
+      <w:numFmt w:val="bullet"/>
+      <w:lvlText w:val=""/>
+      <w:lvlJc w:val="left"/>
+      <w:pPr>
+        <w:tabs>
+          <w:tab w:val="num" w:pos="3600"/>
+        </w:tabs>
+        <w:ind w:left="3600" w:hanging="360"/>
+      </w:pPr>
+      <w:rPr>
+        <w:rFonts w:ascii="Wingdings" w:hAnsi="Wingdings" w:hint="default"/>
+        <w:sz w:val="20"/>
+      </w:rPr>
+    </w:lvl>
+    <w:lvl w:ilvl="5" w:tentative="1">
+      <w:start w:val="1"/>
+      <w:numFmt w:val="bullet"/>
+      <w:lvlText w:val=""/>
+      <w:lvlJc w:val="left"/>
+      <w:pPr>
+        <w:tabs>
+          <w:tab w:val="num" w:pos="4320"/>
+        </w:tabs>
+        <w:ind w:left="4320" w:hanging="360"/>
+      </w:pPr>
+      <w:rPr>
+        <w:rFonts w:ascii="Wingdings" w:hAnsi="Wingdings" w:hint="default"/>
+        <w:sz w:val="20"/>
+      </w:rPr>
+    </w:lvl>
+    <w:lvl w:ilvl="6" w:tentative="1">
+      <w:start w:val="1"/>
+      <w:numFmt w:val="bullet"/>
+      <w:lvlText w:val=""/>
+      <w:lvlJc w:val="left"/>
+      <w:pPr>
+        <w:tabs>
+          <w:tab w:val="num" w:pos="5040"/>
+        </w:tabs>
+        <w:ind w:left="5040" w:hanging="360"/>
+      </w:pPr>
+      <w:rPr>
+        <w:rFonts w:ascii="Wingdings" w:hAnsi="Wingdings" w:hint="default"/>
+        <w:sz w:val="20"/>
+      </w:rPr>
+    </w:lvl>
+    <w:lvl w:ilvl="7" w:tentative="1">
+      <w:start w:val="1"/>
+      <w:numFmt w:val="bullet"/>
+      <w:lvlText w:val=""/>
+      <w:lvlJc w:val="left"/>
+      <w:pPr>
+        <w:tabs>
+          <w:tab w:val="num" w:pos="5760"/>
+        </w:tabs>
+        <w:ind w:left="5760" w:hanging="360"/>
+      </w:pPr>
+      <w:rPr>
+        <w:rFonts w:ascii="Wingdings" w:hAnsi="Wingdings" w:hint="default"/>
+        <w:sz w:val="20"/>
+      </w:rPr>
+    </w:lvl>
+    <w:lvl w:ilvl="8" w:tentative="1">
+      <w:start w:val="1"/>
+      <w:numFmt w:val="bullet"/>
+      <w:lvlText w:val=""/>
+      <w:lvlJc w:val="left"/>
+      <w:pPr>
+        <w:tabs>
+          <w:tab w:val="num" w:pos="6480"/>
+        </w:tabs>
+        <w:ind w:left="6480" w:hanging="360"/>
+      </w:pPr>
+      <w:rPr>
+        <w:rFonts w:ascii="Wingdings" w:hAnsi="Wingdings" w:hint="default"/>
+        <w:sz w:val="20"/>
+      </w:rPr>
+    </w:lvl>
+  </w:abstractNum>
+  <w:abstractNum w:abstractNumId="18" w15:restartNumberingAfterBreak="0">
     <w:nsid w:val="2AFB1624"/>
     <w:multiLevelType w:val="multilevel"/>
     <w:tmpl w:val="16BA30F8"/>
@@ -5248,7 +5910,7 @@
       </w:rPr>
     </w:lvl>
   </w:abstractNum>
-  <w:abstractNum w:abstractNumId="14" w15:restartNumberingAfterBreak="0">
+  <w:abstractNum w:abstractNumId="19" w15:restartNumberingAfterBreak="0">
     <w:nsid w:val="361F0CEF"/>
     <w:multiLevelType w:val="singleLevel"/>
     <w:tmpl w:val="04090001"/>
@@ -5265,7 +5927,7 @@
       </w:rPr>
     </w:lvl>
   </w:abstractNum>
-  <w:abstractNum w:abstractNumId="15" w15:restartNumberingAfterBreak="0">
+  <w:abstractNum w:abstractNumId="20" w15:restartNumberingAfterBreak="0">
     <w:nsid w:val="37F038BF"/>
     <w:multiLevelType w:val="singleLevel"/>
     <w:tmpl w:val="04090001"/>
@@ -5282,7 +5944,156 @@
       </w:rPr>
     </w:lvl>
   </w:abstractNum>
-  <w:abstractNum w:abstractNumId="16" w15:restartNumberingAfterBreak="0">
+  <w:abstractNum w:abstractNumId="21" w15:restartNumberingAfterBreak="0">
+    <w:nsid w:val="39DE2D42"/>
+    <w:multiLevelType w:val="multilevel"/>
+    <w:tmpl w:val="F0BAAB58"/>
+    <w:lvl w:ilvl="0">
+      <w:start w:val="1"/>
+      <w:numFmt w:val="bullet"/>
+      <w:lvlText w:val=""/>
+      <w:lvlJc w:val="left"/>
+      <w:pPr>
+        <w:tabs>
+          <w:tab w:val="num" w:pos="720"/>
+        </w:tabs>
+        <w:ind w:left="720" w:hanging="360"/>
+      </w:pPr>
+      <w:rPr>
+        <w:rFonts w:ascii="Symbol" w:hAnsi="Symbol" w:hint="default"/>
+        <w:sz w:val="20"/>
+      </w:rPr>
+    </w:lvl>
+    <w:lvl w:ilvl="1" w:tentative="1">
+      <w:start w:val="1"/>
+      <w:numFmt w:val="bullet"/>
+      <w:lvlText w:val="o"/>
+      <w:lvlJc w:val="left"/>
+      <w:pPr>
+        <w:tabs>
+          <w:tab w:val="num" w:pos="1440"/>
+        </w:tabs>
+        <w:ind w:left="1440" w:hanging="360"/>
+      </w:pPr>
+      <w:rPr>
+        <w:rFonts w:ascii="Courier New" w:hAnsi="Courier New" w:hint="default"/>
+        <w:sz w:val="20"/>
+      </w:rPr>
+    </w:lvl>
+    <w:lvl w:ilvl="2" w:tentative="1">
+      <w:start w:val="1"/>
+      <w:numFmt w:val="bullet"/>
+      <w:lvlText w:val=""/>
+      <w:lvlJc w:val="left"/>
+      <w:pPr>
+        <w:tabs>
+          <w:tab w:val="num" w:pos="2160"/>
+        </w:tabs>
+        <w:ind w:left="2160" w:hanging="360"/>
+      </w:pPr>
+      <w:rPr>
+        <w:rFonts w:ascii="Wingdings" w:hAnsi="Wingdings" w:hint="default"/>
+        <w:sz w:val="20"/>
+      </w:rPr>
+    </w:lvl>
+    <w:lvl w:ilvl="3" w:tentative="1">
+      <w:start w:val="1"/>
+      <w:numFmt w:val="bullet"/>
+      <w:lvlText w:val=""/>
+      <w:lvlJc w:val="left"/>
+      <w:pPr>
+        <w:tabs>
+          <w:tab w:val="num" w:pos="2880"/>
+        </w:tabs>
+        <w:ind w:left="2880" w:hanging="360"/>
+      </w:pPr>
+      <w:rPr>
+        <w:rFonts w:ascii="Wingdings" w:hAnsi="Wingdings" w:hint="default"/>
+        <w:sz w:val="20"/>
+      </w:rPr>
+    </w:lvl>
+    <w:lvl w:ilvl="4" w:tentative="1">
+      <w:start w:val="1"/>
+      <w:numFmt w:val="bullet"/>
+      <w:lvlText w:val=""/>
+      <w:lvlJc w:val="left"/>
+      <w:pPr>
+        <w:tabs>
+          <w:tab w:val="num" w:pos="3600"/>
+        </w:tabs>
+        <w:ind w:left="3600" w:hanging="360"/>
+      </w:pPr>
+      <w:rPr>
+        <w:rFonts w:ascii="Wingdings" w:hAnsi="Wingdings" w:hint="default"/>
+        <w:sz w:val="20"/>
+      </w:rPr>
+    </w:lvl>
+    <w:lvl w:ilvl="5" w:tentative="1">
+      <w:start w:val="1"/>
+      <w:numFmt w:val="bullet"/>
+      <w:lvlText w:val=""/>
+      <w:lvlJc w:val="left"/>
+      <w:pPr>
+        <w:tabs>
+          <w:tab w:val="num" w:pos="4320"/>
+        </w:tabs>
+        <w:ind w:left="4320" w:hanging="360"/>
+      </w:pPr>
+      <w:rPr>
+        <w:rFonts w:ascii="Wingdings" w:hAnsi="Wingdings" w:hint="default"/>
+        <w:sz w:val="20"/>
+      </w:rPr>
+    </w:lvl>
+    <w:lvl w:ilvl="6" w:tentative="1">
+      <w:start w:val="1"/>
+      <w:numFmt w:val="bullet"/>
+      <w:lvlText w:val=""/>
+      <w:lvlJc w:val="left"/>
+      <w:pPr>
+        <w:tabs>
+          <w:tab w:val="num" w:pos="5040"/>
+        </w:tabs>
+        <w:ind w:left="5040" w:hanging="360"/>
+      </w:pPr>
+      <w:rPr>
+        <w:rFonts w:ascii="Wingdings" w:hAnsi="Wingdings" w:hint="default"/>
+        <w:sz w:val="20"/>
+      </w:rPr>
+    </w:lvl>
+    <w:lvl w:ilvl="7" w:tentative="1">
+      <w:start w:val="1"/>
+      <w:numFmt w:val="bullet"/>
+      <w:lvlText w:val=""/>
+      <w:lvlJc w:val="left"/>
+      <w:pPr>
+        <w:tabs>
+          <w:tab w:val="num" w:pos="5760"/>
+        </w:tabs>
+        <w:ind w:left="5760" w:hanging="360"/>
+      </w:pPr>
+      <w:rPr>
+        <w:rFonts w:ascii="Wingdings" w:hAnsi="Wingdings" w:hint="default"/>
+        <w:sz w:val="20"/>
+      </w:rPr>
+    </w:lvl>
+    <w:lvl w:ilvl="8" w:tentative="1">
+      <w:start w:val="1"/>
+      <w:numFmt w:val="bullet"/>
+      <w:lvlText w:val=""/>
+      <w:lvlJc w:val="left"/>
+      <w:pPr>
+        <w:tabs>
+          <w:tab w:val="num" w:pos="6480"/>
+        </w:tabs>
+        <w:ind w:left="6480" w:hanging="360"/>
+      </w:pPr>
+      <w:rPr>
+        <w:rFonts w:ascii="Wingdings" w:hAnsi="Wingdings" w:hint="default"/>
+        <w:sz w:val="20"/>
+      </w:rPr>
+    </w:lvl>
+  </w:abstractNum>
+  <w:abstractNum w:abstractNumId="22" w15:restartNumberingAfterBreak="0">
     <w:nsid w:val="3A953158"/>
     <w:multiLevelType w:val="multilevel"/>
     <w:tmpl w:val="96A0EA46"/>
@@ -5431,7 +6242,7 @@
       </w:rPr>
     </w:lvl>
   </w:abstractNum>
-  <w:abstractNum w:abstractNumId="17" w15:restartNumberingAfterBreak="0">
+  <w:abstractNum w:abstractNumId="23" w15:restartNumberingAfterBreak="0">
     <w:nsid w:val="3E2A0E08"/>
     <w:multiLevelType w:val="multilevel"/>
     <w:tmpl w:val="E7F2D80E"/>
@@ -5580,7 +6391,7 @@
       </w:rPr>
     </w:lvl>
   </w:abstractNum>
-  <w:abstractNum w:abstractNumId="18" w15:restartNumberingAfterBreak="0">
+  <w:abstractNum w:abstractNumId="24" w15:restartNumberingAfterBreak="0">
     <w:nsid w:val="40CF7421"/>
     <w:multiLevelType w:val="singleLevel"/>
     <w:tmpl w:val="04090001"/>
@@ -5597,7 +6408,7 @@
       </w:rPr>
     </w:lvl>
   </w:abstractNum>
-  <w:abstractNum w:abstractNumId="19" w15:restartNumberingAfterBreak="0">
+  <w:abstractNum w:abstractNumId="25" w15:restartNumberingAfterBreak="0">
     <w:nsid w:val="41AF27D3"/>
     <w:multiLevelType w:val="multilevel"/>
     <w:tmpl w:val="F196CF44"/>
@@ -5710,7 +6521,7 @@
       </w:pPr>
     </w:lvl>
   </w:abstractNum>
-  <w:abstractNum w:abstractNumId="20" w15:restartNumberingAfterBreak="0">
+  <w:abstractNum w:abstractNumId="26" w15:restartNumberingAfterBreak="0">
     <w:nsid w:val="42C37AC1"/>
     <w:multiLevelType w:val="multilevel"/>
     <w:tmpl w:val="05247B0A"/>
@@ -5859,7 +6670,7 @@
       </w:rPr>
     </w:lvl>
   </w:abstractNum>
-  <w:abstractNum w:abstractNumId="21" w15:restartNumberingAfterBreak="0">
+  <w:abstractNum w:abstractNumId="27" w15:restartNumberingAfterBreak="0">
     <w:nsid w:val="43141877"/>
     <w:multiLevelType w:val="multilevel"/>
     <w:tmpl w:val="90A0C316"/>
@@ -6008,7 +6819,156 @@
       </w:rPr>
     </w:lvl>
   </w:abstractNum>
-  <w:abstractNum w:abstractNumId="22" w15:restartNumberingAfterBreak="0">
+  <w:abstractNum w:abstractNumId="28" w15:restartNumberingAfterBreak="0">
+    <w:nsid w:val="431D7282"/>
+    <w:multiLevelType w:val="multilevel"/>
+    <w:tmpl w:val="90BE6E24"/>
+    <w:lvl w:ilvl="0">
+      <w:start w:val="1"/>
+      <w:numFmt w:val="bullet"/>
+      <w:lvlText w:val=""/>
+      <w:lvlJc w:val="left"/>
+      <w:pPr>
+        <w:tabs>
+          <w:tab w:val="num" w:pos="720"/>
+        </w:tabs>
+        <w:ind w:left="720" w:hanging="360"/>
+      </w:pPr>
+      <w:rPr>
+        <w:rFonts w:ascii="Symbol" w:hAnsi="Symbol" w:hint="default"/>
+        <w:sz w:val="20"/>
+      </w:rPr>
+    </w:lvl>
+    <w:lvl w:ilvl="1" w:tentative="1">
+      <w:start w:val="1"/>
+      <w:numFmt w:val="bullet"/>
+      <w:lvlText w:val="o"/>
+      <w:lvlJc w:val="left"/>
+      <w:pPr>
+        <w:tabs>
+          <w:tab w:val="num" w:pos="1440"/>
+        </w:tabs>
+        <w:ind w:left="1440" w:hanging="360"/>
+      </w:pPr>
+      <w:rPr>
+        <w:rFonts w:ascii="Courier New" w:hAnsi="Courier New" w:hint="default"/>
+        <w:sz w:val="20"/>
+      </w:rPr>
+    </w:lvl>
+    <w:lvl w:ilvl="2" w:tentative="1">
+      <w:start w:val="1"/>
+      <w:numFmt w:val="bullet"/>
+      <w:lvlText w:val=""/>
+      <w:lvlJc w:val="left"/>
+      <w:pPr>
+        <w:tabs>
+          <w:tab w:val="num" w:pos="2160"/>
+        </w:tabs>
+        <w:ind w:left="2160" w:hanging="360"/>
+      </w:pPr>
+      <w:rPr>
+        <w:rFonts w:ascii="Wingdings" w:hAnsi="Wingdings" w:hint="default"/>
+        <w:sz w:val="20"/>
+      </w:rPr>
+    </w:lvl>
+    <w:lvl w:ilvl="3" w:tentative="1">
+      <w:start w:val="1"/>
+      <w:numFmt w:val="bullet"/>
+      <w:lvlText w:val=""/>
+      <w:lvlJc w:val="left"/>
+      <w:pPr>
+        <w:tabs>
+          <w:tab w:val="num" w:pos="2880"/>
+        </w:tabs>
+        <w:ind w:left="2880" w:hanging="360"/>
+      </w:pPr>
+      <w:rPr>
+        <w:rFonts w:ascii="Wingdings" w:hAnsi="Wingdings" w:hint="default"/>
+        <w:sz w:val="20"/>
+      </w:rPr>
+    </w:lvl>
+    <w:lvl w:ilvl="4" w:tentative="1">
+      <w:start w:val="1"/>
+      <w:numFmt w:val="bullet"/>
+      <w:lvlText w:val=""/>
+      <w:lvlJc w:val="left"/>
+      <w:pPr>
+        <w:tabs>
+          <w:tab w:val="num" w:pos="3600"/>
+        </w:tabs>
+        <w:ind w:left="3600" w:hanging="360"/>
+      </w:pPr>
+      <w:rPr>
+        <w:rFonts w:ascii="Wingdings" w:hAnsi="Wingdings" w:hint="default"/>
+        <w:sz w:val="20"/>
+      </w:rPr>
+    </w:lvl>
+    <w:lvl w:ilvl="5" w:tentative="1">
+      <w:start w:val="1"/>
+      <w:numFmt w:val="bullet"/>
+      <w:lvlText w:val=""/>
+      <w:lvlJc w:val="left"/>
+      <w:pPr>
+        <w:tabs>
+          <w:tab w:val="num" w:pos="4320"/>
+        </w:tabs>
+        <w:ind w:left="4320" w:hanging="360"/>
+      </w:pPr>
+      <w:rPr>
+        <w:rFonts w:ascii="Wingdings" w:hAnsi="Wingdings" w:hint="default"/>
+        <w:sz w:val="20"/>
+      </w:rPr>
+    </w:lvl>
+    <w:lvl w:ilvl="6" w:tentative="1">
+      <w:start w:val="1"/>
+      <w:numFmt w:val="bullet"/>
+      <w:lvlText w:val=""/>
+      <w:lvlJc w:val="left"/>
+      <w:pPr>
+        <w:tabs>
+          <w:tab w:val="num" w:pos="5040"/>
+        </w:tabs>
+        <w:ind w:left="5040" w:hanging="360"/>
+      </w:pPr>
+      <w:rPr>
+        <w:rFonts w:ascii="Wingdings" w:hAnsi="Wingdings" w:hint="default"/>
+        <w:sz w:val="20"/>
+      </w:rPr>
+    </w:lvl>
+    <w:lvl w:ilvl="7" w:tentative="1">
+      <w:start w:val="1"/>
+      <w:numFmt w:val="bullet"/>
+      <w:lvlText w:val=""/>
+      <w:lvlJc w:val="left"/>
+      <w:pPr>
+        <w:tabs>
+          <w:tab w:val="num" w:pos="5760"/>
+        </w:tabs>
+        <w:ind w:left="5760" w:hanging="360"/>
+      </w:pPr>
+      <w:rPr>
+        <w:rFonts w:ascii="Wingdings" w:hAnsi="Wingdings" w:hint="default"/>
+        <w:sz w:val="20"/>
+      </w:rPr>
+    </w:lvl>
+    <w:lvl w:ilvl="8" w:tentative="1">
+      <w:start w:val="1"/>
+      <w:numFmt w:val="bullet"/>
+      <w:lvlText w:val=""/>
+      <w:lvlJc w:val="left"/>
+      <w:pPr>
+        <w:tabs>
+          <w:tab w:val="num" w:pos="6480"/>
+        </w:tabs>
+        <w:ind w:left="6480" w:hanging="360"/>
+      </w:pPr>
+      <w:rPr>
+        <w:rFonts w:ascii="Wingdings" w:hAnsi="Wingdings" w:hint="default"/>
+        <w:sz w:val="20"/>
+      </w:rPr>
+    </w:lvl>
+  </w:abstractNum>
+  <w:abstractNum w:abstractNumId="29" w15:restartNumberingAfterBreak="0">
     <w:nsid w:val="46433FE6"/>
     <w:multiLevelType w:val="multilevel"/>
     <w:tmpl w:val="53B49B46"/>
@@ -6121,7 +7081,7 @@
       </w:pPr>
     </w:lvl>
   </w:abstractNum>
-  <w:abstractNum w:abstractNumId="23" w15:restartNumberingAfterBreak="0">
+  <w:abstractNum w:abstractNumId="30" w15:restartNumberingAfterBreak="0">
     <w:nsid w:val="47C45C0C"/>
     <w:multiLevelType w:val="multilevel"/>
     <w:tmpl w:val="EECCB5F4"/>
@@ -6270,7 +7230,7 @@
       </w:rPr>
     </w:lvl>
   </w:abstractNum>
-  <w:abstractNum w:abstractNumId="24" w15:restartNumberingAfterBreak="0">
+  <w:abstractNum w:abstractNumId="31" w15:restartNumberingAfterBreak="0">
     <w:nsid w:val="48505683"/>
     <w:multiLevelType w:val="singleLevel"/>
     <w:tmpl w:val="04090001"/>
@@ -6287,7 +7247,7 @@
       </w:rPr>
     </w:lvl>
   </w:abstractNum>
-  <w:abstractNum w:abstractNumId="25" w15:restartNumberingAfterBreak="0">
+  <w:abstractNum w:abstractNumId="32" w15:restartNumberingAfterBreak="0">
     <w:nsid w:val="48B05A1D"/>
     <w:multiLevelType w:val="singleLevel"/>
     <w:tmpl w:val="04090001"/>
@@ -6304,7 +7264,7 @@
       </w:rPr>
     </w:lvl>
   </w:abstractNum>
-  <w:abstractNum w:abstractNumId="26" w15:restartNumberingAfterBreak="0">
+  <w:abstractNum w:abstractNumId="33" w15:restartNumberingAfterBreak="0">
     <w:nsid w:val="48E23C3E"/>
     <w:multiLevelType w:val="multilevel"/>
     <w:tmpl w:val="8A602A6E"/>
@@ -6453,7 +7413,7 @@
       </w:rPr>
     </w:lvl>
   </w:abstractNum>
-  <w:abstractNum w:abstractNumId="27" w15:restartNumberingAfterBreak="0">
+  <w:abstractNum w:abstractNumId="34" w15:restartNumberingAfterBreak="0">
     <w:nsid w:val="4AB13CE6"/>
     <w:multiLevelType w:val="multilevel"/>
     <w:tmpl w:val="E9C86360"/>
@@ -6602,7 +7562,7 @@
       </w:rPr>
     </w:lvl>
   </w:abstractNum>
-  <w:abstractNum w:abstractNumId="28" w15:restartNumberingAfterBreak="0">
+  <w:abstractNum w:abstractNumId="35" w15:restartNumberingAfterBreak="0">
     <w:nsid w:val="4B4730C9"/>
     <w:multiLevelType w:val="multilevel"/>
     <w:tmpl w:val="78CC968C"/>
@@ -6751,7 +7711,7 @@
       </w:rPr>
     </w:lvl>
   </w:abstractNum>
-  <w:abstractNum w:abstractNumId="29" w15:restartNumberingAfterBreak="0">
+  <w:abstractNum w:abstractNumId="36" w15:restartNumberingAfterBreak="0">
     <w:nsid w:val="4B7F18B4"/>
     <w:multiLevelType w:val="multilevel"/>
     <w:tmpl w:val="CCC09AAE"/>
@@ -6900,7 +7860,7 @@
       </w:rPr>
     </w:lvl>
   </w:abstractNum>
-  <w:abstractNum w:abstractNumId="30" w15:restartNumberingAfterBreak="0">
+  <w:abstractNum w:abstractNumId="37" w15:restartNumberingAfterBreak="0">
     <w:nsid w:val="4E944657"/>
     <w:multiLevelType w:val="singleLevel"/>
     <w:tmpl w:val="04090001"/>
@@ -6917,7 +7877,7 @@
       </w:rPr>
     </w:lvl>
   </w:abstractNum>
-  <w:abstractNum w:abstractNumId="31" w15:restartNumberingAfterBreak="0">
+  <w:abstractNum w:abstractNumId="38" w15:restartNumberingAfterBreak="0">
     <w:nsid w:val="52DE6119"/>
     <w:multiLevelType w:val="multilevel"/>
     <w:tmpl w:val="9F2A74E2"/>
@@ -7066,7 +8026,7 @@
       </w:rPr>
     </w:lvl>
   </w:abstractNum>
-  <w:abstractNum w:abstractNumId="32" w15:restartNumberingAfterBreak="0">
+  <w:abstractNum w:abstractNumId="39" w15:restartNumberingAfterBreak="0">
     <w:nsid w:val="54F513D7"/>
     <w:multiLevelType w:val="multilevel"/>
     <w:tmpl w:val="CA5CAD06"/>
@@ -7215,7 +8175,305 @@
       </w:rPr>
     </w:lvl>
   </w:abstractNum>
-  <w:abstractNum w:abstractNumId="33" w15:restartNumberingAfterBreak="0">
+  <w:abstractNum w:abstractNumId="40" w15:restartNumberingAfterBreak="0">
+    <w:nsid w:val="552A6A17"/>
+    <w:multiLevelType w:val="multilevel"/>
+    <w:tmpl w:val="7D88547E"/>
+    <w:lvl w:ilvl="0">
+      <w:start w:val="1"/>
+      <w:numFmt w:val="bullet"/>
+      <w:lvlText w:val=""/>
+      <w:lvlJc w:val="left"/>
+      <w:pPr>
+        <w:tabs>
+          <w:tab w:val="num" w:pos="720"/>
+        </w:tabs>
+        <w:ind w:left="720" w:hanging="360"/>
+      </w:pPr>
+      <w:rPr>
+        <w:rFonts w:ascii="Symbol" w:hAnsi="Symbol" w:hint="default"/>
+        <w:sz w:val="20"/>
+      </w:rPr>
+    </w:lvl>
+    <w:lvl w:ilvl="1" w:tentative="1">
+      <w:start w:val="1"/>
+      <w:numFmt w:val="bullet"/>
+      <w:lvlText w:val="o"/>
+      <w:lvlJc w:val="left"/>
+      <w:pPr>
+        <w:tabs>
+          <w:tab w:val="num" w:pos="1440"/>
+        </w:tabs>
+        <w:ind w:left="1440" w:hanging="360"/>
+      </w:pPr>
+      <w:rPr>
+        <w:rFonts w:ascii="Courier New" w:hAnsi="Courier New" w:hint="default"/>
+        <w:sz w:val="20"/>
+      </w:rPr>
+    </w:lvl>
+    <w:lvl w:ilvl="2" w:tentative="1">
+      <w:start w:val="1"/>
+      <w:numFmt w:val="bullet"/>
+      <w:lvlText w:val=""/>
+      <w:lvlJc w:val="left"/>
+      <w:pPr>
+        <w:tabs>
+          <w:tab w:val="num" w:pos="2160"/>
+        </w:tabs>
+        <w:ind w:left="2160" w:hanging="360"/>
+      </w:pPr>
+      <w:rPr>
+        <w:rFonts w:ascii="Wingdings" w:hAnsi="Wingdings" w:hint="default"/>
+        <w:sz w:val="20"/>
+      </w:rPr>
+    </w:lvl>
+    <w:lvl w:ilvl="3" w:tentative="1">
+      <w:start w:val="1"/>
+      <w:numFmt w:val="bullet"/>
+      <w:lvlText w:val=""/>
+      <w:lvlJc w:val="left"/>
+      <w:pPr>
+        <w:tabs>
+          <w:tab w:val="num" w:pos="2880"/>
+        </w:tabs>
+        <w:ind w:left="2880" w:hanging="360"/>
+      </w:pPr>
+      <w:rPr>
+        <w:rFonts w:ascii="Wingdings" w:hAnsi="Wingdings" w:hint="default"/>
+        <w:sz w:val="20"/>
+      </w:rPr>
+    </w:lvl>
+    <w:lvl w:ilvl="4" w:tentative="1">
+      <w:start w:val="1"/>
+      <w:numFmt w:val="bullet"/>
+      <w:lvlText w:val=""/>
+      <w:lvlJc w:val="left"/>
+      <w:pPr>
+        <w:tabs>
+          <w:tab w:val="num" w:pos="3600"/>
+        </w:tabs>
+        <w:ind w:left="3600" w:hanging="360"/>
+      </w:pPr>
+      <w:rPr>
+        <w:rFonts w:ascii="Wingdings" w:hAnsi="Wingdings" w:hint="default"/>
+        <w:sz w:val="20"/>
+      </w:rPr>
+    </w:lvl>
+    <w:lvl w:ilvl="5" w:tentative="1">
+      <w:start w:val="1"/>
+      <w:numFmt w:val="bullet"/>
+      <w:lvlText w:val=""/>
+      <w:lvlJc w:val="left"/>
+      <w:pPr>
+        <w:tabs>
+          <w:tab w:val="num" w:pos="4320"/>
+        </w:tabs>
+        <w:ind w:left="4320" w:hanging="360"/>
+      </w:pPr>
+      <w:rPr>
+        <w:rFonts w:ascii="Wingdings" w:hAnsi="Wingdings" w:hint="default"/>
+        <w:sz w:val="20"/>
+      </w:rPr>
+    </w:lvl>
+    <w:lvl w:ilvl="6" w:tentative="1">
+      <w:start w:val="1"/>
+      <w:numFmt w:val="bullet"/>
+      <w:lvlText w:val=""/>
+      <w:lvlJc w:val="left"/>
+      <w:pPr>
+        <w:tabs>
+          <w:tab w:val="num" w:pos="5040"/>
+        </w:tabs>
+        <w:ind w:left="5040" w:hanging="360"/>
+      </w:pPr>
+      <w:rPr>
+        <w:rFonts w:ascii="Wingdings" w:hAnsi="Wingdings" w:hint="default"/>
+        <w:sz w:val="20"/>
+      </w:rPr>
+    </w:lvl>
+    <w:lvl w:ilvl="7" w:tentative="1">
+      <w:start w:val="1"/>
+      <w:numFmt w:val="bullet"/>
+      <w:lvlText w:val=""/>
+      <w:lvlJc w:val="left"/>
+      <w:pPr>
+        <w:tabs>
+          <w:tab w:val="num" w:pos="5760"/>
+        </w:tabs>
+        <w:ind w:left="5760" w:hanging="360"/>
+      </w:pPr>
+      <w:rPr>
+        <w:rFonts w:ascii="Wingdings" w:hAnsi="Wingdings" w:hint="default"/>
+        <w:sz w:val="20"/>
+      </w:rPr>
+    </w:lvl>
+    <w:lvl w:ilvl="8" w:tentative="1">
+      <w:start w:val="1"/>
+      <w:numFmt w:val="bullet"/>
+      <w:lvlText w:val=""/>
+      <w:lvlJc w:val="left"/>
+      <w:pPr>
+        <w:tabs>
+          <w:tab w:val="num" w:pos="6480"/>
+        </w:tabs>
+        <w:ind w:left="6480" w:hanging="360"/>
+      </w:pPr>
+      <w:rPr>
+        <w:rFonts w:ascii="Wingdings" w:hAnsi="Wingdings" w:hint="default"/>
+        <w:sz w:val="20"/>
+      </w:rPr>
+    </w:lvl>
+  </w:abstractNum>
+  <w:abstractNum w:abstractNumId="41" w15:restartNumberingAfterBreak="0">
+    <w:nsid w:val="55D501DD"/>
+    <w:multiLevelType w:val="multilevel"/>
+    <w:tmpl w:val="41886AD8"/>
+    <w:lvl w:ilvl="0">
+      <w:start w:val="1"/>
+      <w:numFmt w:val="bullet"/>
+      <w:lvlText w:val=""/>
+      <w:lvlJc w:val="left"/>
+      <w:pPr>
+        <w:tabs>
+          <w:tab w:val="num" w:pos="720"/>
+        </w:tabs>
+        <w:ind w:left="720" w:hanging="360"/>
+      </w:pPr>
+      <w:rPr>
+        <w:rFonts w:ascii="Symbol" w:hAnsi="Symbol" w:hint="default"/>
+        <w:sz w:val="20"/>
+      </w:rPr>
+    </w:lvl>
+    <w:lvl w:ilvl="1" w:tentative="1">
+      <w:start w:val="1"/>
+      <w:numFmt w:val="bullet"/>
+      <w:lvlText w:val="o"/>
+      <w:lvlJc w:val="left"/>
+      <w:pPr>
+        <w:tabs>
+          <w:tab w:val="num" w:pos="1440"/>
+        </w:tabs>
+        <w:ind w:left="1440" w:hanging="360"/>
+      </w:pPr>
+      <w:rPr>
+        <w:rFonts w:ascii="Courier New" w:hAnsi="Courier New" w:hint="default"/>
+        <w:sz w:val="20"/>
+      </w:rPr>
+    </w:lvl>
+    <w:lvl w:ilvl="2" w:tentative="1">
+      <w:start w:val="1"/>
+      <w:numFmt w:val="bullet"/>
+      <w:lvlText w:val=""/>
+      <w:lvlJc w:val="left"/>
+      <w:pPr>
+        <w:tabs>
+          <w:tab w:val="num" w:pos="2160"/>
+        </w:tabs>
+        <w:ind w:left="2160" w:hanging="360"/>
+      </w:pPr>
+      <w:rPr>
+        <w:rFonts w:ascii="Wingdings" w:hAnsi="Wingdings" w:hint="default"/>
+        <w:sz w:val="20"/>
+      </w:rPr>
+    </w:lvl>
+    <w:lvl w:ilvl="3" w:tentative="1">
+      <w:start w:val="1"/>
+      <w:numFmt w:val="bullet"/>
+      <w:lvlText w:val=""/>
+      <w:lvlJc w:val="left"/>
+      <w:pPr>
+        <w:tabs>
+          <w:tab w:val="num" w:pos="2880"/>
+        </w:tabs>
+        <w:ind w:left="2880" w:hanging="360"/>
+      </w:pPr>
+      <w:rPr>
+        <w:rFonts w:ascii="Wingdings" w:hAnsi="Wingdings" w:hint="default"/>
+        <w:sz w:val="20"/>
+      </w:rPr>
+    </w:lvl>
+    <w:lvl w:ilvl="4" w:tentative="1">
+      <w:start w:val="1"/>
+      <w:numFmt w:val="bullet"/>
+      <w:lvlText w:val=""/>
+      <w:lvlJc w:val="left"/>
+      <w:pPr>
+        <w:tabs>
+          <w:tab w:val="num" w:pos="3600"/>
+        </w:tabs>
+        <w:ind w:left="3600" w:hanging="360"/>
+      </w:pPr>
+      <w:rPr>
+        <w:rFonts w:ascii="Wingdings" w:hAnsi="Wingdings" w:hint="default"/>
+        <w:sz w:val="20"/>
+      </w:rPr>
+    </w:lvl>
+    <w:lvl w:ilvl="5" w:tentative="1">
+      <w:start w:val="1"/>
+      <w:numFmt w:val="bullet"/>
+      <w:lvlText w:val=""/>
+      <w:lvlJc w:val="left"/>
+      <w:pPr>
+        <w:tabs>
+          <w:tab w:val="num" w:pos="4320"/>
+        </w:tabs>
+        <w:ind w:left="4320" w:hanging="360"/>
+      </w:pPr>
+      <w:rPr>
+        <w:rFonts w:ascii="Wingdings" w:hAnsi="Wingdings" w:hint="default"/>
+        <w:sz w:val="20"/>
+      </w:rPr>
+    </w:lvl>
+    <w:lvl w:ilvl="6" w:tentative="1">
+      <w:start w:val="1"/>
+      <w:numFmt w:val="bullet"/>
+      <w:lvlText w:val=""/>
+      <w:lvlJc w:val="left"/>
+      <w:pPr>
+        <w:tabs>
+          <w:tab w:val="num" w:pos="5040"/>
+        </w:tabs>
+        <w:ind w:left="5040" w:hanging="360"/>
+      </w:pPr>
+      <w:rPr>
+        <w:rFonts w:ascii="Wingdings" w:hAnsi="Wingdings" w:hint="default"/>
+        <w:sz w:val="20"/>
+      </w:rPr>
+    </w:lvl>
+    <w:lvl w:ilvl="7" w:tentative="1">
+      <w:start w:val="1"/>
+      <w:numFmt w:val="bullet"/>
+      <w:lvlText w:val=""/>
+      <w:lvlJc w:val="left"/>
+      <w:pPr>
+        <w:tabs>
+          <w:tab w:val="num" w:pos="5760"/>
+        </w:tabs>
+        <w:ind w:left="5760" w:hanging="360"/>
+      </w:pPr>
+      <w:rPr>
+        <w:rFonts w:ascii="Wingdings" w:hAnsi="Wingdings" w:hint="default"/>
+        <w:sz w:val="20"/>
+      </w:rPr>
+    </w:lvl>
+    <w:lvl w:ilvl="8" w:tentative="1">
+      <w:start w:val="1"/>
+      <w:numFmt w:val="bullet"/>
+      <w:lvlText w:val=""/>
+      <w:lvlJc w:val="left"/>
+      <w:pPr>
+        <w:tabs>
+          <w:tab w:val="num" w:pos="6480"/>
+        </w:tabs>
+        <w:ind w:left="6480" w:hanging="360"/>
+      </w:pPr>
+      <w:rPr>
+        <w:rFonts w:ascii="Wingdings" w:hAnsi="Wingdings" w:hint="default"/>
+        <w:sz w:val="20"/>
+      </w:rPr>
+    </w:lvl>
+  </w:abstractNum>
+  <w:abstractNum w:abstractNumId="42" w15:restartNumberingAfterBreak="0">
     <w:nsid w:val="5710497D"/>
     <w:multiLevelType w:val="multilevel"/>
     <w:tmpl w:val="F668BE46"/>
@@ -7364,7 +8622,7 @@
       </w:rPr>
     </w:lvl>
   </w:abstractNum>
-  <w:abstractNum w:abstractNumId="34" w15:restartNumberingAfterBreak="0">
+  <w:abstractNum w:abstractNumId="43" w15:restartNumberingAfterBreak="0">
     <w:nsid w:val="585F0BAF"/>
     <w:multiLevelType w:val="multilevel"/>
     <w:tmpl w:val="BE52E004"/>
@@ -7513,7 +8771,7 @@
       </w:rPr>
     </w:lvl>
   </w:abstractNum>
-  <w:abstractNum w:abstractNumId="35" w15:restartNumberingAfterBreak="0">
+  <w:abstractNum w:abstractNumId="44" w15:restartNumberingAfterBreak="0">
     <w:nsid w:val="598E5695"/>
     <w:multiLevelType w:val="singleLevel"/>
     <w:tmpl w:val="04090001"/>
@@ -7530,7 +8788,7 @@
       </w:rPr>
     </w:lvl>
   </w:abstractNum>
-  <w:abstractNum w:abstractNumId="36" w15:restartNumberingAfterBreak="0">
+  <w:abstractNum w:abstractNumId="45" w15:restartNumberingAfterBreak="0">
     <w:nsid w:val="5A163462"/>
     <w:multiLevelType w:val="multilevel"/>
     <w:tmpl w:val="922E6C52"/>
@@ -7679,7 +8937,7 @@
       </w:rPr>
     </w:lvl>
   </w:abstractNum>
-  <w:abstractNum w:abstractNumId="37" w15:restartNumberingAfterBreak="0">
+  <w:abstractNum w:abstractNumId="46" w15:restartNumberingAfterBreak="0">
     <w:nsid w:val="5D38771D"/>
     <w:multiLevelType w:val="multilevel"/>
     <w:tmpl w:val="C5AAB2A4"/>
@@ -7828,7 +9086,156 @@
       </w:rPr>
     </w:lvl>
   </w:abstractNum>
-  <w:abstractNum w:abstractNumId="38" w15:restartNumberingAfterBreak="0">
+  <w:abstractNum w:abstractNumId="47" w15:restartNumberingAfterBreak="0">
+    <w:nsid w:val="5E8C59A8"/>
+    <w:multiLevelType w:val="multilevel"/>
+    <w:tmpl w:val="974E2FC6"/>
+    <w:lvl w:ilvl="0">
+      <w:start w:val="1"/>
+      <w:numFmt w:val="bullet"/>
+      <w:lvlText w:val=""/>
+      <w:lvlJc w:val="left"/>
+      <w:pPr>
+        <w:tabs>
+          <w:tab w:val="num" w:pos="720"/>
+        </w:tabs>
+        <w:ind w:left="720" w:hanging="360"/>
+      </w:pPr>
+      <w:rPr>
+        <w:rFonts w:ascii="Symbol" w:hAnsi="Symbol" w:hint="default"/>
+        <w:sz w:val="20"/>
+      </w:rPr>
+    </w:lvl>
+    <w:lvl w:ilvl="1" w:tentative="1">
+      <w:start w:val="1"/>
+      <w:numFmt w:val="bullet"/>
+      <w:lvlText w:val="o"/>
+      <w:lvlJc w:val="left"/>
+      <w:pPr>
+        <w:tabs>
+          <w:tab w:val="num" w:pos="1440"/>
+        </w:tabs>
+        <w:ind w:left="1440" w:hanging="360"/>
+      </w:pPr>
+      <w:rPr>
+        <w:rFonts w:ascii="Courier New" w:hAnsi="Courier New" w:hint="default"/>
+        <w:sz w:val="20"/>
+      </w:rPr>
+    </w:lvl>
+    <w:lvl w:ilvl="2" w:tentative="1">
+      <w:start w:val="1"/>
+      <w:numFmt w:val="bullet"/>
+      <w:lvlText w:val=""/>
+      <w:lvlJc w:val="left"/>
+      <w:pPr>
+        <w:tabs>
+          <w:tab w:val="num" w:pos="2160"/>
+        </w:tabs>
+        <w:ind w:left="2160" w:hanging="360"/>
+      </w:pPr>
+      <w:rPr>
+        <w:rFonts w:ascii="Wingdings" w:hAnsi="Wingdings" w:hint="default"/>
+        <w:sz w:val="20"/>
+      </w:rPr>
+    </w:lvl>
+    <w:lvl w:ilvl="3" w:tentative="1">
+      <w:start w:val="1"/>
+      <w:numFmt w:val="bullet"/>
+      <w:lvlText w:val=""/>
+      <w:lvlJc w:val="left"/>
+      <w:pPr>
+        <w:tabs>
+          <w:tab w:val="num" w:pos="2880"/>
+        </w:tabs>
+        <w:ind w:left="2880" w:hanging="360"/>
+      </w:pPr>
+      <w:rPr>
+        <w:rFonts w:ascii="Wingdings" w:hAnsi="Wingdings" w:hint="default"/>
+        <w:sz w:val="20"/>
+      </w:rPr>
+    </w:lvl>
+    <w:lvl w:ilvl="4" w:tentative="1">
+      <w:start w:val="1"/>
+      <w:numFmt w:val="bullet"/>
+      <w:lvlText w:val=""/>
+      <w:lvlJc w:val="left"/>
+      <w:pPr>
+        <w:tabs>
+          <w:tab w:val="num" w:pos="3600"/>
+        </w:tabs>
+        <w:ind w:left="3600" w:hanging="360"/>
+      </w:pPr>
+      <w:rPr>
+        <w:rFonts w:ascii="Wingdings" w:hAnsi="Wingdings" w:hint="default"/>
+        <w:sz w:val="20"/>
+      </w:rPr>
+    </w:lvl>
+    <w:lvl w:ilvl="5" w:tentative="1">
+      <w:start w:val="1"/>
+      <w:numFmt w:val="bullet"/>
+      <w:lvlText w:val=""/>
+      <w:lvlJc w:val="left"/>
+      <w:pPr>
+        <w:tabs>
+          <w:tab w:val="num" w:pos="4320"/>
+        </w:tabs>
+        <w:ind w:left="4320" w:hanging="360"/>
+      </w:pPr>
+      <w:rPr>
+        <w:rFonts w:ascii="Wingdings" w:hAnsi="Wingdings" w:hint="default"/>
+        <w:sz w:val="20"/>
+      </w:rPr>
+    </w:lvl>
+    <w:lvl w:ilvl="6" w:tentative="1">
+      <w:start w:val="1"/>
+      <w:numFmt w:val="bullet"/>
+      <w:lvlText w:val=""/>
+      <w:lvlJc w:val="left"/>
+      <w:pPr>
+        <w:tabs>
+          <w:tab w:val="num" w:pos="5040"/>
+        </w:tabs>
+        <w:ind w:left="5040" w:hanging="360"/>
+      </w:pPr>
+      <w:rPr>
+        <w:rFonts w:ascii="Wingdings" w:hAnsi="Wingdings" w:hint="default"/>
+        <w:sz w:val="20"/>
+      </w:rPr>
+    </w:lvl>
+    <w:lvl w:ilvl="7" w:tentative="1">
+      <w:start w:val="1"/>
+      <w:numFmt w:val="bullet"/>
+      <w:lvlText w:val=""/>
+      <w:lvlJc w:val="left"/>
+      <w:pPr>
+        <w:tabs>
+          <w:tab w:val="num" w:pos="5760"/>
+        </w:tabs>
+        <w:ind w:left="5760" w:hanging="360"/>
+      </w:pPr>
+      <w:rPr>
+        <w:rFonts w:ascii="Wingdings" w:hAnsi="Wingdings" w:hint="default"/>
+        <w:sz w:val="20"/>
+      </w:rPr>
+    </w:lvl>
+    <w:lvl w:ilvl="8" w:tentative="1">
+      <w:start w:val="1"/>
+      <w:numFmt w:val="bullet"/>
+      <w:lvlText w:val=""/>
+      <w:lvlJc w:val="left"/>
+      <w:pPr>
+        <w:tabs>
+          <w:tab w:val="num" w:pos="6480"/>
+        </w:tabs>
+        <w:ind w:left="6480" w:hanging="360"/>
+      </w:pPr>
+      <w:rPr>
+        <w:rFonts w:ascii="Wingdings" w:hAnsi="Wingdings" w:hint="default"/>
+        <w:sz w:val="20"/>
+      </w:rPr>
+    </w:lvl>
+  </w:abstractNum>
+  <w:abstractNum w:abstractNumId="48" w15:restartNumberingAfterBreak="0">
     <w:nsid w:val="67ED3567"/>
     <w:multiLevelType w:val="multilevel"/>
     <w:tmpl w:val="FB8E2B84"/>
@@ -7977,7 +9384,7 @@
       </w:rPr>
     </w:lvl>
   </w:abstractNum>
-  <w:abstractNum w:abstractNumId="39" w15:restartNumberingAfterBreak="0">
+  <w:abstractNum w:abstractNumId="49" w15:restartNumberingAfterBreak="0">
     <w:nsid w:val="68D74A34"/>
     <w:multiLevelType w:val="multilevel"/>
     <w:tmpl w:val="056C4FBE"/>
@@ -8126,7 +9533,156 @@
       </w:rPr>
     </w:lvl>
   </w:abstractNum>
-  <w:abstractNum w:abstractNumId="40" w15:restartNumberingAfterBreak="0">
+  <w:abstractNum w:abstractNumId="50" w15:restartNumberingAfterBreak="0">
+    <w:nsid w:val="6A353AB3"/>
+    <w:multiLevelType w:val="multilevel"/>
+    <w:tmpl w:val="60368EC8"/>
+    <w:lvl w:ilvl="0">
+      <w:start w:val="1"/>
+      <w:numFmt w:val="bullet"/>
+      <w:lvlText w:val=""/>
+      <w:lvlJc w:val="left"/>
+      <w:pPr>
+        <w:tabs>
+          <w:tab w:val="num" w:pos="720"/>
+        </w:tabs>
+        <w:ind w:left="720" w:hanging="360"/>
+      </w:pPr>
+      <w:rPr>
+        <w:rFonts w:ascii="Symbol" w:hAnsi="Symbol" w:hint="default"/>
+        <w:sz w:val="20"/>
+      </w:rPr>
+    </w:lvl>
+    <w:lvl w:ilvl="1" w:tentative="1">
+      <w:start w:val="1"/>
+      <w:numFmt w:val="bullet"/>
+      <w:lvlText w:val="o"/>
+      <w:lvlJc w:val="left"/>
+      <w:pPr>
+        <w:tabs>
+          <w:tab w:val="num" w:pos="1440"/>
+        </w:tabs>
+        <w:ind w:left="1440" w:hanging="360"/>
+      </w:pPr>
+      <w:rPr>
+        <w:rFonts w:ascii="Courier New" w:hAnsi="Courier New" w:hint="default"/>
+        <w:sz w:val="20"/>
+      </w:rPr>
+    </w:lvl>
+    <w:lvl w:ilvl="2" w:tentative="1">
+      <w:start w:val="1"/>
+      <w:numFmt w:val="bullet"/>
+      <w:lvlText w:val=""/>
+      <w:lvlJc w:val="left"/>
+      <w:pPr>
+        <w:tabs>
+          <w:tab w:val="num" w:pos="2160"/>
+        </w:tabs>
+        <w:ind w:left="2160" w:hanging="360"/>
+      </w:pPr>
+      <w:rPr>
+        <w:rFonts w:ascii="Wingdings" w:hAnsi="Wingdings" w:hint="default"/>
+        <w:sz w:val="20"/>
+      </w:rPr>
+    </w:lvl>
+    <w:lvl w:ilvl="3" w:tentative="1">
+      <w:start w:val="1"/>
+      <w:numFmt w:val="bullet"/>
+      <w:lvlText w:val=""/>
+      <w:lvlJc w:val="left"/>
+      <w:pPr>
+        <w:tabs>
+          <w:tab w:val="num" w:pos="2880"/>
+        </w:tabs>
+        <w:ind w:left="2880" w:hanging="360"/>
+      </w:pPr>
+      <w:rPr>
+        <w:rFonts w:ascii="Wingdings" w:hAnsi="Wingdings" w:hint="default"/>
+        <w:sz w:val="20"/>
+      </w:rPr>
+    </w:lvl>
+    <w:lvl w:ilvl="4" w:tentative="1">
+      <w:start w:val="1"/>
+      <w:numFmt w:val="bullet"/>
+      <w:lvlText w:val=""/>
+      <w:lvlJc w:val="left"/>
+      <w:pPr>
+        <w:tabs>
+          <w:tab w:val="num" w:pos="3600"/>
+        </w:tabs>
+        <w:ind w:left="3600" w:hanging="360"/>
+      </w:pPr>
+      <w:rPr>
+        <w:rFonts w:ascii="Wingdings" w:hAnsi="Wingdings" w:hint="default"/>
+        <w:sz w:val="20"/>
+      </w:rPr>
+    </w:lvl>
+    <w:lvl w:ilvl="5" w:tentative="1">
+      <w:start w:val="1"/>
+      <w:numFmt w:val="bullet"/>
+      <w:lvlText w:val=""/>
+      <w:lvlJc w:val="left"/>
+      <w:pPr>
+        <w:tabs>
+          <w:tab w:val="num" w:pos="4320"/>
+        </w:tabs>
+        <w:ind w:left="4320" w:hanging="360"/>
+      </w:pPr>
+      <w:rPr>
+        <w:rFonts w:ascii="Wingdings" w:hAnsi="Wingdings" w:hint="default"/>
+        <w:sz w:val="20"/>
+      </w:rPr>
+    </w:lvl>
+    <w:lvl w:ilvl="6" w:tentative="1">
+      <w:start w:val="1"/>
+      <w:numFmt w:val="bullet"/>
+      <w:lvlText w:val=""/>
+      <w:lvlJc w:val="left"/>
+      <w:pPr>
+        <w:tabs>
+          <w:tab w:val="num" w:pos="5040"/>
+        </w:tabs>
+        <w:ind w:left="5040" w:hanging="360"/>
+      </w:pPr>
+      <w:rPr>
+        <w:rFonts w:ascii="Wingdings" w:hAnsi="Wingdings" w:hint="default"/>
+        <w:sz w:val="20"/>
+      </w:rPr>
+    </w:lvl>
+    <w:lvl w:ilvl="7" w:tentative="1">
+      <w:start w:val="1"/>
+      <w:numFmt w:val="bullet"/>
+      <w:lvlText w:val=""/>
+      <w:lvlJc w:val="left"/>
+      <w:pPr>
+        <w:tabs>
+          <w:tab w:val="num" w:pos="5760"/>
+        </w:tabs>
+        <w:ind w:left="5760" w:hanging="360"/>
+      </w:pPr>
+      <w:rPr>
+        <w:rFonts w:ascii="Wingdings" w:hAnsi="Wingdings" w:hint="default"/>
+        <w:sz w:val="20"/>
+      </w:rPr>
+    </w:lvl>
+    <w:lvl w:ilvl="8" w:tentative="1">
+      <w:start w:val="1"/>
+      <w:numFmt w:val="bullet"/>
+      <w:lvlText w:val=""/>
+      <w:lvlJc w:val="left"/>
+      <w:pPr>
+        <w:tabs>
+          <w:tab w:val="num" w:pos="6480"/>
+        </w:tabs>
+        <w:ind w:left="6480" w:hanging="360"/>
+      </w:pPr>
+      <w:rPr>
+        <w:rFonts w:ascii="Wingdings" w:hAnsi="Wingdings" w:hint="default"/>
+        <w:sz w:val="20"/>
+      </w:rPr>
+    </w:lvl>
+  </w:abstractNum>
+  <w:abstractNum w:abstractNumId="51" w15:restartNumberingAfterBreak="0">
     <w:nsid w:val="6C0F4569"/>
     <w:multiLevelType w:val="singleLevel"/>
     <w:tmpl w:val="04090001"/>
@@ -8143,7 +9699,7 @@
       </w:rPr>
     </w:lvl>
   </w:abstractNum>
-  <w:abstractNum w:abstractNumId="41" w15:restartNumberingAfterBreak="0">
+  <w:abstractNum w:abstractNumId="52" w15:restartNumberingAfterBreak="0">
     <w:nsid w:val="6D312CD4"/>
     <w:multiLevelType w:val="singleLevel"/>
     <w:tmpl w:val="04090001"/>
@@ -8160,7 +9716,7 @@
       </w:rPr>
     </w:lvl>
   </w:abstractNum>
-  <w:abstractNum w:abstractNumId="42" w15:restartNumberingAfterBreak="0">
+  <w:abstractNum w:abstractNumId="53" w15:restartNumberingAfterBreak="0">
     <w:nsid w:val="6DC5620A"/>
     <w:multiLevelType w:val="multilevel"/>
     <w:tmpl w:val="D76CFFEA"/>
@@ -8309,7 +9865,7 @@
       </w:rPr>
     </w:lvl>
   </w:abstractNum>
-  <w:abstractNum w:abstractNumId="43" w15:restartNumberingAfterBreak="0">
+  <w:abstractNum w:abstractNumId="54" w15:restartNumberingAfterBreak="0">
     <w:nsid w:val="6EE811A1"/>
     <w:multiLevelType w:val="multilevel"/>
     <w:tmpl w:val="0E38CF12"/>
@@ -8458,7 +10014,7 @@
       </w:rPr>
     </w:lvl>
   </w:abstractNum>
-  <w:abstractNum w:abstractNumId="44" w15:restartNumberingAfterBreak="0">
+  <w:abstractNum w:abstractNumId="55" w15:restartNumberingAfterBreak="0">
     <w:nsid w:val="70385CFE"/>
     <w:multiLevelType w:val="multilevel"/>
     <w:tmpl w:val="A65A6A6E"/>
@@ -8607,7 +10163,7 @@
       </w:rPr>
     </w:lvl>
   </w:abstractNum>
-  <w:abstractNum w:abstractNumId="45" w15:restartNumberingAfterBreak="0">
+  <w:abstractNum w:abstractNumId="56" w15:restartNumberingAfterBreak="0">
     <w:nsid w:val="70FC4F06"/>
     <w:multiLevelType w:val="singleLevel"/>
     <w:tmpl w:val="04090001"/>
@@ -8624,7 +10180,7 @@
       </w:rPr>
     </w:lvl>
   </w:abstractNum>
-  <w:abstractNum w:abstractNumId="46" w15:restartNumberingAfterBreak="0">
+  <w:abstractNum w:abstractNumId="57" w15:restartNumberingAfterBreak="0">
     <w:nsid w:val="7197042A"/>
     <w:multiLevelType w:val="singleLevel"/>
     <w:tmpl w:val="04090001"/>
@@ -8641,7 +10197,7 @@
       </w:rPr>
     </w:lvl>
   </w:abstractNum>
-  <w:abstractNum w:abstractNumId="47" w15:restartNumberingAfterBreak="0">
+  <w:abstractNum w:abstractNumId="58" w15:restartNumberingAfterBreak="0">
     <w:nsid w:val="749B3599"/>
     <w:multiLevelType w:val="multilevel"/>
     <w:tmpl w:val="D494B9F4"/>
@@ -8790,7 +10346,156 @@
       </w:rPr>
     </w:lvl>
   </w:abstractNum>
-  <w:abstractNum w:abstractNumId="48" w15:restartNumberingAfterBreak="0">
+  <w:abstractNum w:abstractNumId="59" w15:restartNumberingAfterBreak="0">
+    <w:nsid w:val="75A04442"/>
+    <w:multiLevelType w:val="multilevel"/>
+    <w:tmpl w:val="D9F4008A"/>
+    <w:lvl w:ilvl="0">
+      <w:start w:val="1"/>
+      <w:numFmt w:val="bullet"/>
+      <w:lvlText w:val=""/>
+      <w:lvlJc w:val="left"/>
+      <w:pPr>
+        <w:tabs>
+          <w:tab w:val="num" w:pos="720"/>
+        </w:tabs>
+        <w:ind w:left="720" w:hanging="360"/>
+      </w:pPr>
+      <w:rPr>
+        <w:rFonts w:ascii="Symbol" w:hAnsi="Symbol" w:hint="default"/>
+        <w:sz w:val="20"/>
+      </w:rPr>
+    </w:lvl>
+    <w:lvl w:ilvl="1" w:tentative="1">
+      <w:start w:val="1"/>
+      <w:numFmt w:val="bullet"/>
+      <w:lvlText w:val="o"/>
+      <w:lvlJc w:val="left"/>
+      <w:pPr>
+        <w:tabs>
+          <w:tab w:val="num" w:pos="1440"/>
+        </w:tabs>
+        <w:ind w:left="1440" w:hanging="360"/>
+      </w:pPr>
+      <w:rPr>
+        <w:rFonts w:ascii="Courier New" w:hAnsi="Courier New" w:hint="default"/>
+        <w:sz w:val="20"/>
+      </w:rPr>
+    </w:lvl>
+    <w:lvl w:ilvl="2" w:tentative="1">
+      <w:start w:val="1"/>
+      <w:numFmt w:val="bullet"/>
+      <w:lvlText w:val=""/>
+      <w:lvlJc w:val="left"/>
+      <w:pPr>
+        <w:tabs>
+          <w:tab w:val="num" w:pos="2160"/>
+        </w:tabs>
+        <w:ind w:left="2160" w:hanging="360"/>
+      </w:pPr>
+      <w:rPr>
+        <w:rFonts w:ascii="Wingdings" w:hAnsi="Wingdings" w:hint="default"/>
+        <w:sz w:val="20"/>
+      </w:rPr>
+    </w:lvl>
+    <w:lvl w:ilvl="3" w:tentative="1">
+      <w:start w:val="1"/>
+      <w:numFmt w:val="bullet"/>
+      <w:lvlText w:val=""/>
+      <w:lvlJc w:val="left"/>
+      <w:pPr>
+        <w:tabs>
+          <w:tab w:val="num" w:pos="2880"/>
+        </w:tabs>
+        <w:ind w:left="2880" w:hanging="360"/>
+      </w:pPr>
+      <w:rPr>
+        <w:rFonts w:ascii="Wingdings" w:hAnsi="Wingdings" w:hint="default"/>
+        <w:sz w:val="20"/>
+      </w:rPr>
+    </w:lvl>
+    <w:lvl w:ilvl="4" w:tentative="1">
+      <w:start w:val="1"/>
+      <w:numFmt w:val="bullet"/>
+      <w:lvlText w:val=""/>
+      <w:lvlJc w:val="left"/>
+      <w:pPr>
+        <w:tabs>
+          <w:tab w:val="num" w:pos="3600"/>
+        </w:tabs>
+        <w:ind w:left="3600" w:hanging="360"/>
+      </w:pPr>
+      <w:rPr>
+        <w:rFonts w:ascii="Wingdings" w:hAnsi="Wingdings" w:hint="default"/>
+        <w:sz w:val="20"/>
+      </w:rPr>
+    </w:lvl>
+    <w:lvl w:ilvl="5" w:tentative="1">
+      <w:start w:val="1"/>
+      <w:numFmt w:val="bullet"/>
+      <w:lvlText w:val=""/>
+      <w:lvlJc w:val="left"/>
+      <w:pPr>
+        <w:tabs>
+          <w:tab w:val="num" w:pos="4320"/>
+        </w:tabs>
+        <w:ind w:left="4320" w:hanging="360"/>
+      </w:pPr>
+      <w:rPr>
+        <w:rFonts w:ascii="Wingdings" w:hAnsi="Wingdings" w:hint="default"/>
+        <w:sz w:val="20"/>
+      </w:rPr>
+    </w:lvl>
+    <w:lvl w:ilvl="6" w:tentative="1">
+      <w:start w:val="1"/>
+      <w:numFmt w:val="bullet"/>
+      <w:lvlText w:val=""/>
+      <w:lvlJc w:val="left"/>
+      <w:pPr>
+        <w:tabs>
+          <w:tab w:val="num" w:pos="5040"/>
+        </w:tabs>
+        <w:ind w:left="5040" w:hanging="360"/>
+      </w:pPr>
+      <w:rPr>
+        <w:rFonts w:ascii="Wingdings" w:hAnsi="Wingdings" w:hint="default"/>
+        <w:sz w:val="20"/>
+      </w:rPr>
+    </w:lvl>
+    <w:lvl w:ilvl="7" w:tentative="1">
+      <w:start w:val="1"/>
+      <w:numFmt w:val="bullet"/>
+      <w:lvlText w:val=""/>
+      <w:lvlJc w:val="left"/>
+      <w:pPr>
+        <w:tabs>
+          <w:tab w:val="num" w:pos="5760"/>
+        </w:tabs>
+        <w:ind w:left="5760" w:hanging="360"/>
+      </w:pPr>
+      <w:rPr>
+        <w:rFonts w:ascii="Wingdings" w:hAnsi="Wingdings" w:hint="default"/>
+        <w:sz w:val="20"/>
+      </w:rPr>
+    </w:lvl>
+    <w:lvl w:ilvl="8" w:tentative="1">
+      <w:start w:val="1"/>
+      <w:numFmt w:val="bullet"/>
+      <w:lvlText w:val=""/>
+      <w:lvlJc w:val="left"/>
+      <w:pPr>
+        <w:tabs>
+          <w:tab w:val="num" w:pos="6480"/>
+        </w:tabs>
+        <w:ind w:left="6480" w:hanging="360"/>
+      </w:pPr>
+      <w:rPr>
+        <w:rFonts w:ascii="Wingdings" w:hAnsi="Wingdings" w:hint="default"/>
+        <w:sz w:val="20"/>
+      </w:rPr>
+    </w:lvl>
+  </w:abstractNum>
+  <w:abstractNum w:abstractNumId="60" w15:restartNumberingAfterBreak="0">
     <w:nsid w:val="7628212B"/>
     <w:multiLevelType w:val="multilevel"/>
     <w:tmpl w:val="31C01DE0"/>
@@ -8939,7 +10644,7 @@
       </w:rPr>
     </w:lvl>
   </w:abstractNum>
-  <w:abstractNum w:abstractNumId="49" w15:restartNumberingAfterBreak="0">
+  <w:abstractNum w:abstractNumId="61" w15:restartNumberingAfterBreak="0">
     <w:nsid w:val="77071162"/>
     <w:multiLevelType w:val="multilevel"/>
     <w:tmpl w:val="102003D0"/>
@@ -9088,7 +10793,7 @@
       </w:rPr>
     </w:lvl>
   </w:abstractNum>
-  <w:abstractNum w:abstractNumId="50" w15:restartNumberingAfterBreak="0">
+  <w:abstractNum w:abstractNumId="62" w15:restartNumberingAfterBreak="0">
     <w:nsid w:val="79B7359E"/>
     <w:multiLevelType w:val="multilevel"/>
     <w:tmpl w:val="61C40D46"/>
@@ -9237,7 +10942,7 @@
       </w:rPr>
     </w:lvl>
   </w:abstractNum>
-  <w:abstractNum w:abstractNumId="51" w15:restartNumberingAfterBreak="0">
+  <w:abstractNum w:abstractNumId="63" w15:restartNumberingAfterBreak="0">
     <w:nsid w:val="7CE0710F"/>
     <w:multiLevelType w:val="singleLevel"/>
     <w:tmpl w:val="04090001"/>
@@ -9254,161 +10959,349 @@
       </w:rPr>
     </w:lvl>
   </w:abstractNum>
+  <w:abstractNum w:abstractNumId="64" w15:restartNumberingAfterBreak="0">
+    <w:nsid w:val="7EE97C50"/>
+    <w:multiLevelType w:val="multilevel"/>
+    <w:tmpl w:val="D0363918"/>
+    <w:lvl w:ilvl="0">
+      <w:start w:val="1"/>
+      <w:numFmt w:val="bullet"/>
+      <w:lvlText w:val=""/>
+      <w:lvlJc w:val="left"/>
+      <w:pPr>
+        <w:tabs>
+          <w:tab w:val="num" w:pos="720"/>
+        </w:tabs>
+        <w:ind w:left="720" w:hanging="360"/>
+      </w:pPr>
+      <w:rPr>
+        <w:rFonts w:ascii="Symbol" w:hAnsi="Symbol" w:hint="default"/>
+        <w:sz w:val="20"/>
+      </w:rPr>
+    </w:lvl>
+    <w:lvl w:ilvl="1" w:tentative="1">
+      <w:start w:val="1"/>
+      <w:numFmt w:val="bullet"/>
+      <w:lvlText w:val="o"/>
+      <w:lvlJc w:val="left"/>
+      <w:pPr>
+        <w:tabs>
+          <w:tab w:val="num" w:pos="1440"/>
+        </w:tabs>
+        <w:ind w:left="1440" w:hanging="360"/>
+      </w:pPr>
+      <w:rPr>
+        <w:rFonts w:ascii="Courier New" w:hAnsi="Courier New" w:hint="default"/>
+        <w:sz w:val="20"/>
+      </w:rPr>
+    </w:lvl>
+    <w:lvl w:ilvl="2" w:tentative="1">
+      <w:start w:val="1"/>
+      <w:numFmt w:val="bullet"/>
+      <w:lvlText w:val=""/>
+      <w:lvlJc w:val="left"/>
+      <w:pPr>
+        <w:tabs>
+          <w:tab w:val="num" w:pos="2160"/>
+        </w:tabs>
+        <w:ind w:left="2160" w:hanging="360"/>
+      </w:pPr>
+      <w:rPr>
+        <w:rFonts w:ascii="Wingdings" w:hAnsi="Wingdings" w:hint="default"/>
+        <w:sz w:val="20"/>
+      </w:rPr>
+    </w:lvl>
+    <w:lvl w:ilvl="3" w:tentative="1">
+      <w:start w:val="1"/>
+      <w:numFmt w:val="bullet"/>
+      <w:lvlText w:val=""/>
+      <w:lvlJc w:val="left"/>
+      <w:pPr>
+        <w:tabs>
+          <w:tab w:val="num" w:pos="2880"/>
+        </w:tabs>
+        <w:ind w:left="2880" w:hanging="360"/>
+      </w:pPr>
+      <w:rPr>
+        <w:rFonts w:ascii="Wingdings" w:hAnsi="Wingdings" w:hint="default"/>
+        <w:sz w:val="20"/>
+      </w:rPr>
+    </w:lvl>
+    <w:lvl w:ilvl="4" w:tentative="1">
+      <w:start w:val="1"/>
+      <w:numFmt w:val="bullet"/>
+      <w:lvlText w:val=""/>
+      <w:lvlJc w:val="left"/>
+      <w:pPr>
+        <w:tabs>
+          <w:tab w:val="num" w:pos="3600"/>
+        </w:tabs>
+        <w:ind w:left="3600" w:hanging="360"/>
+      </w:pPr>
+      <w:rPr>
+        <w:rFonts w:ascii="Wingdings" w:hAnsi="Wingdings" w:hint="default"/>
+        <w:sz w:val="20"/>
+      </w:rPr>
+    </w:lvl>
+    <w:lvl w:ilvl="5" w:tentative="1">
+      <w:start w:val="1"/>
+      <w:numFmt w:val="bullet"/>
+      <w:lvlText w:val=""/>
+      <w:lvlJc w:val="left"/>
+      <w:pPr>
+        <w:tabs>
+          <w:tab w:val="num" w:pos="4320"/>
+        </w:tabs>
+        <w:ind w:left="4320" w:hanging="360"/>
+      </w:pPr>
+      <w:rPr>
+        <w:rFonts w:ascii="Wingdings" w:hAnsi="Wingdings" w:hint="default"/>
+        <w:sz w:val="20"/>
+      </w:rPr>
+    </w:lvl>
+    <w:lvl w:ilvl="6" w:tentative="1">
+      <w:start w:val="1"/>
+      <w:numFmt w:val="bullet"/>
+      <w:lvlText w:val=""/>
+      <w:lvlJc w:val="left"/>
+      <w:pPr>
+        <w:tabs>
+          <w:tab w:val="num" w:pos="5040"/>
+        </w:tabs>
+        <w:ind w:left="5040" w:hanging="360"/>
+      </w:pPr>
+      <w:rPr>
+        <w:rFonts w:ascii="Wingdings" w:hAnsi="Wingdings" w:hint="default"/>
+        <w:sz w:val="20"/>
+      </w:rPr>
+    </w:lvl>
+    <w:lvl w:ilvl="7" w:tentative="1">
+      <w:start w:val="1"/>
+      <w:numFmt w:val="bullet"/>
+      <w:lvlText w:val=""/>
+      <w:lvlJc w:val="left"/>
+      <w:pPr>
+        <w:tabs>
+          <w:tab w:val="num" w:pos="5760"/>
+        </w:tabs>
+        <w:ind w:left="5760" w:hanging="360"/>
+      </w:pPr>
+      <w:rPr>
+        <w:rFonts w:ascii="Wingdings" w:hAnsi="Wingdings" w:hint="default"/>
+        <w:sz w:val="20"/>
+      </w:rPr>
+    </w:lvl>
+    <w:lvl w:ilvl="8" w:tentative="1">
+      <w:start w:val="1"/>
+      <w:numFmt w:val="bullet"/>
+      <w:lvlText w:val=""/>
+      <w:lvlJc w:val="left"/>
+      <w:pPr>
+        <w:tabs>
+          <w:tab w:val="num" w:pos="6480"/>
+        </w:tabs>
+        <w:ind w:left="6480" w:hanging="360"/>
+      </w:pPr>
+      <w:rPr>
+        <w:rFonts w:ascii="Wingdings" w:hAnsi="Wingdings" w:hint="default"/>
+        <w:sz w:val="20"/>
+      </w:rPr>
+    </w:lvl>
+  </w:abstractNum>
   <w:num w:numId="1" w16cid:durableId="2035110396">
-    <w:abstractNumId w:val="46"/>
+    <w:abstractNumId w:val="57"/>
   </w:num>
   <w:num w:numId="2" w16cid:durableId="1240360997">
-    <w:abstractNumId w:val="9"/>
+    <w:abstractNumId w:val="11"/>
   </w:num>
   <w:num w:numId="3" w16cid:durableId="717893649">
-    <w:abstractNumId w:val="18"/>
+    <w:abstractNumId w:val="24"/>
   </w:num>
   <w:num w:numId="4" w16cid:durableId="1889609219">
-    <w:abstractNumId w:val="40"/>
+    <w:abstractNumId w:val="51"/>
   </w:num>
   <w:num w:numId="5" w16cid:durableId="98843193">
-    <w:abstractNumId w:val="30"/>
+    <w:abstractNumId w:val="37"/>
   </w:num>
   <w:num w:numId="6" w16cid:durableId="558438030">
-    <w:abstractNumId w:val="41"/>
+    <w:abstractNumId w:val="52"/>
   </w:num>
   <w:num w:numId="7" w16cid:durableId="1152529406">
-    <w:abstractNumId w:val="24"/>
+    <w:abstractNumId w:val="31"/>
   </w:num>
   <w:num w:numId="8" w16cid:durableId="912667575">
-    <w:abstractNumId w:val="12"/>
+    <w:abstractNumId w:val="16"/>
   </w:num>
   <w:num w:numId="9" w16cid:durableId="178547952">
-    <w:abstractNumId w:val="51"/>
+    <w:abstractNumId w:val="63"/>
   </w:num>
   <w:num w:numId="10" w16cid:durableId="749230178">
     <w:abstractNumId w:val="1"/>
   </w:num>
   <w:num w:numId="11" w16cid:durableId="742800532">
-    <w:abstractNumId w:val="25"/>
+    <w:abstractNumId w:val="32"/>
   </w:num>
   <w:num w:numId="12" w16cid:durableId="2130077274">
-    <w:abstractNumId w:val="35"/>
+    <w:abstractNumId w:val="44"/>
   </w:num>
   <w:num w:numId="13" w16cid:durableId="747994442">
-    <w:abstractNumId w:val="32"/>
+    <w:abstractNumId w:val="39"/>
   </w:num>
   <w:num w:numId="14" w16cid:durableId="548616005">
-    <w:abstractNumId w:val="26"/>
+    <w:abstractNumId w:val="33"/>
   </w:num>
   <w:num w:numId="15" w16cid:durableId="1716614367">
-    <w:abstractNumId w:val="6"/>
+    <w:abstractNumId w:val="7"/>
   </w:num>
   <w:num w:numId="16" w16cid:durableId="1103646238">
-    <w:abstractNumId w:val="44"/>
+    <w:abstractNumId w:val="55"/>
   </w:num>
   <w:num w:numId="17" w16cid:durableId="8677840">
     <w:abstractNumId w:val="4"/>
   </w:num>
   <w:num w:numId="18" w16cid:durableId="1995523161">
-    <w:abstractNumId w:val="7"/>
+    <w:abstractNumId w:val="9"/>
   </w:num>
   <w:num w:numId="19" w16cid:durableId="1839535106">
-    <w:abstractNumId w:val="21"/>
+    <w:abstractNumId w:val="27"/>
   </w:num>
   <w:num w:numId="20" w16cid:durableId="425535763">
-    <w:abstractNumId w:val="22"/>
+    <w:abstractNumId w:val="29"/>
   </w:num>
   <w:num w:numId="21" w16cid:durableId="517088279">
     <w:abstractNumId w:val="0"/>
   </w:num>
   <w:num w:numId="22" w16cid:durableId="84770660">
+    <w:abstractNumId w:val="30"/>
+  </w:num>
+  <w:num w:numId="23" w16cid:durableId="1665695137">
+    <w:abstractNumId w:val="48"/>
+  </w:num>
+  <w:num w:numId="24" w16cid:durableId="2118524094">
+    <w:abstractNumId w:val="45"/>
+  </w:num>
+  <w:num w:numId="25" w16cid:durableId="269093966">
+    <w:abstractNumId w:val="42"/>
+  </w:num>
+  <w:num w:numId="26" w16cid:durableId="1960717125">
+    <w:abstractNumId w:val="25"/>
+  </w:num>
+  <w:num w:numId="27" w16cid:durableId="613640108">
     <w:abstractNumId w:val="23"/>
   </w:num>
-  <w:num w:numId="23" w16cid:durableId="1665695137">
-    <w:abstractNumId w:val="38"/>
-  </w:num>
-  <w:num w:numId="24" w16cid:durableId="2118524094">
-    <w:abstractNumId w:val="36"/>
-  </w:num>
-  <w:num w:numId="25" w16cid:durableId="269093966">
-    <w:abstractNumId w:val="33"/>
-  </w:num>
-  <w:num w:numId="26" w16cid:durableId="1960717125">
-    <w:abstractNumId w:val="19"/>
-  </w:num>
-  <w:num w:numId="27" w16cid:durableId="613640108">
-    <w:abstractNumId w:val="17"/>
-  </w:num>
   <w:num w:numId="28" w16cid:durableId="560991776">
-    <w:abstractNumId w:val="16"/>
+    <w:abstractNumId w:val="22"/>
   </w:num>
   <w:num w:numId="29" w16cid:durableId="1215895471">
     <w:abstractNumId w:val="3"/>
   </w:num>
   <w:num w:numId="30" w16cid:durableId="1506553762">
-    <w:abstractNumId w:val="34"/>
+    <w:abstractNumId w:val="43"/>
   </w:num>
   <w:num w:numId="31" w16cid:durableId="1658264473">
-    <w:abstractNumId w:val="11"/>
+    <w:abstractNumId w:val="15"/>
   </w:num>
   <w:num w:numId="32" w16cid:durableId="963265642">
     <w:abstractNumId w:val="2"/>
   </w:num>
   <w:num w:numId="33" w16cid:durableId="923492506">
-    <w:abstractNumId w:val="29"/>
+    <w:abstractNumId w:val="36"/>
   </w:num>
   <w:num w:numId="34" w16cid:durableId="1394429008">
-    <w:abstractNumId w:val="20"/>
+    <w:abstractNumId w:val="26"/>
   </w:num>
   <w:num w:numId="35" w16cid:durableId="1688673701">
-    <w:abstractNumId w:val="37"/>
+    <w:abstractNumId w:val="46"/>
   </w:num>
   <w:num w:numId="36" w16cid:durableId="1026950910">
-    <w:abstractNumId w:val="39"/>
+    <w:abstractNumId w:val="49"/>
   </w:num>
   <w:num w:numId="37" w16cid:durableId="876162050">
-    <w:abstractNumId w:val="42"/>
+    <w:abstractNumId w:val="53"/>
   </w:num>
   <w:num w:numId="38" w16cid:durableId="1546143434">
-    <w:abstractNumId w:val="49"/>
+    <w:abstractNumId w:val="61"/>
   </w:num>
   <w:num w:numId="39" w16cid:durableId="894465119">
-    <w:abstractNumId w:val="47"/>
+    <w:abstractNumId w:val="58"/>
   </w:num>
   <w:num w:numId="40" w16cid:durableId="1650406717">
+    <w:abstractNumId w:val="14"/>
+  </w:num>
+  <w:num w:numId="41" w16cid:durableId="2050304296">
     <w:abstractNumId w:val="10"/>
   </w:num>
-  <w:num w:numId="41" w16cid:durableId="2050304296">
-    <w:abstractNumId w:val="8"/>
-  </w:num>
   <w:num w:numId="42" w16cid:durableId="928461759">
-    <w:abstractNumId w:val="45"/>
+    <w:abstractNumId w:val="56"/>
   </w:num>
   <w:num w:numId="43" w16cid:durableId="605425332">
-    <w:abstractNumId w:val="14"/>
+    <w:abstractNumId w:val="19"/>
   </w:num>
   <w:num w:numId="44" w16cid:durableId="2127196458">
-    <w:abstractNumId w:val="15"/>
+    <w:abstractNumId w:val="20"/>
   </w:num>
   <w:num w:numId="45" w16cid:durableId="1977104756">
     <w:abstractNumId w:val="5"/>
   </w:num>
   <w:num w:numId="46" w16cid:durableId="2062827463">
-    <w:abstractNumId w:val="27"/>
+    <w:abstractNumId w:val="34"/>
   </w:num>
   <w:num w:numId="47" w16cid:durableId="1466123023">
+    <w:abstractNumId w:val="62"/>
+  </w:num>
+  <w:num w:numId="48" w16cid:durableId="1963459368">
+    <w:abstractNumId w:val="35"/>
+  </w:num>
+  <w:num w:numId="49" w16cid:durableId="1380276515">
+    <w:abstractNumId w:val="54"/>
+  </w:num>
+  <w:num w:numId="50" w16cid:durableId="1058942235">
+    <w:abstractNumId w:val="38"/>
+  </w:num>
+  <w:num w:numId="51" w16cid:durableId="1927687500">
+    <w:abstractNumId w:val="18"/>
+  </w:num>
+  <w:num w:numId="52" w16cid:durableId="756442850">
+    <w:abstractNumId w:val="60"/>
+  </w:num>
+  <w:num w:numId="53" w16cid:durableId="1829243268">
+    <w:abstractNumId w:val="17"/>
+  </w:num>
+  <w:num w:numId="54" w16cid:durableId="2135907918">
+    <w:abstractNumId w:val="6"/>
+  </w:num>
+  <w:num w:numId="55" w16cid:durableId="1352335516">
+    <w:abstractNumId w:val="64"/>
+  </w:num>
+  <w:num w:numId="56" w16cid:durableId="1773476257">
+    <w:abstractNumId w:val="12"/>
+  </w:num>
+  <w:num w:numId="57" w16cid:durableId="58678199">
+    <w:abstractNumId w:val="8"/>
+  </w:num>
+  <w:num w:numId="58" w16cid:durableId="1553074063">
+    <w:abstractNumId w:val="28"/>
+  </w:num>
+  <w:num w:numId="59" w16cid:durableId="500197974">
+    <w:abstractNumId w:val="41"/>
+  </w:num>
+  <w:num w:numId="60" w16cid:durableId="110445087">
+    <w:abstractNumId w:val="47"/>
+  </w:num>
+  <w:num w:numId="61" w16cid:durableId="2095778470">
     <w:abstractNumId w:val="50"/>
   </w:num>
-  <w:num w:numId="48" w16cid:durableId="1963459368">
-    <w:abstractNumId w:val="28"/>
-  </w:num>
-  <w:num w:numId="49" w16cid:durableId="1380276515">
-    <w:abstractNumId w:val="43"/>
-  </w:num>
-  <w:num w:numId="50" w16cid:durableId="1058942235">
-    <w:abstractNumId w:val="31"/>
-  </w:num>
-  <w:num w:numId="51" w16cid:durableId="1927687500">
+  <w:num w:numId="62" w16cid:durableId="1069689062">
     <w:abstractNumId w:val="13"/>
   </w:num>
-  <w:num w:numId="52" w16cid:durableId="756442850">
-    <w:abstractNumId w:val="48"/>
+  <w:num w:numId="63" w16cid:durableId="2046364275">
+    <w:abstractNumId w:val="59"/>
+  </w:num>
+  <w:num w:numId="64" w16cid:durableId="1794251226">
+    <w:abstractNumId w:val="40"/>
+  </w:num>
+  <w:num w:numId="65" w16cid:durableId="37945764">
+    <w:abstractNumId w:val="21"/>
   </w:num>
 </w:numbering>
 </file>
@@ -10022,6 +11915,11 @@
       <w14:ligatures w14:val="none"/>
     </w:rPr>
   </w:style>
+  <w:style w:type="character" w:customStyle="1" w:styleId="code">
+    <w:name w:val="code"/>
+    <w:basedOn w:val="DefaultParagraphFont"/>
+    <w:rsid w:val="000E6392"/>
+  </w:style>
 </w:styles>
 </file>
 
